--- a/Internship_Report.docx
+++ b/Internship_Report.docx
@@ -104,25 +104,7 @@
           <w:sz w:val="28"/>
           <w:szCs w:val="28"/>
         </w:rPr>
-        <w:t xml:space="preserve">Clinical Genomics Analysis of a </w:t>
-      </w:r>
-      <w:proofErr w:type="spellStart"/>
-      <w:r>
-        <w:rPr>
-          <w:color w:val="000000"/>
-          <w:sz w:val="28"/>
-          <w:szCs w:val="28"/>
-        </w:rPr>
-        <w:t>Pediatric</w:t>
-      </w:r>
-      <w:proofErr w:type="spellEnd"/>
-      <w:r>
-        <w:rPr>
-          <w:color w:val="000000"/>
-          <w:sz w:val="28"/>
-          <w:szCs w:val="28"/>
-        </w:rPr>
-        <w:t xml:space="preserve"> Whole Exome Sequencing (WES)</w:t>
+        <w:t>Clinical Genomics Analysis of a Pediatric Whole Exome Sequencing (WES)</w:t>
       </w:r>
     </w:p>
     <w:p>
@@ -321,95 +303,59 @@
           <w:sz w:val="28"/>
           <w:szCs w:val="28"/>
         </w:rPr>
-        <w:t xml:space="preserve">A report submitted in partial </w:t>
-      </w:r>
-      <w:proofErr w:type="spellStart"/>
+        <w:t>A report submitted in partial fulfillment of the requirements for the</w:t>
+      </w:r>
+    </w:p>
+    <w:p>
+      <w:pPr>
+        <w:spacing w:after="380"/>
+        <w:jc w:val="center"/>
+        <w:rPr>
+          <w:sz w:val="28"/>
+          <w:szCs w:val="28"/>
+        </w:rPr>
+      </w:pPr>
       <w:r>
         <w:rPr>
           <w:color w:val="000000"/>
           <w:sz w:val="28"/>
           <w:szCs w:val="28"/>
         </w:rPr>
-        <w:t>fulfillment</w:t>
-      </w:r>
-      <w:proofErr w:type="spellEnd"/>
-      <w:r>
-        <w:rPr>
+        <w:t>completion of the Genomics + NGS Internship Program at Biotechtrek.</w:t>
+      </w:r>
+    </w:p>
+    <w:p>
+      <w:pPr>
+        <w:jc w:val="center"/>
+        <w:rPr>
+          <w:b/>
+          <w:bCs/>
           <w:color w:val="000000"/>
           <w:sz w:val="28"/>
           <w:szCs w:val="28"/>
         </w:rPr>
-        <w:t xml:space="preserve"> of the requirements for the</w:t>
-      </w:r>
-    </w:p>
-    <w:p>
-      <w:pPr>
-        <w:spacing w:after="380"/>
-        <w:jc w:val="center"/>
-        <w:rPr>
-          <w:sz w:val="28"/>
-          <w:szCs w:val="28"/>
-        </w:rPr>
-      </w:pPr>
-      <w:r>
-        <w:rPr>
+      </w:pPr>
+      <w:r>
+        <w:rPr>
+          <w:b/>
+          <w:bCs/>
           <w:color w:val="000000"/>
           <w:sz w:val="28"/>
           <w:szCs w:val="28"/>
         </w:rPr>
-        <w:t xml:space="preserve">completion of the Genomics + NGS Internship Program at </w:t>
-      </w:r>
-      <w:proofErr w:type="spellStart"/>
-      <w:r>
-        <w:rPr>
+        <w:t>Submission Date: 27/06/2026</w:t>
+      </w:r>
+    </w:p>
+    <w:p>
+      <w:pPr>
+        <w:jc w:val="center"/>
+        <w:rPr>
+          <w:b/>
+          <w:bCs/>
           <w:color w:val="000000"/>
           <w:sz w:val="28"/>
           <w:szCs w:val="28"/>
         </w:rPr>
-        <w:t>Biotechtrek</w:t>
-      </w:r>
-      <w:proofErr w:type="spellEnd"/>
-      <w:r>
-        <w:rPr>
-          <w:color w:val="000000"/>
-          <w:sz w:val="28"/>
-          <w:szCs w:val="28"/>
-        </w:rPr>
-        <w:t>.</w:t>
-      </w:r>
-    </w:p>
-    <w:p>
-      <w:pPr>
-        <w:jc w:val="center"/>
-        <w:rPr>
-          <w:b/>
-          <w:bCs/>
-          <w:color w:val="000000"/>
-          <w:sz w:val="28"/>
-          <w:szCs w:val="28"/>
-        </w:rPr>
-      </w:pPr>
-      <w:r>
-        <w:rPr>
-          <w:b/>
-          <w:bCs/>
-          <w:color w:val="000000"/>
-          <w:sz w:val="28"/>
-          <w:szCs w:val="28"/>
-        </w:rPr>
-        <w:t>Submission Date: 27/06/2026</w:t>
-      </w:r>
-    </w:p>
-    <w:p>
-      <w:pPr>
-        <w:jc w:val="center"/>
-        <w:rPr>
-          <w:b/>
-          <w:bCs/>
-          <w:color w:val="000000"/>
-          <w:sz w:val="28"/>
-          <w:szCs w:val="28"/>
-        </w:rPr>
       </w:pPr>
     </w:p>
     <w:p>
@@ -425,13 +371,14 @@
       </w:pPr>
     </w:p>
     <w:p>
+      <w:r>
+        <w:br w:type="page"/>
+      </w:r>
+    </w:p>
+    <w:p>
       <w:pPr>
         <w:pStyle w:val="Heading1"/>
-      </w:pPr>
-    </w:p>
-    <w:p>
-      <w:pPr>
-        <w:pStyle w:val="Heading1"/>
+        <w:jc w:val="center"/>
         <w:rPr>
           <w:sz w:val="44"/>
           <w:szCs w:val="44"/>
@@ -439,6 +386,1087 @@
       </w:pPr>
       <w:r>
         <w:rPr>
+          <w:sz w:val="44"/>
+          <w:szCs w:val="44"/>
+        </w:rPr>
+        <w:t>Table of Contents</w:t>
+      </w:r>
+    </w:p>
+    <w:p/>
+    <w:tbl>
+      <w:tblPr>
+        <w:tblW w:w="9000" w:type="dxa"/>
+        <w:tblBorders>
+          <w:top w:val="single" w:sz="4" w:space="0" w:color="8EA9DB"/>
+          <w:left w:val="single" w:sz="4" w:space="0" w:color="8EA9DB"/>
+          <w:bottom w:val="single" w:sz="4" w:space="0" w:color="8EA9DB"/>
+          <w:right w:val="single" w:sz="4" w:space="0" w:color="8EA9DB"/>
+          <w:insideH w:val="single" w:sz="4" w:space="0" w:color="8EA9DB"/>
+          <w:insideV w:val="single" w:sz="4" w:space="0" w:color="8EA9DB"/>
+        </w:tblBorders>
+        <w:tblCellMar>
+          <w:top w:w="80" w:type="dxa"/>
+          <w:left w:w="160" w:type="dxa"/>
+          <w:bottom w:w="80" w:type="dxa"/>
+          <w:right w:w="160" w:type="dxa"/>
+        </w:tblCellMar>
+        <w:tblLook w:val="04A0" w:firstRow="1" w:lastRow="0" w:firstColumn="1" w:lastColumn="0" w:noHBand="0" w:noVBand="1"/>
+      </w:tblPr>
+      <w:tblGrid>
+        <w:gridCol w:w="7200"/>
+        <w:gridCol w:w="1800"/>
+      </w:tblGrid>
+      <w:tr>
+        <w:trPr>
+          <w:tblHeader/>
+        </w:trPr>
+        <w:tc>
+          <w:tcPr>
+            <w:tcW w:w="7200" w:type="dxa"/>
+            <w:shd w:val="clear" w:color="auto" w:fill="1F3864"/>
+            <w:vAlign w:val="center"/>
+          </w:tcPr>
+          <w:p>
+            <w:r>
+              <w:rPr>
+                <w:b/>
+                <w:color w:val="FFFFFF"/>
+                <w:sz w:val="24"/>
+                <w:szCs w:val="24"/>
+              </w:rPr>
+              <w:t>Section</w:t>
+            </w:r>
+          </w:p>
+        </w:tc>
+        <w:tc>
+          <w:tcPr>
+            <w:tcW w:w="1800" w:type="dxa"/>
+            <w:shd w:val="clear" w:color="auto" w:fill="1F3864"/>
+            <w:vAlign w:val="center"/>
+          </w:tcPr>
+          <w:p>
+            <w:pPr>
+              <w:jc w:val="center"/>
+            </w:pPr>
+            <w:r>
+              <w:rPr>
+                <w:b/>
+                <w:color w:val="FFFFFF"/>
+                <w:sz w:val="24"/>
+                <w:szCs w:val="24"/>
+              </w:rPr>
+              <w:t>Page No.</w:t>
+            </w:r>
+          </w:p>
+        </w:tc>
+      </w:tr>
+      <w:tr>
+        <w:tc>
+          <w:tcPr>
+            <w:tcW w:w="7200" w:type="dxa"/>
+            <w:shd w:val="clear" w:color="auto" w:fill="DCE6F1"/>
+            <w:vAlign w:val="center"/>
+          </w:tcPr>
+          <w:p>
+            <w:pPr>
+              <w:rPr>
+                <w:b/>
+                <w:sz w:val="24"/>
+                <w:szCs w:val="24"/>
+              </w:rPr>
+            </w:pPr>
+            <w:r>
+              <w:rPr>
+                <w:b/>
+                <w:sz w:val="24"/>
+                <w:szCs w:val="24"/>
+              </w:rPr>
+              <w:t>Acknowledgement</w:t>
+            </w:r>
+          </w:p>
+        </w:tc>
+        <w:tc>
+          <w:tcPr>
+            <w:tcW w:w="1800" w:type="dxa"/>
+            <w:shd w:val="clear" w:color="auto" w:fill="DCE6F1"/>
+            <w:vAlign w:val="center"/>
+          </w:tcPr>
+          <w:p>
+            <w:pPr>
+              <w:jc w:val="center"/>
+              <w:rPr>
+                <w:b/>
+                <w:sz w:val="24"/>
+                <w:szCs w:val="24"/>
+              </w:rPr>
+            </w:pPr>
+            <w:r>
+              <w:rPr>
+                <w:b/>
+                <w:sz w:val="24"/>
+                <w:szCs w:val="24"/>
+              </w:rPr>
+              <w:t>3</w:t>
+            </w:r>
+          </w:p>
+        </w:tc>
+      </w:tr>
+      <w:tr>
+        <w:tc>
+          <w:tcPr>
+            <w:tcW w:w="7200" w:type="dxa"/>
+            <w:shd w:val="clear" w:color="auto" w:fill="DCE6F1"/>
+            <w:vAlign w:val="center"/>
+          </w:tcPr>
+          <w:p>
+            <w:pPr>
+              <w:rPr>
+                <w:b/>
+                <w:sz w:val="24"/>
+                <w:szCs w:val="24"/>
+              </w:rPr>
+            </w:pPr>
+            <w:r>
+              <w:rPr>
+                <w:b/>
+                <w:sz w:val="24"/>
+                <w:szCs w:val="24"/>
+              </w:rPr>
+              <w:t>1. Introduction</w:t>
+            </w:r>
+          </w:p>
+        </w:tc>
+        <w:tc>
+          <w:tcPr>
+            <w:tcW w:w="1800" w:type="dxa"/>
+            <w:shd w:val="clear" w:color="auto" w:fill="DCE6F1"/>
+            <w:vAlign w:val="center"/>
+          </w:tcPr>
+          <w:p>
+            <w:pPr>
+              <w:jc w:val="center"/>
+              <w:rPr>
+                <w:b/>
+                <w:sz w:val="24"/>
+                <w:szCs w:val="24"/>
+              </w:rPr>
+            </w:pPr>
+            <w:r>
+              <w:rPr>
+                <w:b/>
+                <w:sz w:val="24"/>
+                <w:szCs w:val="24"/>
+              </w:rPr>
+              <w:t>5</w:t>
+            </w:r>
+          </w:p>
+        </w:tc>
+      </w:tr>
+      <w:tr>
+        <w:tc>
+          <w:tcPr>
+            <w:tcW w:w="7200" w:type="dxa"/>
+            <w:shd w:val="clear" w:color="auto" w:fill="DCE6F1"/>
+            <w:vAlign w:val="center"/>
+          </w:tcPr>
+          <w:p>
+            <w:pPr>
+              <w:rPr>
+                <w:b/>
+                <w:sz w:val="24"/>
+                <w:szCs w:val="24"/>
+              </w:rPr>
+            </w:pPr>
+            <w:r>
+              <w:rPr>
+                <w:b/>
+                <w:sz w:val="24"/>
+                <w:szCs w:val="24"/>
+              </w:rPr>
+              <w:t>2. Learning Objectives</w:t>
+            </w:r>
+          </w:p>
+        </w:tc>
+        <w:tc>
+          <w:tcPr>
+            <w:tcW w:w="1800" w:type="dxa"/>
+            <w:shd w:val="clear" w:color="auto" w:fill="DCE6F1"/>
+            <w:vAlign w:val="center"/>
+          </w:tcPr>
+          <w:p>
+            <w:pPr>
+              <w:jc w:val="center"/>
+              <w:rPr>
+                <w:b/>
+                <w:sz w:val="24"/>
+                <w:szCs w:val="24"/>
+              </w:rPr>
+            </w:pPr>
+            <w:r>
+              <w:rPr>
+                <w:b/>
+                <w:sz w:val="24"/>
+                <w:szCs w:val="24"/>
+              </w:rPr>
+              <w:t>9</w:t>
+            </w:r>
+          </w:p>
+        </w:tc>
+      </w:tr>
+      <w:tr>
+        <w:tc>
+          <w:tcPr>
+            <w:tcW w:w="7200" w:type="dxa"/>
+            <w:shd w:val="clear" w:color="auto" w:fill="DCE6F1"/>
+            <w:vAlign w:val="center"/>
+          </w:tcPr>
+          <w:p>
+            <w:pPr>
+              <w:rPr>
+                <w:b/>
+                <w:sz w:val="24"/>
+                <w:szCs w:val="24"/>
+              </w:rPr>
+            </w:pPr>
+            <w:r>
+              <w:rPr>
+                <w:b/>
+                <w:sz w:val="24"/>
+                <w:szCs w:val="24"/>
+              </w:rPr>
+              <w:t>3. Tools and Software Used</w:t>
+            </w:r>
+          </w:p>
+        </w:tc>
+        <w:tc>
+          <w:tcPr>
+            <w:tcW w:w="1800" w:type="dxa"/>
+            <w:shd w:val="clear" w:color="auto" w:fill="DCE6F1"/>
+            <w:vAlign w:val="center"/>
+          </w:tcPr>
+          <w:p>
+            <w:pPr>
+              <w:jc w:val="center"/>
+              <w:rPr>
+                <w:b/>
+                <w:sz w:val="24"/>
+                <w:szCs w:val="24"/>
+              </w:rPr>
+            </w:pPr>
+            <w:r>
+              <w:rPr>
+                <w:b/>
+                <w:sz w:val="24"/>
+                <w:szCs w:val="24"/>
+              </w:rPr>
+              <w:t>10</w:t>
+            </w:r>
+          </w:p>
+        </w:tc>
+      </w:tr>
+      <w:tr>
+        <w:tc>
+          <w:tcPr>
+            <w:tcW w:w="7200" w:type="dxa"/>
+            <w:shd w:val="clear" w:color="auto" w:fill="DCE6F1"/>
+            <w:vAlign w:val="center"/>
+          </w:tcPr>
+          <w:p>
+            <w:pPr>
+              <w:rPr>
+                <w:b/>
+                <w:sz w:val="24"/>
+                <w:szCs w:val="24"/>
+              </w:rPr>
+            </w:pPr>
+            <w:r>
+              <w:rPr>
+                <w:b/>
+                <w:sz w:val="24"/>
+                <w:szCs w:val="24"/>
+              </w:rPr>
+              <w:t>4. Methodology / Workflow</w:t>
+            </w:r>
+          </w:p>
+        </w:tc>
+        <w:tc>
+          <w:tcPr>
+            <w:tcW w:w="1800" w:type="dxa"/>
+            <w:shd w:val="clear" w:color="auto" w:fill="DCE6F1"/>
+            <w:vAlign w:val="center"/>
+          </w:tcPr>
+          <w:p>
+            <w:pPr>
+              <w:jc w:val="center"/>
+              <w:rPr>
+                <w:b/>
+                <w:sz w:val="24"/>
+                <w:szCs w:val="24"/>
+              </w:rPr>
+            </w:pPr>
+            <w:r>
+              <w:rPr>
+                <w:b/>
+                <w:sz w:val="24"/>
+                <w:szCs w:val="24"/>
+              </w:rPr>
+              <w:t>11</w:t>
+            </w:r>
+          </w:p>
+        </w:tc>
+      </w:tr>
+      <w:tr>
+        <w:tc>
+          <w:tcPr>
+            <w:tcW w:w="7200" w:type="dxa"/>
+            <w:shd w:val="clear" w:color="auto" w:fill="DCE6F1"/>
+            <w:vAlign w:val="center"/>
+          </w:tcPr>
+          <w:p>
+            <w:pPr>
+              <w:rPr>
+                <w:b/>
+                <w:sz w:val="24"/>
+                <w:szCs w:val="24"/>
+              </w:rPr>
+            </w:pPr>
+            <w:r>
+              <w:rPr>
+                <w:b/>
+                <w:sz w:val="24"/>
+                <w:szCs w:val="24"/>
+              </w:rPr>
+              <w:t>5. Project Work</w:t>
+            </w:r>
+          </w:p>
+        </w:tc>
+        <w:tc>
+          <w:tcPr>
+            <w:tcW w:w="1800" w:type="dxa"/>
+            <w:shd w:val="clear" w:color="auto" w:fill="DCE6F1"/>
+            <w:vAlign w:val="center"/>
+          </w:tcPr>
+          <w:p>
+            <w:pPr>
+              <w:jc w:val="center"/>
+              <w:rPr>
+                <w:b/>
+                <w:sz w:val="24"/>
+                <w:szCs w:val="24"/>
+              </w:rPr>
+            </w:pPr>
+            <w:r>
+              <w:rPr>
+                <w:b/>
+                <w:sz w:val="24"/>
+                <w:szCs w:val="24"/>
+              </w:rPr>
+              <w:t>16</w:t>
+            </w:r>
+          </w:p>
+        </w:tc>
+      </w:tr>
+      <w:tr>
+        <w:tc>
+          <w:tcPr>
+            <w:tcW w:w="7200" w:type="dxa"/>
+            <w:vAlign w:val="center"/>
+          </w:tcPr>
+          <w:p>
+            <w:pPr>
+              <w:ind w:left="360"/>
+              <w:rPr>
+                <w:sz w:val="22"/>
+                <w:szCs w:val="22"/>
+              </w:rPr>
+            </w:pPr>
+            <w:r>
+              <w:rPr>
+                <w:sz w:val="22"/>
+                <w:szCs w:val="22"/>
+              </w:rPr>
+              <w:t>5.1 Project Title</w:t>
+            </w:r>
+          </w:p>
+        </w:tc>
+        <w:tc>
+          <w:tcPr>
+            <w:tcW w:w="1800" w:type="dxa"/>
+            <w:vAlign w:val="center"/>
+          </w:tcPr>
+          <w:p>
+            <w:pPr>
+              <w:jc w:val="center"/>
+              <w:rPr>
+                <w:sz w:val="22"/>
+                <w:szCs w:val="22"/>
+              </w:rPr>
+            </w:pPr>
+            <w:r>
+              <w:rPr>
+                <w:sz w:val="22"/>
+                <w:szCs w:val="22"/>
+              </w:rPr>
+              <w:t>17</w:t>
+            </w:r>
+          </w:p>
+        </w:tc>
+      </w:tr>
+      <w:tr>
+        <w:tc>
+          <w:tcPr>
+            <w:tcW w:w="7200" w:type="dxa"/>
+            <w:vAlign w:val="center"/>
+          </w:tcPr>
+          <w:p>
+            <w:pPr>
+              <w:ind w:left="360"/>
+              <w:rPr>
+                <w:sz w:val="22"/>
+                <w:szCs w:val="22"/>
+              </w:rPr>
+            </w:pPr>
+            <w:r>
+              <w:rPr>
+                <w:sz w:val="22"/>
+                <w:szCs w:val="22"/>
+              </w:rPr>
+              <w:t>5.2 Project Objective</w:t>
+            </w:r>
+          </w:p>
+        </w:tc>
+        <w:tc>
+          <w:tcPr>
+            <w:tcW w:w="1800" w:type="dxa"/>
+            <w:vAlign w:val="center"/>
+          </w:tcPr>
+          <w:p>
+            <w:pPr>
+              <w:jc w:val="center"/>
+              <w:rPr>
+                <w:sz w:val="22"/>
+                <w:szCs w:val="22"/>
+              </w:rPr>
+            </w:pPr>
+            <w:r>
+              <w:rPr>
+                <w:sz w:val="22"/>
+                <w:szCs w:val="22"/>
+              </w:rPr>
+              <w:t>17</w:t>
+            </w:r>
+          </w:p>
+        </w:tc>
+      </w:tr>
+      <w:tr>
+        <w:tc>
+          <w:tcPr>
+            <w:tcW w:w="7200" w:type="dxa"/>
+            <w:vAlign w:val="center"/>
+          </w:tcPr>
+          <w:p>
+            <w:pPr>
+              <w:ind w:left="360"/>
+              <w:rPr>
+                <w:sz w:val="22"/>
+                <w:szCs w:val="22"/>
+              </w:rPr>
+            </w:pPr>
+            <w:r>
+              <w:rPr>
+                <w:sz w:val="22"/>
+                <w:szCs w:val="22"/>
+              </w:rPr>
+              <w:t>5.3 Dataset Description</w:t>
+            </w:r>
+          </w:p>
+        </w:tc>
+        <w:tc>
+          <w:tcPr>
+            <w:tcW w:w="1800" w:type="dxa"/>
+            <w:vAlign w:val="center"/>
+          </w:tcPr>
+          <w:p>
+            <w:pPr>
+              <w:jc w:val="center"/>
+              <w:rPr>
+                <w:sz w:val="22"/>
+                <w:szCs w:val="22"/>
+              </w:rPr>
+            </w:pPr>
+            <w:r>
+              <w:rPr>
+                <w:sz w:val="22"/>
+                <w:szCs w:val="22"/>
+              </w:rPr>
+              <w:t>19</w:t>
+            </w:r>
+          </w:p>
+        </w:tc>
+      </w:tr>
+      <w:tr>
+        <w:tc>
+          <w:tcPr>
+            <w:tcW w:w="7200" w:type="dxa"/>
+            <w:vAlign w:val="center"/>
+          </w:tcPr>
+          <w:p>
+            <w:pPr>
+              <w:ind w:left="360"/>
+              <w:rPr>
+                <w:sz w:val="22"/>
+                <w:szCs w:val="22"/>
+              </w:rPr>
+            </w:pPr>
+            <w:r>
+              <w:rPr>
+                <w:sz w:val="22"/>
+                <w:szCs w:val="22"/>
+              </w:rPr>
+              <w:t>5.4 Workflow Followed</w:t>
+            </w:r>
+          </w:p>
+        </w:tc>
+        <w:tc>
+          <w:tcPr>
+            <w:tcW w:w="1800" w:type="dxa"/>
+            <w:vAlign w:val="center"/>
+          </w:tcPr>
+          <w:p>
+            <w:pPr>
+              <w:jc w:val="center"/>
+              <w:rPr>
+                <w:sz w:val="22"/>
+                <w:szCs w:val="22"/>
+              </w:rPr>
+            </w:pPr>
+            <w:r>
+              <w:rPr>
+                <w:sz w:val="22"/>
+                <w:szCs w:val="22"/>
+              </w:rPr>
+              <w:t>20</w:t>
+            </w:r>
+          </w:p>
+        </w:tc>
+      </w:tr>
+      <w:tr>
+        <w:tc>
+          <w:tcPr>
+            <w:tcW w:w="7200" w:type="dxa"/>
+            <w:shd w:val="clear" w:color="auto" w:fill="DCE6F1"/>
+            <w:vAlign w:val="center"/>
+          </w:tcPr>
+          <w:p>
+            <w:pPr>
+              <w:rPr>
+                <w:b/>
+                <w:sz w:val="24"/>
+                <w:szCs w:val="24"/>
+              </w:rPr>
+            </w:pPr>
+            <w:r>
+              <w:rPr>
+                <w:b/>
+                <w:sz w:val="24"/>
+                <w:szCs w:val="24"/>
+              </w:rPr>
+              <w:t>6. Results and Discussion</w:t>
+            </w:r>
+          </w:p>
+        </w:tc>
+        <w:tc>
+          <w:tcPr>
+            <w:tcW w:w="1800" w:type="dxa"/>
+            <w:shd w:val="clear" w:color="auto" w:fill="DCE6F1"/>
+            <w:vAlign w:val="center"/>
+          </w:tcPr>
+          <w:p>
+            <w:pPr>
+              <w:jc w:val="center"/>
+              <w:rPr>
+                <w:b/>
+                <w:sz w:val="24"/>
+                <w:szCs w:val="24"/>
+              </w:rPr>
+            </w:pPr>
+            <w:r>
+              <w:rPr>
+                <w:b/>
+                <w:sz w:val="24"/>
+                <w:szCs w:val="24"/>
+              </w:rPr>
+              <w:t>23</w:t>
+            </w:r>
+          </w:p>
+        </w:tc>
+      </w:tr>
+      <w:tr>
+        <w:tc>
+          <w:tcPr>
+            <w:tcW w:w="7200" w:type="dxa"/>
+            <w:vAlign w:val="center"/>
+          </w:tcPr>
+          <w:p>
+            <w:pPr>
+              <w:ind w:left="360"/>
+              <w:rPr>
+                <w:sz w:val="22"/>
+                <w:szCs w:val="22"/>
+              </w:rPr>
+            </w:pPr>
+            <w:r>
+              <w:rPr>
+                <w:sz w:val="22"/>
+                <w:szCs w:val="22"/>
+              </w:rPr>
+              <w:t>6.1 Quality Control Results</w:t>
+            </w:r>
+          </w:p>
+        </w:tc>
+        <w:tc>
+          <w:tcPr>
+            <w:tcW w:w="1800" w:type="dxa"/>
+            <w:vAlign w:val="center"/>
+          </w:tcPr>
+          <w:p>
+            <w:pPr>
+              <w:jc w:val="center"/>
+              <w:rPr>
+                <w:sz w:val="22"/>
+                <w:szCs w:val="22"/>
+              </w:rPr>
+            </w:pPr>
+            <w:r>
+              <w:rPr>
+                <w:sz w:val="22"/>
+                <w:szCs w:val="22"/>
+              </w:rPr>
+              <w:t>24</w:t>
+            </w:r>
+          </w:p>
+        </w:tc>
+      </w:tr>
+      <w:tr>
+        <w:tc>
+          <w:tcPr>
+            <w:tcW w:w="7200" w:type="dxa"/>
+            <w:vAlign w:val="center"/>
+          </w:tcPr>
+          <w:p>
+            <w:pPr>
+              <w:ind w:left="360"/>
+              <w:rPr>
+                <w:sz w:val="22"/>
+                <w:szCs w:val="22"/>
+              </w:rPr>
+            </w:pPr>
+            <w:r>
+              <w:rPr>
+                <w:sz w:val="22"/>
+                <w:szCs w:val="22"/>
+              </w:rPr>
+              <w:t>6.2 Alignment Results</w:t>
+            </w:r>
+          </w:p>
+        </w:tc>
+        <w:tc>
+          <w:tcPr>
+            <w:tcW w:w="1800" w:type="dxa"/>
+            <w:vAlign w:val="center"/>
+          </w:tcPr>
+          <w:p>
+            <w:pPr>
+              <w:jc w:val="center"/>
+              <w:rPr>
+                <w:sz w:val="22"/>
+                <w:szCs w:val="22"/>
+              </w:rPr>
+            </w:pPr>
+            <w:r>
+              <w:rPr>
+                <w:sz w:val="22"/>
+                <w:szCs w:val="22"/>
+              </w:rPr>
+              <w:t>27</w:t>
+            </w:r>
+          </w:p>
+        </w:tc>
+      </w:tr>
+      <w:tr>
+        <w:tc>
+          <w:tcPr>
+            <w:tcW w:w="7200" w:type="dxa"/>
+            <w:vAlign w:val="center"/>
+          </w:tcPr>
+          <w:p>
+            <w:pPr>
+              <w:ind w:left="360"/>
+              <w:rPr>
+                <w:sz w:val="22"/>
+                <w:szCs w:val="22"/>
+              </w:rPr>
+            </w:pPr>
+            <w:r>
+              <w:rPr>
+                <w:sz w:val="22"/>
+                <w:szCs w:val="22"/>
+              </w:rPr>
+              <w:t>6.3 Variant Analysis Results</w:t>
+            </w:r>
+          </w:p>
+        </w:tc>
+        <w:tc>
+          <w:tcPr>
+            <w:tcW w:w="1800" w:type="dxa"/>
+            <w:vAlign w:val="center"/>
+          </w:tcPr>
+          <w:p>
+            <w:pPr>
+              <w:jc w:val="center"/>
+              <w:rPr>
+                <w:sz w:val="22"/>
+                <w:szCs w:val="22"/>
+              </w:rPr>
+            </w:pPr>
+            <w:r>
+              <w:rPr>
+                <w:sz w:val="22"/>
+                <w:szCs w:val="22"/>
+              </w:rPr>
+              <w:t>31</w:t>
+            </w:r>
+          </w:p>
+        </w:tc>
+      </w:tr>
+      <w:tr>
+        <w:tc>
+          <w:tcPr>
+            <w:tcW w:w="7200" w:type="dxa"/>
+            <w:shd w:val="clear" w:color="auto" w:fill="DCE6F1"/>
+            <w:vAlign w:val="center"/>
+          </w:tcPr>
+          <w:p>
+            <w:pPr>
+              <w:rPr>
+                <w:b/>
+                <w:sz w:val="24"/>
+                <w:szCs w:val="24"/>
+              </w:rPr>
+            </w:pPr>
+            <w:r>
+              <w:rPr>
+                <w:b/>
+                <w:sz w:val="24"/>
+                <w:szCs w:val="24"/>
+              </w:rPr>
+              <w:t>7. Biological Interpretation</w:t>
+            </w:r>
+          </w:p>
+        </w:tc>
+        <w:tc>
+          <w:tcPr>
+            <w:tcW w:w="1800" w:type="dxa"/>
+            <w:shd w:val="clear" w:color="auto" w:fill="DCE6F1"/>
+            <w:vAlign w:val="center"/>
+          </w:tcPr>
+          <w:p>
+            <w:pPr>
+              <w:jc w:val="center"/>
+              <w:rPr>
+                <w:b/>
+                <w:sz w:val="24"/>
+                <w:szCs w:val="24"/>
+              </w:rPr>
+            </w:pPr>
+            <w:r>
+              <w:rPr>
+                <w:b/>
+                <w:sz w:val="24"/>
+                <w:szCs w:val="24"/>
+              </w:rPr>
+              <w:t>37</w:t>
+            </w:r>
+          </w:p>
+        </w:tc>
+      </w:tr>
+      <w:tr>
+        <w:tc>
+          <w:tcPr>
+            <w:tcW w:w="7200" w:type="dxa"/>
+            <w:shd w:val="clear" w:color="auto" w:fill="DCE6F1"/>
+            <w:vAlign w:val="center"/>
+          </w:tcPr>
+          <w:p>
+            <w:pPr>
+              <w:rPr>
+                <w:b/>
+                <w:sz w:val="24"/>
+                <w:szCs w:val="24"/>
+              </w:rPr>
+            </w:pPr>
+            <w:r>
+              <w:rPr>
+                <w:b/>
+                <w:sz w:val="24"/>
+                <w:szCs w:val="24"/>
+              </w:rPr>
+              <w:t>8. Skills Gained</w:t>
+            </w:r>
+          </w:p>
+        </w:tc>
+        <w:tc>
+          <w:tcPr>
+            <w:tcW w:w="1800" w:type="dxa"/>
+            <w:shd w:val="clear" w:color="auto" w:fill="DCE6F1"/>
+            <w:vAlign w:val="center"/>
+          </w:tcPr>
+          <w:p>
+            <w:pPr>
+              <w:jc w:val="center"/>
+              <w:rPr>
+                <w:b/>
+                <w:sz w:val="24"/>
+                <w:szCs w:val="24"/>
+              </w:rPr>
+            </w:pPr>
+            <w:r>
+              <w:rPr>
+                <w:b/>
+                <w:sz w:val="24"/>
+                <w:szCs w:val="24"/>
+              </w:rPr>
+              <w:t>43</w:t>
+            </w:r>
+          </w:p>
+        </w:tc>
+      </w:tr>
+      <w:tr>
+        <w:tc>
+          <w:tcPr>
+            <w:tcW w:w="7200" w:type="dxa"/>
+            <w:shd w:val="clear" w:color="auto" w:fill="DCE6F1"/>
+            <w:vAlign w:val="center"/>
+          </w:tcPr>
+          <w:p>
+            <w:pPr>
+              <w:rPr>
+                <w:b/>
+                <w:sz w:val="24"/>
+                <w:szCs w:val="24"/>
+              </w:rPr>
+            </w:pPr>
+            <w:r>
+              <w:rPr>
+                <w:b/>
+                <w:sz w:val="24"/>
+                <w:szCs w:val="24"/>
+              </w:rPr>
+              <w:t>9. Challenges Faced and Solutions</w:t>
+            </w:r>
+          </w:p>
+        </w:tc>
+        <w:tc>
+          <w:tcPr>
+            <w:tcW w:w="1800" w:type="dxa"/>
+            <w:shd w:val="clear" w:color="auto" w:fill="DCE6F1"/>
+            <w:vAlign w:val="center"/>
+          </w:tcPr>
+          <w:p>
+            <w:pPr>
+              <w:jc w:val="center"/>
+              <w:rPr>
+                <w:b/>
+                <w:sz w:val="24"/>
+                <w:szCs w:val="24"/>
+              </w:rPr>
+            </w:pPr>
+            <w:r>
+              <w:rPr>
+                <w:b/>
+                <w:sz w:val="24"/>
+                <w:szCs w:val="24"/>
+              </w:rPr>
+              <w:t>44</w:t>
+            </w:r>
+          </w:p>
+        </w:tc>
+      </w:tr>
+      <w:tr>
+        <w:tc>
+          <w:tcPr>
+            <w:tcW w:w="7200" w:type="dxa"/>
+            <w:shd w:val="clear" w:color="auto" w:fill="DCE6F1"/>
+            <w:vAlign w:val="center"/>
+          </w:tcPr>
+          <w:p>
+            <w:pPr>
+              <w:rPr>
+                <w:b/>
+                <w:sz w:val="24"/>
+                <w:szCs w:val="24"/>
+              </w:rPr>
+            </w:pPr>
+            <w:r>
+              <w:rPr>
+                <w:b/>
+                <w:sz w:val="24"/>
+                <w:szCs w:val="24"/>
+              </w:rPr>
+              <w:t>10. Conclusion</w:t>
+            </w:r>
+          </w:p>
+        </w:tc>
+        <w:tc>
+          <w:tcPr>
+            <w:tcW w:w="1800" w:type="dxa"/>
+            <w:shd w:val="clear" w:color="auto" w:fill="DCE6F1"/>
+            <w:vAlign w:val="center"/>
+          </w:tcPr>
+          <w:p>
+            <w:pPr>
+              <w:jc w:val="center"/>
+              <w:rPr>
+                <w:b/>
+                <w:sz w:val="24"/>
+                <w:szCs w:val="24"/>
+              </w:rPr>
+            </w:pPr>
+            <w:r>
+              <w:rPr>
+                <w:b/>
+                <w:sz w:val="24"/>
+                <w:szCs w:val="24"/>
+              </w:rPr>
+              <w:t>44</w:t>
+            </w:r>
+          </w:p>
+        </w:tc>
+      </w:tr>
+      <w:tr>
+        <w:tc>
+          <w:tcPr>
+            <w:tcW w:w="7200" w:type="dxa"/>
+            <w:shd w:val="clear" w:color="auto" w:fill="DCE6F1"/>
+            <w:vAlign w:val="center"/>
+          </w:tcPr>
+          <w:p>
+            <w:pPr>
+              <w:rPr>
+                <w:b/>
+                <w:sz w:val="24"/>
+                <w:szCs w:val="24"/>
+              </w:rPr>
+            </w:pPr>
+            <w:r>
+              <w:rPr>
+                <w:b/>
+                <w:sz w:val="24"/>
+                <w:szCs w:val="24"/>
+              </w:rPr>
+              <w:t>11. References</w:t>
+            </w:r>
+          </w:p>
+        </w:tc>
+        <w:tc>
+          <w:tcPr>
+            <w:tcW w:w="1800" w:type="dxa"/>
+            <w:shd w:val="clear" w:color="auto" w:fill="DCE6F1"/>
+            <w:vAlign w:val="center"/>
+          </w:tcPr>
+          <w:p>
+            <w:pPr>
+              <w:jc w:val="center"/>
+              <w:rPr>
+                <w:b/>
+                <w:sz w:val="24"/>
+                <w:szCs w:val="24"/>
+              </w:rPr>
+            </w:pPr>
+            <w:r>
+              <w:rPr>
+                <w:b/>
+                <w:sz w:val="24"/>
+                <w:szCs w:val="24"/>
+              </w:rPr>
+              <w:t>46</w:t>
+            </w:r>
+          </w:p>
+        </w:tc>
+      </w:tr>
+      <w:tr>
+        <w:tc>
+          <w:tcPr>
+            <w:tcW w:w="7200" w:type="dxa"/>
+            <w:shd w:val="clear" w:color="auto" w:fill="DCE6F1"/>
+            <w:vAlign w:val="center"/>
+          </w:tcPr>
+          <w:p>
+            <w:pPr>
+              <w:rPr>
+                <w:b/>
+                <w:sz w:val="24"/>
+                <w:szCs w:val="24"/>
+              </w:rPr>
+            </w:pPr>
+            <w:r>
+              <w:rPr>
+                <w:b/>
+                <w:sz w:val="24"/>
+                <w:szCs w:val="24"/>
+              </w:rPr>
+              <w:t>12. Appendix</w:t>
+            </w:r>
+          </w:p>
+        </w:tc>
+        <w:tc>
+          <w:tcPr>
+            <w:tcW w:w="1800" w:type="dxa"/>
+            <w:shd w:val="clear" w:color="auto" w:fill="DCE6F1"/>
+            <w:vAlign w:val="center"/>
+          </w:tcPr>
+          <w:p>
+            <w:pPr>
+              <w:jc w:val="center"/>
+              <w:rPr>
+                <w:b/>
+                <w:sz w:val="24"/>
+                <w:szCs w:val="24"/>
+              </w:rPr>
+            </w:pPr>
+            <w:r>
+              <w:rPr>
+                <w:b/>
+                <w:sz w:val="24"/>
+                <w:szCs w:val="24"/>
+              </w:rPr>
+              <w:t>47</w:t>
+            </w:r>
+          </w:p>
+        </w:tc>
+      </w:tr>
+    </w:tbl>
+    <w:p/>
+    <w:p>
+      <w:r>
+        <w:br w:type="page"/>
+      </w:r>
+    </w:p>
+    <w:p>
+      <w:pPr>
+        <w:pStyle w:val="Heading1"/>
+      </w:pPr>
+    </w:p>
+    <w:p>
+      <w:pPr>
+        <w:pStyle w:val="Heading1"/>
+        <w:rPr>
+          <w:sz w:val="44"/>
+          <w:szCs w:val="44"/>
+        </w:rPr>
+      </w:pPr>
+      <w:r>
+        <w:rPr>
           <w:sz w:val="48"/>
           <w:szCs w:val="48"/>
         </w:rPr>
@@ -601,103 +1629,7 @@
           <w:szCs w:val="32"/>
           <w:u w:val="single"/>
         </w:rPr>
-        <w:t xml:space="preserve">Linux, FastQC, BWA-MEM, </w:t>
-      </w:r>
-      <w:proofErr w:type="spellStart"/>
-      <w:r>
-        <w:rPr>
-          <w:b/>
-          <w:bCs/>
-          <w:color w:val="000000"/>
-          <w:sz w:val="32"/>
-          <w:szCs w:val="32"/>
-          <w:u w:val="single"/>
-        </w:rPr>
-        <w:t>SAMtools</w:t>
-      </w:r>
-      <w:proofErr w:type="spellEnd"/>
-      <w:r>
-        <w:rPr>
-          <w:b/>
-          <w:bCs/>
-          <w:color w:val="000000"/>
-          <w:sz w:val="32"/>
-          <w:szCs w:val="32"/>
-          <w:u w:val="single"/>
-        </w:rPr>
-        <w:t xml:space="preserve">, </w:t>
-      </w:r>
-      <w:proofErr w:type="spellStart"/>
-      <w:r>
-        <w:rPr>
-          <w:b/>
-          <w:bCs/>
-          <w:color w:val="000000"/>
-          <w:sz w:val="32"/>
-          <w:szCs w:val="32"/>
-          <w:u w:val="single"/>
-        </w:rPr>
-        <w:t>BCFtools</w:t>
-      </w:r>
-      <w:proofErr w:type="spellEnd"/>
-      <w:r>
-        <w:rPr>
-          <w:b/>
-          <w:bCs/>
-          <w:color w:val="000000"/>
-          <w:sz w:val="32"/>
-          <w:szCs w:val="32"/>
-          <w:u w:val="single"/>
-        </w:rPr>
-        <w:t xml:space="preserve">, ANNOVAR, </w:t>
-      </w:r>
-      <w:proofErr w:type="spellStart"/>
-      <w:r>
-        <w:rPr>
-          <w:b/>
-          <w:bCs/>
-          <w:color w:val="000000"/>
-          <w:sz w:val="32"/>
-          <w:szCs w:val="32"/>
-          <w:u w:val="single"/>
-        </w:rPr>
-        <w:t>ClinVar</w:t>
-      </w:r>
-      <w:proofErr w:type="spellEnd"/>
-      <w:r>
-        <w:rPr>
-          <w:b/>
-          <w:bCs/>
-          <w:color w:val="000000"/>
-          <w:sz w:val="32"/>
-          <w:szCs w:val="32"/>
-          <w:u w:val="single"/>
-        </w:rPr>
-        <w:t xml:space="preserve">, </w:t>
-      </w:r>
-      <w:proofErr w:type="spellStart"/>
-      <w:r>
-        <w:rPr>
-          <w:b/>
-          <w:bCs/>
-          <w:color w:val="000000"/>
-          <w:sz w:val="32"/>
-          <w:szCs w:val="32"/>
-          <w:u w:val="single"/>
-        </w:rPr>
-        <w:t>gnomAD</w:t>
-      </w:r>
-      <w:proofErr w:type="spellEnd"/>
-      <w:r>
-        <w:rPr>
-          <w:b/>
-          <w:bCs/>
-          <w:color w:val="000000"/>
-          <w:sz w:val="32"/>
-          <w:szCs w:val="32"/>
-          <w:u w:val="single"/>
-        </w:rPr>
-        <w:t>, OMIM, HPO, and IGV.</w:t>
+        <w:t>Linux, FastQC, BWA-MEM, SAMtools, BCFtools, ANNOVAR, ClinVar, gnomAD, OMIM, HPO, and IGV.</w:t>
       </w:r>
     </w:p>
     <w:p>
@@ -934,25 +1866,7 @@
           <w:szCs w:val="44"/>
         </w:rPr>
         <w:lastRenderedPageBreak/>
-        <w:t>1.</w:t>
-      </w:r>
-      <w:r>
-        <w:rPr>
-          <w:b/>
-          <w:bCs/>
-          <w:sz w:val="44"/>
-          <w:szCs w:val="44"/>
-        </w:rPr>
-        <w:t>Introduction</w:t>
-      </w:r>
-      <w:r>
-        <w:rPr>
-          <w:b/>
-          <w:bCs/>
-          <w:sz w:val="44"/>
-          <w:szCs w:val="44"/>
-        </w:rPr>
-        <w:t xml:space="preserve"> </w:t>
+        <w:t xml:space="preserve">1.Introduction </w:t>
       </w:r>
     </w:p>
     <w:p>
@@ -1943,14 +2857,7 @@
           <w:sz w:val="32"/>
           <w:szCs w:val="32"/>
         </w:rPr>
-        <w:t>Whole Genome and Whole Exome</w:t>
-      </w:r>
-      <w:r>
-        <w:rPr>
-          <w:sz w:val="32"/>
-          <w:szCs w:val="32"/>
-        </w:rPr>
-        <w:t xml:space="preserve"> Sequencing</w:t>
+        <w:t>Whole Genome and Whole Exome Sequencing</w:t>
       </w:r>
     </w:p>
     <w:p>
@@ -1969,23 +2876,7 @@
           <w:sz w:val="32"/>
           <w:szCs w:val="32"/>
         </w:rPr>
-        <w:t>RNA Sequencing (RNA-</w:t>
-      </w:r>
-      <w:proofErr w:type="spellStart"/>
-      <w:r>
-        <w:rPr>
-          <w:sz w:val="32"/>
-          <w:szCs w:val="32"/>
-        </w:rPr>
-        <w:t>Seq</w:t>
-      </w:r>
-      <w:proofErr w:type="spellEnd"/>
-      <w:r>
-        <w:rPr>
-          <w:sz w:val="32"/>
-          <w:szCs w:val="32"/>
-        </w:rPr>
-        <w:t>)</w:t>
+        <w:t>RNA Sequencing (RNA-Seq)</w:t>
       </w:r>
     </w:p>
     <w:p>
@@ -2028,23 +2919,7 @@
           <w:sz w:val="32"/>
           <w:szCs w:val="32"/>
         </w:rPr>
-        <w:t xml:space="preserve">NGS has transformed clinical genomics by enabling rapid identification of disease-associated genetic variants. It supports accurate diagnosis, personalized treatment, and improved understanding of inherited disorders. In this internship, NGS-based Whole Exome Sequencing (WES) data were </w:t>
-      </w:r>
-      <w:proofErr w:type="spellStart"/>
-      <w:r>
-        <w:rPr>
-          <w:sz w:val="32"/>
-          <w:szCs w:val="32"/>
-        </w:rPr>
-        <w:t>analyzed</w:t>
-      </w:r>
-      <w:proofErr w:type="spellEnd"/>
-      <w:r>
-        <w:rPr>
-          <w:sz w:val="32"/>
-          <w:szCs w:val="32"/>
-        </w:rPr>
-        <w:t xml:space="preserve"> using a complete bioinformatics pipeline for variant identification, annotation, and clinical interpretation.</w:t>
+        <w:t>NGS has transformed clinical genomics by enabling rapid identification of disease-associated genetic variants. It supports accurate diagnosis, personalized treatment, and improved understanding of inherited disorders. In this internship, NGS-based Whole Exome Sequencing (WES) data were analyzed using a complete bioinformatics pipeline for variant identification, annotation, and clinical interpretation.</w:t>
       </w:r>
     </w:p>
     <w:p>
@@ -2079,16 +2954,7 @@
           <w:szCs w:val="40"/>
         </w:rPr>
         <w:lastRenderedPageBreak/>
-        <w:t>2. Learning Objectives</w:t>
-      </w:r>
-      <w:r>
-        <w:rPr>
-          <w:b/>
-          <w:bCs/>
-          <w:sz w:val="40"/>
-          <w:szCs w:val="40"/>
-        </w:rPr>
-        <w:t xml:space="preserve"> </w:t>
+        <w:t xml:space="preserve">2. Learning Objectives </w:t>
       </w:r>
     </w:p>
     <w:p>
@@ -2172,23 +3038,7 @@
           <w:sz w:val="32"/>
           <w:szCs w:val="32"/>
         </w:rPr>
-        <w:t xml:space="preserve">To perform quality assessment and preprocessing of raw sequencing data using FastQC and </w:t>
-      </w:r>
-      <w:proofErr w:type="spellStart"/>
-      <w:r>
-        <w:rPr>
-          <w:sz w:val="32"/>
-          <w:szCs w:val="32"/>
-        </w:rPr>
-        <w:t>fastp</w:t>
-      </w:r>
-      <w:proofErr w:type="spellEnd"/>
-      <w:r>
-        <w:rPr>
-          <w:sz w:val="32"/>
-          <w:szCs w:val="32"/>
-        </w:rPr>
-        <w:t>.</w:t>
+        <w:t>To perform quality assessment and preprocessing of raw sequencing data using FastQC and fastp.</w:t>
       </w:r>
     </w:p>
     <w:p>
@@ -2207,23 +3057,7 @@
           <w:sz w:val="32"/>
           <w:szCs w:val="32"/>
         </w:rPr>
-        <w:t xml:space="preserve">To learn sequence alignment and post-alignment processing using BWA-MEM and </w:t>
-      </w:r>
-      <w:proofErr w:type="spellStart"/>
-      <w:r>
-        <w:rPr>
-          <w:sz w:val="32"/>
-          <w:szCs w:val="32"/>
-        </w:rPr>
-        <w:t>SAMtools</w:t>
-      </w:r>
-      <w:proofErr w:type="spellEnd"/>
-      <w:r>
-        <w:rPr>
-          <w:sz w:val="32"/>
-          <w:szCs w:val="32"/>
-        </w:rPr>
-        <w:t>.</w:t>
+        <w:t>To learn sequence alignment and post-alignment processing using BWA-MEM and SAMtools.</w:t>
       </w:r>
     </w:p>
     <w:p>
@@ -2242,23 +3076,7 @@
           <w:sz w:val="32"/>
           <w:szCs w:val="32"/>
         </w:rPr>
-        <w:t xml:space="preserve">To identify genomic variants through variant calling and filtering using </w:t>
-      </w:r>
-      <w:proofErr w:type="spellStart"/>
-      <w:r>
-        <w:rPr>
-          <w:sz w:val="32"/>
-          <w:szCs w:val="32"/>
-        </w:rPr>
-        <w:t>BCFtools</w:t>
-      </w:r>
-      <w:proofErr w:type="spellEnd"/>
-      <w:r>
-        <w:rPr>
-          <w:sz w:val="32"/>
-          <w:szCs w:val="32"/>
-        </w:rPr>
-        <w:t>.</w:t>
+        <w:t>To identify genomic variants through variant calling and filtering using BCFtools.</w:t>
       </w:r>
     </w:p>
     <w:p>
@@ -2277,23 +3095,7 @@
           <w:sz w:val="32"/>
           <w:szCs w:val="32"/>
         </w:rPr>
-        <w:t xml:space="preserve">To perform functional and clinical annotation of variants using ANNOVAR and </w:t>
-      </w:r>
-      <w:proofErr w:type="spellStart"/>
-      <w:r>
-        <w:rPr>
-          <w:sz w:val="32"/>
-          <w:szCs w:val="32"/>
-        </w:rPr>
-        <w:t>ClinVar</w:t>
-      </w:r>
-      <w:proofErr w:type="spellEnd"/>
-      <w:r>
-        <w:rPr>
-          <w:sz w:val="32"/>
-          <w:szCs w:val="32"/>
-        </w:rPr>
-        <w:t>.</w:t>
+        <w:t>To perform functional and clinical annotation of variants using ANNOVAR and ClinVar.</w:t>
       </w:r>
     </w:p>
     <w:p>
@@ -2312,23 +3114,7 @@
           <w:sz w:val="32"/>
           <w:szCs w:val="32"/>
         </w:rPr>
-        <w:t xml:space="preserve">To interpret candidate disease-associated variants using OMIM, HPO, </w:t>
-      </w:r>
-      <w:proofErr w:type="spellStart"/>
-      <w:r>
-        <w:rPr>
-          <w:sz w:val="32"/>
-          <w:szCs w:val="32"/>
-        </w:rPr>
-        <w:t>gnomAD</w:t>
-      </w:r>
-      <w:proofErr w:type="spellEnd"/>
-      <w:r>
-        <w:rPr>
-          <w:sz w:val="32"/>
-          <w:szCs w:val="32"/>
-        </w:rPr>
-        <w:t>, and IGV.</w:t>
+        <w:t>To interpret candidate disease-associated variants using OMIM, HPO, gnomAD, and IGV.</w:t>
       </w:r>
     </w:p>
     <w:p>
@@ -2516,9 +3302,21 @@
           <w:sz w:val="40"/>
           <w:szCs w:val="40"/>
         </w:rPr>
-        <w:t xml:space="preserve">3. </w:t>
-      </w:r>
-      <w:r>
+        <w:t>3. Tools and Software Used</w:t>
+      </w:r>
+      <w:r>
+        <w:rPr>
+          <w:b/>
+          <w:bCs/>
+          <w:sz w:val="44"/>
+          <w:szCs w:val="44"/>
+        </w:rPr>
+        <w:t>:</w:t>
+      </w:r>
+    </w:p>
+    <w:p>
+      <w:pPr>
+        <w:ind w:left="110"/>
         <w:rPr>
           <w:rFonts w:asciiTheme="majorHAnsi" w:hAnsiTheme="majorHAnsi"/>
           <w:b/>
@@ -2526,32 +3324,19 @@
           <w:sz w:val="40"/>
           <w:szCs w:val="40"/>
         </w:rPr>
-        <w:t>Tools and Software Used</w:t>
-      </w:r>
-      <w:r>
-        <w:rPr>
-          <w:b/>
-          <w:bCs/>
-          <w:sz w:val="44"/>
-          <w:szCs w:val="44"/>
-        </w:rPr>
-        <w:t>:</w:t>
-      </w:r>
-    </w:p>
-    <w:p>
-      <w:pPr>
-        <w:ind w:left="110"/>
+      </w:pPr>
+    </w:p>
+    <w:p>
+      <w:pPr>
         <w:rPr>
           <w:rFonts w:asciiTheme="majorHAnsi" w:hAnsiTheme="majorHAnsi"/>
           <w:b/>
           <w:bCs/>
-          <w:sz w:val="40"/>
-          <w:szCs w:val="40"/>
-        </w:rPr>
-      </w:pPr>
-    </w:p>
-    <w:p>
-      <w:pPr>
+          <w:sz w:val="36"/>
+          <w:szCs w:val="36"/>
+        </w:rPr>
+      </w:pPr>
+      <w:r>
         <w:rPr>
           <w:rFonts w:asciiTheme="majorHAnsi" w:hAnsiTheme="majorHAnsi"/>
           <w:b/>
@@ -2559,6 +3344,17 @@
           <w:sz w:val="36"/>
           <w:szCs w:val="36"/>
         </w:rPr>
+        <w:t xml:space="preserve">     </w:t>
+      </w:r>
+    </w:p>
+    <w:p>
+      <w:pPr>
+        <w:rPr>
+          <w:b/>
+          <w:bCs/>
+          <w:sz w:val="36"/>
+          <w:szCs w:val="36"/>
+        </w:rPr>
       </w:pPr>
       <w:r>
         <w:rPr>
@@ -2568,37 +3364,7 @@
           <w:sz w:val="36"/>
           <w:szCs w:val="36"/>
         </w:rPr>
-        <w:t xml:space="preserve">     </w:t>
-      </w:r>
-    </w:p>
-    <w:p>
-      <w:pPr>
-        <w:rPr>
-          <w:b/>
-          <w:bCs/>
-          <w:sz w:val="36"/>
-          <w:szCs w:val="36"/>
-        </w:rPr>
-      </w:pPr>
-      <w:r>
-        <w:rPr>
-          <w:rFonts w:asciiTheme="majorHAnsi" w:hAnsiTheme="majorHAnsi"/>
-          <w:b/>
-          <w:bCs/>
-          <w:sz w:val="36"/>
-          <w:szCs w:val="36"/>
-        </w:rPr>
-        <w:t xml:space="preserve">  </w:t>
-      </w:r>
-      <w:r>
-        <w:rPr>
-          <w:rFonts w:asciiTheme="majorHAnsi" w:hAnsiTheme="majorHAnsi"/>
-          <w:b/>
-          <w:bCs/>
-          <w:sz w:val="36"/>
-          <w:szCs w:val="36"/>
-        </w:rPr>
-        <w:t>Operating System</w:t>
+        <w:t xml:space="preserve">  Operating System</w:t>
       </w:r>
     </w:p>
     <w:p>
@@ -2691,7 +3457,6 @@
           <w:szCs w:val="36"/>
         </w:rPr>
       </w:pPr>
-      <w:proofErr w:type="spellStart"/>
       <w:r>
         <w:rPr>
           <w:sz w:val="36"/>
@@ -2699,7 +3464,6 @@
         </w:rPr>
         <w:t>fastp</w:t>
       </w:r>
-      <w:proofErr w:type="spellEnd"/>
     </w:p>
     <w:p>
       <w:pPr>
@@ -2733,7 +3497,6 @@
           <w:szCs w:val="36"/>
         </w:rPr>
       </w:pPr>
-      <w:proofErr w:type="spellStart"/>
       <w:r>
         <w:rPr>
           <w:sz w:val="36"/>
@@ -2741,7 +3504,6 @@
         </w:rPr>
         <w:t>SAMtools</w:t>
       </w:r>
-      <w:proofErr w:type="spellEnd"/>
     </w:p>
     <w:p>
       <w:pPr>
@@ -2755,7 +3517,6 @@
           <w:szCs w:val="36"/>
         </w:rPr>
       </w:pPr>
-      <w:proofErr w:type="spellStart"/>
       <w:r>
         <w:rPr>
           <w:sz w:val="36"/>
@@ -2763,7 +3524,6 @@
         </w:rPr>
         <w:t>BCFtools</w:t>
       </w:r>
-      <w:proofErr w:type="spellEnd"/>
     </w:p>
     <w:p>
       <w:pPr>
@@ -2846,7 +3606,6 @@
           <w:szCs w:val="36"/>
         </w:rPr>
       </w:pPr>
-      <w:proofErr w:type="spellStart"/>
       <w:r>
         <w:rPr>
           <w:sz w:val="36"/>
@@ -2854,7 +3613,6 @@
         </w:rPr>
         <w:t>ClinVar</w:t>
       </w:r>
-      <w:proofErr w:type="spellEnd"/>
     </w:p>
     <w:p>
       <w:pPr>
@@ -2908,7 +3666,6 @@
           <w:szCs w:val="36"/>
         </w:rPr>
       </w:pPr>
-      <w:proofErr w:type="spellStart"/>
       <w:r>
         <w:rPr>
           <w:sz w:val="36"/>
@@ -2916,7 +3673,6 @@
         </w:rPr>
         <w:t>gnomAD</w:t>
       </w:r>
-      <w:proofErr w:type="spellEnd"/>
     </w:p>
     <w:p>
       <w:pPr>
@@ -3169,16 +3925,7 @@
           <w:sz w:val="36"/>
           <w:szCs w:val="36"/>
         </w:rPr>
-        <w:t>Dataset Source</w:t>
-      </w:r>
-      <w:r>
-        <w:rPr>
-          <w:b/>
-          <w:bCs/>
-          <w:sz w:val="36"/>
-          <w:szCs w:val="36"/>
-        </w:rPr>
-        <w:t>:</w:t>
+        <w:t>Dataset Source:</w:t>
       </w:r>
     </w:p>
     <w:p>
@@ -3204,27 +3951,7 @@
           <w:sz w:val="36"/>
           <w:szCs w:val="36"/>
         </w:rPr>
-        <w:t xml:space="preserve">National </w:t>
-      </w:r>
-      <w:proofErr w:type="spellStart"/>
-      <w:r>
-        <w:rPr>
-          <w:b/>
-          <w:bCs/>
-          <w:sz w:val="36"/>
-          <w:szCs w:val="36"/>
-        </w:rPr>
-        <w:t>Center</w:t>
-      </w:r>
-      <w:proofErr w:type="spellEnd"/>
-      <w:r>
-        <w:rPr>
-          <w:b/>
-          <w:bCs/>
-          <w:sz w:val="36"/>
-          <w:szCs w:val="36"/>
-        </w:rPr>
-        <w:t xml:space="preserve"> for Biotechnology Information (NCBI) Sequence Read Archive (SRA)</w:t>
+        <w:t>National Center for Biotechnology Information (NCBI) Sequence Read Archive (SRA)</w:t>
       </w:r>
       <w:r>
         <w:rPr>
@@ -3262,16 +3989,7 @@
           <w:sz w:val="36"/>
           <w:szCs w:val="36"/>
         </w:rPr>
-        <w:t>Data Format</w:t>
-      </w:r>
-      <w:r>
-        <w:rPr>
-          <w:b/>
-          <w:bCs/>
-          <w:sz w:val="36"/>
-          <w:szCs w:val="36"/>
-        </w:rPr>
-        <w:t>:</w:t>
+        <w:t>Data Format:</w:t>
       </w:r>
     </w:p>
     <w:p>
@@ -3335,16 +4053,7 @@
           <w:sz w:val="36"/>
           <w:szCs w:val="36"/>
         </w:rPr>
-        <w:t>Sample Information</w:t>
-      </w:r>
-      <w:r>
-        <w:rPr>
-          <w:b/>
-          <w:bCs/>
-          <w:sz w:val="36"/>
-          <w:szCs w:val="36"/>
-        </w:rPr>
-        <w:t>:</w:t>
+        <w:t>Sample Information:</w:t>
       </w:r>
     </w:p>
     <w:p>
@@ -3359,25 +4068,14 @@
           <w:szCs w:val="36"/>
         </w:rPr>
       </w:pPr>
-      <w:proofErr w:type="spellStart"/>
-      <w:r>
-        <w:rPr>
-          <w:b/>
-          <w:bCs/>
-          <w:sz w:val="36"/>
-          <w:szCs w:val="36"/>
-        </w:rPr>
-        <w:t>BioProject</w:t>
-      </w:r>
-      <w:proofErr w:type="spellEnd"/>
-      <w:r>
-        <w:rPr>
-          <w:b/>
-          <w:bCs/>
-          <w:sz w:val="36"/>
-          <w:szCs w:val="36"/>
-        </w:rPr>
-        <w:t xml:space="preserve"> ID:</w:t>
+      <w:r>
+        <w:rPr>
+          <w:b/>
+          <w:bCs/>
+          <w:sz w:val="36"/>
+          <w:szCs w:val="36"/>
+        </w:rPr>
+        <w:t>BioProject ID:</w:t>
       </w:r>
       <w:r>
         <w:rPr>
@@ -3442,23 +4140,7 @@
           <w:sz w:val="36"/>
           <w:szCs w:val="36"/>
         </w:rPr>
-        <w:t xml:space="preserve"> Sibling 1 (</w:t>
-      </w:r>
-      <w:proofErr w:type="spellStart"/>
-      <w:r>
-        <w:rPr>
-          <w:sz w:val="36"/>
-          <w:szCs w:val="36"/>
-        </w:rPr>
-        <w:t>Pediatric</w:t>
-      </w:r>
-      <w:proofErr w:type="spellEnd"/>
-      <w:r>
-        <w:rPr>
-          <w:sz w:val="36"/>
-          <w:szCs w:val="36"/>
-        </w:rPr>
-        <w:t>)</w:t>
+        <w:t xml:space="preserve"> Sibling 1 (Pediatric)</w:t>
       </w:r>
     </w:p>
     <w:p>
@@ -3516,23 +4198,7 @@
           <w:sz w:val="36"/>
           <w:szCs w:val="36"/>
         </w:rPr>
-        <w:t xml:space="preserve"> Illumina </w:t>
-      </w:r>
-      <w:proofErr w:type="spellStart"/>
-      <w:r>
-        <w:rPr>
-          <w:sz w:val="36"/>
-          <w:szCs w:val="36"/>
-        </w:rPr>
-        <w:t>NextSeq</w:t>
-      </w:r>
-      <w:proofErr w:type="spellEnd"/>
-      <w:r>
-        <w:rPr>
-          <w:sz w:val="36"/>
-          <w:szCs w:val="36"/>
-        </w:rPr>
-        <w:t xml:space="preserve"> 2000</w:t>
+        <w:t xml:space="preserve"> Illumina NextSeq 2000</w:t>
       </w:r>
     </w:p>
     <w:p>
@@ -4078,25 +4744,8 @@
           <w:sz w:val="36"/>
           <w:szCs w:val="36"/>
         </w:rPr>
-        <w:t xml:space="preserve">Raw sequencing reads were </w:t>
-      </w:r>
-      <w:proofErr w:type="spellStart"/>
-      <w:r>
-        <w:rPr>
-          <w:sz w:val="36"/>
-          <w:szCs w:val="36"/>
-        </w:rPr>
-        <w:t>preprocessed</w:t>
-      </w:r>
-      <w:proofErr w:type="spellEnd"/>
-      <w:r>
-        <w:rPr>
-          <w:sz w:val="36"/>
-          <w:szCs w:val="36"/>
-        </w:rPr>
-        <w:t xml:space="preserve"> using </w:t>
-      </w:r>
-      <w:proofErr w:type="spellStart"/>
+        <w:t xml:space="preserve">Raw sequencing reads were preprocessed using </w:t>
+      </w:r>
       <w:r>
         <w:rPr>
           <w:b/>
@@ -4106,7 +4755,6 @@
         </w:rPr>
         <w:t>fastp</w:t>
       </w:r>
-      <w:proofErr w:type="spellEnd"/>
       <w:r>
         <w:rPr>
           <w:sz w:val="36"/>
@@ -4158,7 +4806,6 @@
         </w:rPr>
         <w:t xml:space="preserve">Low-quality bases and poor-quality reads were filtered using </w:t>
       </w:r>
-      <w:proofErr w:type="spellStart"/>
       <w:r>
         <w:rPr>
           <w:b/>
@@ -4168,7 +4815,6 @@
         </w:rPr>
         <w:t>fastp</w:t>
       </w:r>
-      <w:proofErr w:type="spellEnd"/>
       <w:r>
         <w:rPr>
           <w:sz w:val="36"/>
@@ -4277,14 +4923,7 @@
           <w:sz w:val="36"/>
           <w:szCs w:val="36"/>
         </w:rPr>
-        <w:t xml:space="preserve"> </w:t>
-      </w:r>
-      <w:r>
-        <w:rPr>
-          <w:sz w:val="36"/>
-          <w:szCs w:val="36"/>
-        </w:rPr>
-        <w:t xml:space="preserve">The </w:t>
+        <w:t xml:space="preserve"> The </w:t>
       </w:r>
       <w:r>
         <w:rPr>
@@ -4300,21 +4939,7 @@
           <w:sz w:val="36"/>
           <w:szCs w:val="36"/>
         </w:rPr>
-        <w:t xml:space="preserve"> human reference genome was used as </w:t>
-      </w:r>
-      <w:r>
-        <w:rPr>
-          <w:sz w:val="36"/>
-          <w:szCs w:val="36"/>
-        </w:rPr>
-        <w:t xml:space="preserve">    </w:t>
-      </w:r>
-      <w:r>
-        <w:rPr>
-          <w:sz w:val="36"/>
-          <w:szCs w:val="36"/>
-        </w:rPr>
-        <w:t xml:space="preserve">the reference for sequence alignment. Prior to alignment, the reference genome was indexed using </w:t>
+        <w:t xml:space="preserve"> human reference genome was used as     the reference for sequence alignment. Prior to alignment, the reference genome was indexed using </w:t>
       </w:r>
       <w:r>
         <w:rPr>
@@ -4566,7 +5191,6 @@
         </w:rPr>
         <w:t xml:space="preserve"> was converted into Binary Alignment/Map (BAM) format using </w:t>
       </w:r>
-      <w:proofErr w:type="spellStart"/>
       <w:r>
         <w:rPr>
           <w:b/>
@@ -4576,7 +5200,6 @@
         </w:rPr>
         <w:t>SAMtools</w:t>
       </w:r>
-      <w:proofErr w:type="spellEnd"/>
       <w:r>
         <w:rPr>
           <w:sz w:val="36"/>
@@ -4628,7 +5251,6 @@
         </w:rPr>
         <w:t xml:space="preserve">The sorted BAM file was indexed using </w:t>
       </w:r>
-      <w:proofErr w:type="spellStart"/>
       <w:r>
         <w:rPr>
           <w:b/>
@@ -4638,7 +5260,6 @@
         </w:rPr>
         <w:t>SAMtools</w:t>
       </w:r>
-      <w:proofErr w:type="spellEnd"/>
       <w:r>
         <w:rPr>
           <w:sz w:val="36"/>
@@ -4795,27 +5416,7 @@
           <w:sz w:val="36"/>
           <w:szCs w:val="36"/>
         </w:rPr>
-        <w:t xml:space="preserve">SNP and </w:t>
-      </w:r>
-      <w:proofErr w:type="spellStart"/>
-      <w:r>
-        <w:rPr>
-          <w:b/>
-          <w:bCs/>
-          <w:sz w:val="36"/>
-          <w:szCs w:val="36"/>
-        </w:rPr>
-        <w:t>InDel</w:t>
-      </w:r>
-      <w:proofErr w:type="spellEnd"/>
-      <w:r>
-        <w:rPr>
-          <w:b/>
-          <w:bCs/>
-          <w:sz w:val="36"/>
-          <w:szCs w:val="36"/>
-        </w:rPr>
-        <w:t xml:space="preserve"> Identification</w:t>
+        <w:t>SNP and InDel Identification</w:t>
       </w:r>
     </w:p>
     <w:p>
@@ -4832,7 +5433,6 @@
         </w:rPr>
         <w:t xml:space="preserve">Variant calling was performed using </w:t>
       </w:r>
-      <w:proofErr w:type="spellStart"/>
       <w:r>
         <w:rPr>
           <w:b/>
@@ -4842,7 +5442,6 @@
         </w:rPr>
         <w:t>BCFtools</w:t>
       </w:r>
-      <w:proofErr w:type="spellEnd"/>
       <w:r>
         <w:rPr>
           <w:sz w:val="36"/>
@@ -4873,27 +5472,7 @@
           <w:sz w:val="36"/>
           <w:szCs w:val="36"/>
         </w:rPr>
-        <w:t>small Insertions and Deletions (</w:t>
-      </w:r>
-      <w:proofErr w:type="spellStart"/>
-      <w:r>
-        <w:rPr>
-          <w:b/>
-          <w:bCs/>
-          <w:sz w:val="36"/>
-          <w:szCs w:val="36"/>
-        </w:rPr>
-        <w:t>InDels</w:t>
-      </w:r>
-      <w:proofErr w:type="spellEnd"/>
-      <w:r>
-        <w:rPr>
-          <w:b/>
-          <w:bCs/>
-          <w:sz w:val="36"/>
-          <w:szCs w:val="36"/>
-        </w:rPr>
-        <w:t>)</w:t>
+        <w:t>small Insertions and Deletions (InDels)</w:t>
       </w:r>
       <w:r>
         <w:rPr>
@@ -5064,39 +5643,7 @@
           <w:sz w:val="36"/>
           <w:szCs w:val="36"/>
         </w:rPr>
-        <w:t>. The identified variants were annotated with gene information, genomic location, functional region (</w:t>
-      </w:r>
-      <w:proofErr w:type="spellStart"/>
-      <w:r>
-        <w:rPr>
-          <w:sz w:val="36"/>
-          <w:szCs w:val="36"/>
-        </w:rPr>
-        <w:t>exonic</w:t>
-      </w:r>
-      <w:proofErr w:type="spellEnd"/>
-      <w:r>
-        <w:rPr>
-          <w:sz w:val="36"/>
-          <w:szCs w:val="36"/>
-        </w:rPr>
-        <w:t xml:space="preserve">, intronic, UTR, or splicing), and predicted functional consequences such as synonymous, nonsynonymous (missense), </w:t>
-      </w:r>
-      <w:proofErr w:type="spellStart"/>
-      <w:r>
-        <w:rPr>
-          <w:sz w:val="36"/>
-          <w:szCs w:val="36"/>
-        </w:rPr>
-        <w:t>stopgain</w:t>
-      </w:r>
-      <w:proofErr w:type="spellEnd"/>
-      <w:r>
-        <w:rPr>
-          <w:sz w:val="36"/>
-          <w:szCs w:val="36"/>
-        </w:rPr>
-        <w:t>, frameshift, and stoploss variants. The annotated variant file served as the basis for downstream clinical interpretation and candidate gene prioritization.</w:t>
+        <w:t>. The identified variants were annotated with gene information, genomic location, functional region (exonic, intronic, UTR, or splicing), and predicted functional consequences such as synonymous, nonsynonymous (missense), stopgain, frameshift, and stoploss variants. The annotated variant file served as the basis for downstream clinical interpretation and candidate gene prioritization.</w:t>
       </w:r>
     </w:p>
     <w:p>
@@ -5223,7 +5770,6 @@
         </w:rPr>
         <w:t xml:space="preserve">The annotated variants were evaluated using </w:t>
       </w:r>
-      <w:proofErr w:type="spellStart"/>
       <w:r>
         <w:rPr>
           <w:b/>
@@ -5233,7 +5779,6 @@
         </w:rPr>
         <w:t>ClinVar</w:t>
       </w:r>
-      <w:proofErr w:type="spellEnd"/>
       <w:r>
         <w:rPr>
           <w:sz w:val="36"/>
@@ -5305,7 +5850,6 @@
         </w:rPr>
         <w:t xml:space="preserve">. Population allele frequencies were assessed using </w:t>
       </w:r>
-      <w:proofErr w:type="spellStart"/>
       <w:r>
         <w:rPr>
           <w:b/>
@@ -5315,7 +5859,6 @@
         </w:rPr>
         <w:t>gnomAD</w:t>
       </w:r>
-      <w:proofErr w:type="spellEnd"/>
       <w:r>
         <w:rPr>
           <w:sz w:val="36"/>
@@ -5526,25 +6069,7 @@
           <w:szCs w:val="44"/>
         </w:rPr>
         <w:lastRenderedPageBreak/>
-        <w:t xml:space="preserve">               </w:t>
-      </w:r>
-      <w:r>
-        <w:rPr>
-          <w:b/>
-          <w:bCs/>
-          <w:sz w:val="44"/>
-          <w:szCs w:val="44"/>
-        </w:rPr>
-        <w:t xml:space="preserve">     </w:t>
-      </w:r>
-      <w:r>
-        <w:rPr>
-          <w:b/>
-          <w:bCs/>
-          <w:sz w:val="44"/>
-          <w:szCs w:val="44"/>
-        </w:rPr>
-        <w:t>5. Project Work</w:t>
+        <w:t xml:space="preserve">                    5. Project Work</w:t>
       </w:r>
     </w:p>
     <w:p>
@@ -5605,29 +6130,7 @@
           <w:szCs w:val="32"/>
           <w:highlight w:val="yellow"/>
         </w:rPr>
-        <w:t xml:space="preserve">Clinical Genomics Analysis of a </w:t>
-      </w:r>
-      <w:proofErr w:type="spellStart"/>
-      <w:r>
-        <w:rPr>
-          <w:b/>
-          <w:bCs/>
-          <w:sz w:val="32"/>
-          <w:szCs w:val="32"/>
-          <w:highlight w:val="yellow"/>
-        </w:rPr>
-        <w:t>Pediatric</w:t>
-      </w:r>
-      <w:proofErr w:type="spellEnd"/>
-      <w:r>
-        <w:rPr>
-          <w:b/>
-          <w:bCs/>
-          <w:sz w:val="32"/>
-          <w:szCs w:val="32"/>
-          <w:highlight w:val="yellow"/>
-        </w:rPr>
-        <w:t xml:space="preserve"> Whole Exome Sequencing (WES) Sample for Disease-Causing Variant Identification and Candidate Gene Prioritization Using an End-to-End NGS Bioinformatics Pipeline</w:t>
+        <w:t>Clinical Genomics Analysis of a Pediatric Whole Exome Sequencing (WES) Sample for Disease-Causing Variant Identification and Candidate Gene Prioritization Using an End-to-End NGS Bioinformatics Pipeline</w:t>
       </w:r>
     </w:p>
     <w:p>
@@ -5746,23 +6249,7 @@
           <w:sz w:val="36"/>
           <w:szCs w:val="36"/>
         </w:rPr>
-        <w:t xml:space="preserve">To perform an end-to-end Clinical Genomics analysis of a </w:t>
-      </w:r>
-      <w:proofErr w:type="spellStart"/>
-      <w:r>
-        <w:rPr>
-          <w:sz w:val="36"/>
-          <w:szCs w:val="36"/>
-        </w:rPr>
-        <w:t>pediatric</w:t>
-      </w:r>
-      <w:proofErr w:type="spellEnd"/>
-      <w:r>
-        <w:rPr>
-          <w:sz w:val="36"/>
-          <w:szCs w:val="36"/>
-        </w:rPr>
-        <w:t xml:space="preserve"> Whole Exome Sequencing (WES) dataset using a standardized Next-Generation Sequencing (NGS) bioinformatics pipeline for the identification, annotation, prioritization, and clinical interpretation of disease-associated genetic variants.</w:t>
+        <w:t>To perform an end-to-end Clinical Genomics analysis of a pediatric Whole Exome Sequencing (WES) dataset using a standardized Next-Generation Sequencing (NGS) bioinformatics pipeline for the identification, annotation, prioritization, and clinical interpretation of disease-associated genetic variants.</w:t>
       </w:r>
     </w:p>
     <w:p>
@@ -5826,7 +6313,6 @@
         </w:rPr>
         <w:t xml:space="preserve">Preprocess raw sequencing reads by removing adapter sequences and low-quality bases using the </w:t>
       </w:r>
-      <w:proofErr w:type="spellStart"/>
       <w:r>
         <w:rPr>
           <w:b/>
@@ -5836,7 +6322,6 @@
         </w:rPr>
         <w:t>fastp</w:t>
       </w:r>
-      <w:proofErr w:type="spellEnd"/>
       <w:r>
         <w:rPr>
           <w:sz w:val="36"/>
@@ -5916,7 +6401,6 @@
         </w:rPr>
         <w:t xml:space="preserve">Process alignment files through SAM-to-BAM conversion, sorting, and indexing using </w:t>
       </w:r>
-      <w:proofErr w:type="spellStart"/>
       <w:r>
         <w:rPr>
           <w:b/>
@@ -5926,7 +6410,6 @@
         </w:rPr>
         <w:t>SAMtools</w:t>
       </w:r>
-      <w:proofErr w:type="spellEnd"/>
       <w:r>
         <w:rPr>
           <w:sz w:val="36"/>
@@ -5954,7 +6437,6 @@
         </w:rPr>
         <w:t xml:space="preserve">Identify high-confidence genomic variants using the </w:t>
       </w:r>
-      <w:proofErr w:type="spellStart"/>
       <w:r>
         <w:rPr>
           <w:b/>
@@ -5964,7 +6446,6 @@
         </w:rPr>
         <w:t>BCFtools</w:t>
       </w:r>
-      <w:proofErr w:type="spellEnd"/>
       <w:r>
         <w:rPr>
           <w:sz w:val="36"/>
@@ -6008,7 +6489,6 @@
         </w:rPr>
         <w:t xml:space="preserve"> and clinically interpret them using the </w:t>
       </w:r>
-      <w:proofErr w:type="spellStart"/>
       <w:r>
         <w:rPr>
           <w:b/>
@@ -6018,7 +6498,6 @@
         </w:rPr>
         <w:t>ClinVar</w:t>
       </w:r>
-      <w:proofErr w:type="spellEnd"/>
       <w:r>
         <w:rPr>
           <w:sz w:val="36"/>
@@ -6098,7 +6577,6 @@
         </w:rPr>
         <w:t xml:space="preserve">, </w:t>
       </w:r>
-      <w:proofErr w:type="spellStart"/>
       <w:r>
         <w:rPr>
           <w:b/>
@@ -6108,7 +6586,6 @@
         </w:rPr>
         <w:t>gnomAD</w:t>
       </w:r>
-      <w:proofErr w:type="spellEnd"/>
       <w:r>
         <w:rPr>
           <w:sz w:val="36"/>
@@ -6116,7 +6593,6 @@
         </w:rPr>
         <w:t xml:space="preserve">, </w:t>
       </w:r>
-      <w:proofErr w:type="spellStart"/>
       <w:r>
         <w:rPr>
           <w:b/>
@@ -6126,7 +6602,6 @@
         </w:rPr>
         <w:t>ClinVar</w:t>
       </w:r>
-      <w:proofErr w:type="spellEnd"/>
       <w:r>
         <w:rPr>
           <w:sz w:val="36"/>
@@ -6189,12 +6664,6 @@
           <w:szCs w:val="36"/>
         </w:rPr>
         <w:t>Generate a comprehensive Clinical Genomics Variant Interpretation Report summarizing the complete end-to-</w:t>
-      </w:r>
-      <w:r>
-        <w:rPr>
-          <w:sz w:val="36"/>
-          <w:szCs w:val="36"/>
-        </w:rPr>
         <w:lastRenderedPageBreak/>
         <w:t>end WES analysis, key findings, prioritized candidate variants, and their clinical significance.</w:t>
       </w:r>
@@ -6252,39 +6721,7 @@
           <w:sz w:val="32"/>
           <w:szCs w:val="32"/>
         </w:rPr>
-        <w:t xml:space="preserve">The Clinical Genomics project was performed using a publicly available </w:t>
-      </w:r>
-      <w:proofErr w:type="spellStart"/>
-      <w:r>
-        <w:rPr>
-          <w:sz w:val="32"/>
-          <w:szCs w:val="32"/>
-        </w:rPr>
-        <w:t>pediatric</w:t>
-      </w:r>
-      <w:proofErr w:type="spellEnd"/>
-      <w:r>
-        <w:rPr>
-          <w:sz w:val="32"/>
-          <w:szCs w:val="32"/>
-        </w:rPr>
-        <w:t xml:space="preserve"> Whole Exome Sequencing (WES) dataset obtained from the NCBI Sequence Read Archive (SRA). The dataset consisted of paired-end sequencing reads generated using the Illumina </w:t>
-      </w:r>
-      <w:proofErr w:type="spellStart"/>
-      <w:r>
-        <w:rPr>
-          <w:sz w:val="32"/>
-          <w:szCs w:val="32"/>
-        </w:rPr>
-        <w:t>NextSeq</w:t>
-      </w:r>
-      <w:proofErr w:type="spellEnd"/>
-      <w:r>
-        <w:rPr>
-          <w:sz w:val="32"/>
-          <w:szCs w:val="32"/>
-        </w:rPr>
-        <w:t xml:space="preserve"> 2000 platform and served as the input for the complete NGS bioinformatics workflow.</w:t>
+        <w:t>The Clinical Genomics project was performed using a publicly available pediatric Whole Exome Sequencing (WES) dataset obtained from the NCBI Sequence Read Archive (SRA). The dataset consisted of paired-end sequencing reads generated using the Illumina NextSeq 2000 platform and served as the input for the complete NGS bioinformatics workflow.</w:t>
       </w:r>
     </w:p>
     <w:p>
@@ -6449,7 +6886,6 @@
                 <w:szCs w:val="32"/>
               </w:rPr>
             </w:pPr>
-            <w:proofErr w:type="spellStart"/>
             <w:r>
               <w:rPr>
                 <w:b/>
@@ -6457,17 +6893,7 @@
                 <w:sz w:val="32"/>
                 <w:szCs w:val="32"/>
               </w:rPr>
-              <w:t>BioProject</w:t>
-            </w:r>
-            <w:proofErr w:type="spellEnd"/>
-            <w:r>
-              <w:rPr>
-                <w:b/>
-                <w:bCs/>
-                <w:sz w:val="32"/>
-                <w:szCs w:val="32"/>
-              </w:rPr>
-              <w:t xml:space="preserve"> ID</w:t>
+              <w:t>BioProject ID</w:t>
             </w:r>
           </w:p>
         </w:tc>
@@ -6596,21 +7022,12 @@
                 <w:szCs w:val="32"/>
               </w:rPr>
             </w:pPr>
-            <w:proofErr w:type="spellStart"/>
             <w:r>
               <w:rPr>
                 <w:sz w:val="32"/>
                 <w:szCs w:val="32"/>
               </w:rPr>
-              <w:t>Pediatric</w:t>
-            </w:r>
-            <w:proofErr w:type="spellEnd"/>
-            <w:r>
-              <w:rPr>
-                <w:sz w:val="32"/>
-                <w:szCs w:val="32"/>
-              </w:rPr>
-              <w:t xml:space="preserve"> Patient (Sibling 1)</w:t>
+              <w:t>Pediatric Patient (Sibling 1)</w:t>
             </w:r>
           </w:p>
         </w:tc>
@@ -6720,23 +7137,7 @@
                 <w:sz w:val="32"/>
                 <w:szCs w:val="32"/>
               </w:rPr>
-              <w:t xml:space="preserve">Illumina </w:t>
-            </w:r>
-            <w:proofErr w:type="spellStart"/>
-            <w:r>
-              <w:rPr>
-                <w:sz w:val="32"/>
-                <w:szCs w:val="32"/>
-              </w:rPr>
-              <w:t>NextSeq</w:t>
-            </w:r>
-            <w:proofErr w:type="spellEnd"/>
-            <w:r>
-              <w:rPr>
-                <w:sz w:val="32"/>
-                <w:szCs w:val="32"/>
-              </w:rPr>
-              <w:t xml:space="preserve"> 2000</w:t>
+              <w:t>Illumina NextSeq 2000</w:t>
             </w:r>
           </w:p>
         </w:tc>
@@ -7017,39 +7418,7 @@
           <w:sz w:val="32"/>
           <w:szCs w:val="32"/>
         </w:rPr>
-        <w:t xml:space="preserve">The study </w:t>
-      </w:r>
-      <w:proofErr w:type="spellStart"/>
-      <w:r>
-        <w:rPr>
-          <w:sz w:val="32"/>
-          <w:szCs w:val="32"/>
-        </w:rPr>
-        <w:t>analyzed</w:t>
-      </w:r>
-      <w:proofErr w:type="spellEnd"/>
-      <w:r>
-        <w:rPr>
-          <w:sz w:val="32"/>
-          <w:szCs w:val="32"/>
-        </w:rPr>
-        <w:t xml:space="preserve"> Whole Exome Sequencing (WES) data from Sibling 1, a </w:t>
-      </w:r>
-      <w:proofErr w:type="spellStart"/>
-      <w:r>
-        <w:rPr>
-          <w:sz w:val="32"/>
-          <w:szCs w:val="32"/>
-        </w:rPr>
-        <w:t>pediatric</w:t>
-      </w:r>
-      <w:proofErr w:type="spellEnd"/>
-      <w:r>
-        <w:rPr>
-          <w:sz w:val="32"/>
-          <w:szCs w:val="32"/>
-        </w:rPr>
-        <w:t xml:space="preserve"> patient belonging to a family investigated for a suspected rare genetic disorder. The family was reported to have a history of immunodeficiency and neurodevelopmental abnormalities, making the patient a suitable candidate for clinical genomic analysis. The objective of the study was to identify disease-associated genetic variants that could explain the patient's clinical phenotype through an end-to-end WES analysis pipeline.</w:t>
+        <w:t>The study analyzed Whole Exome Sequencing (WES) data from Sibling 1, a pediatric patient belonging to a family investigated for a suspected rare genetic disorder. The family was reported to have a history of immunodeficiency and neurodevelopmental abnormalities, making the patient a suitable candidate for clinical genomic analysis. The objective of the study was to identify disease-associated genetic variants that could explain the patient's clinical phenotype through an end-to-end WES analysis pipeline.</w:t>
       </w:r>
     </w:p>
     <w:p>
@@ -7074,55 +7443,7 @@
           <w:sz w:val="32"/>
           <w:szCs w:val="32"/>
         </w:rPr>
-        <w:t xml:space="preserve">The sequencing dataset was obtained from the NCBI Sequence Read Archive (SRA) under </w:t>
-      </w:r>
-      <w:proofErr w:type="spellStart"/>
-      <w:r>
-        <w:rPr>
-          <w:sz w:val="32"/>
-          <w:szCs w:val="32"/>
-        </w:rPr>
-        <w:t>BioProject</w:t>
-      </w:r>
-      <w:proofErr w:type="spellEnd"/>
-      <w:r>
-        <w:rPr>
-          <w:sz w:val="32"/>
-          <w:szCs w:val="32"/>
-        </w:rPr>
-        <w:t xml:space="preserve"> PRJNA1212196, using SRA Run SRR32062769. Sequencing was performed on the Illumina </w:t>
-      </w:r>
-      <w:proofErr w:type="spellStart"/>
-      <w:r>
-        <w:rPr>
-          <w:sz w:val="32"/>
-          <w:szCs w:val="32"/>
-        </w:rPr>
-        <w:t>NextSeq</w:t>
-      </w:r>
-      <w:proofErr w:type="spellEnd"/>
-      <w:r>
-        <w:rPr>
-          <w:sz w:val="32"/>
-          <w:szCs w:val="32"/>
-        </w:rPr>
-        <w:t xml:space="preserve"> 2000 platform using a paired-end Whole Exome Sequencing (WXS) strategy. All sequence reads were aligned against the human reference genome (GRCh38/hg38) and </w:t>
-      </w:r>
-      <w:proofErr w:type="spellStart"/>
-      <w:r>
-        <w:rPr>
-          <w:sz w:val="32"/>
-          <w:szCs w:val="32"/>
-        </w:rPr>
-        <w:t>analyzed</w:t>
-      </w:r>
-      <w:proofErr w:type="spellEnd"/>
-      <w:r>
-        <w:rPr>
-          <w:sz w:val="32"/>
-          <w:szCs w:val="32"/>
-        </w:rPr>
-        <w:t xml:space="preserve"> using a standardized Clinical Genomics workflow consisting of quality control, read preprocessing, alignment, variant calling, functional annotation, clinical interpretation, and candidate variant prioritization.</w:t>
+        <w:t>The sequencing dataset was obtained from the NCBI Sequence Read Archive (SRA) under BioProject PRJNA1212196, using SRA Run SRR32062769. Sequencing was performed on the Illumina NextSeq 2000 platform using a paired-end Whole Exome Sequencing (WXS) strategy. All sequence reads were aligned against the human reference genome (GRCh38/hg38) and analyzed using a standardized Clinical Genomics workflow consisting of quality control, read preprocessing, alignment, variant calling, functional annotation, clinical interpretation, and candidate variant prioritization.</w:t>
       </w:r>
     </w:p>
     <w:p>
@@ -7149,23 +7470,7 @@
           <w:sz w:val="32"/>
           <w:szCs w:val="32"/>
         </w:rPr>
-        <w:t>"</w:t>
-      </w:r>
-      <w:proofErr w:type="spellStart"/>
-      <w:r>
-        <w:rPr>
-          <w:sz w:val="32"/>
-          <w:szCs w:val="32"/>
-        </w:rPr>
-        <w:t>Pediatric</w:t>
-      </w:r>
-      <w:proofErr w:type="spellEnd"/>
-      <w:r>
-        <w:rPr>
-          <w:sz w:val="32"/>
-          <w:szCs w:val="32"/>
-        </w:rPr>
-        <w:t xml:space="preserve"> sibling from a family investigated for immunodeficiency and neurodevelopmental disorders."</w:t>
+        <w:t>"Pediatric sibling from a family investigated for immunodeficiency and neurodevelopmental disorders."</w:t>
       </w:r>
     </w:p>
     <w:p>
@@ -7323,50 +7628,22 @@
           <w:sz w:val="32"/>
           <w:szCs w:val="32"/>
         </w:rPr>
-        <w:t xml:space="preserve">      </w:t>
-      </w:r>
-      <w:r>
-        <w:rPr>
-          <w:sz w:val="32"/>
-          <w:szCs w:val="32"/>
-        </w:rPr>
-        <w:t>The complete workflow followed during this Clinical Genomics</w:t>
-      </w:r>
-    </w:p>
-    <w:p>
-      <w:pPr>
-        <w:rPr>
-          <w:sz w:val="32"/>
-          <w:szCs w:val="32"/>
-        </w:rPr>
-      </w:pPr>
-      <w:r>
-        <w:rPr>
-          <w:sz w:val="32"/>
-          <w:szCs w:val="32"/>
-        </w:rPr>
-        <w:t xml:space="preserve">     </w:t>
-      </w:r>
-      <w:r>
-        <w:rPr>
-          <w:sz w:val="32"/>
-          <w:szCs w:val="32"/>
-        </w:rPr>
-        <w:t xml:space="preserve"> </w:t>
-      </w:r>
-      <w:r>
-        <w:rPr>
-          <w:sz w:val="32"/>
-          <w:szCs w:val="32"/>
-        </w:rPr>
-        <w:t xml:space="preserve"> </w:t>
-      </w:r>
-      <w:r>
-        <w:rPr>
-          <w:sz w:val="32"/>
-          <w:szCs w:val="32"/>
-        </w:rPr>
-        <w:t>project is illustrated below.</w:t>
+        <w:t xml:space="preserve">      The complete workflow followed during this Clinical Genomics</w:t>
+      </w:r>
+    </w:p>
+    <w:p>
+      <w:pPr>
+        <w:rPr>
+          <w:sz w:val="32"/>
+          <w:szCs w:val="32"/>
+        </w:rPr>
+      </w:pPr>
+      <w:r>
+        <w:rPr>
+          <w:sz w:val="32"/>
+          <w:szCs w:val="32"/>
+        </w:rPr>
+        <w:t xml:space="preserve">       project is illustrated below.</w:t>
       </w:r>
     </w:p>
     <w:p>
@@ -7550,23 +7827,7 @@
           <w:sz w:val="32"/>
           <w:szCs w:val="32"/>
         </w:rPr>
-        <w:t xml:space="preserve">        Read Trimming and Quality Filtering (</w:t>
-      </w:r>
-      <w:proofErr w:type="spellStart"/>
-      <w:r>
-        <w:rPr>
-          <w:sz w:val="32"/>
-          <w:szCs w:val="32"/>
-        </w:rPr>
-        <w:t>fastp</w:t>
-      </w:r>
-      <w:proofErr w:type="spellEnd"/>
-      <w:r>
-        <w:rPr>
-          <w:sz w:val="32"/>
-          <w:szCs w:val="32"/>
-        </w:rPr>
-        <w:t>)</w:t>
+        <w:t xml:space="preserve">        Read Trimming and Quality Filtering (fastp)</w:t>
       </w:r>
     </w:p>
     <w:p>
@@ -7719,23 +7980,7 @@
           <w:sz w:val="32"/>
           <w:szCs w:val="32"/>
         </w:rPr>
-        <w:t xml:space="preserve">     SAM to BAM Conversion (</w:t>
-      </w:r>
-      <w:proofErr w:type="spellStart"/>
-      <w:r>
-        <w:rPr>
-          <w:sz w:val="32"/>
-          <w:szCs w:val="32"/>
-        </w:rPr>
-        <w:t>SAMtools</w:t>
-      </w:r>
-      <w:proofErr w:type="spellEnd"/>
-      <w:r>
-        <w:rPr>
-          <w:sz w:val="32"/>
-          <w:szCs w:val="32"/>
-        </w:rPr>
-        <w:t>)</w:t>
+        <w:t xml:space="preserve">     SAM to BAM Conversion (SAMtools)</w:t>
       </w:r>
     </w:p>
     <w:p>
@@ -7786,23 +8031,7 @@
           <w:sz w:val="32"/>
           <w:szCs w:val="32"/>
         </w:rPr>
-        <w:t xml:space="preserve">      BAM Sorting and Indexing (</w:t>
-      </w:r>
-      <w:proofErr w:type="spellStart"/>
-      <w:r>
-        <w:rPr>
-          <w:sz w:val="32"/>
-          <w:szCs w:val="32"/>
-        </w:rPr>
-        <w:t>SAMtools</w:t>
-      </w:r>
-      <w:proofErr w:type="spellEnd"/>
-      <w:r>
-        <w:rPr>
-          <w:sz w:val="32"/>
-          <w:szCs w:val="32"/>
-        </w:rPr>
-        <w:t>)</w:t>
+        <w:t xml:space="preserve">      BAM Sorting and Indexing (SAMtools)</w:t>
       </w:r>
     </w:p>
     <w:p>
@@ -7853,23 +8082,7 @@
           <w:sz w:val="32"/>
           <w:szCs w:val="32"/>
         </w:rPr>
-        <w:t xml:space="preserve">        Variant Calling (</w:t>
-      </w:r>
-      <w:proofErr w:type="spellStart"/>
-      <w:r>
-        <w:rPr>
-          <w:sz w:val="32"/>
-          <w:szCs w:val="32"/>
-        </w:rPr>
-        <w:t>BCFtools</w:t>
-      </w:r>
-      <w:proofErr w:type="spellEnd"/>
-      <w:r>
-        <w:rPr>
-          <w:sz w:val="32"/>
-          <w:szCs w:val="32"/>
-        </w:rPr>
-        <w:t>)</w:t>
+        <w:t xml:space="preserve">        Variant Calling (BCFtools)</w:t>
       </w:r>
     </w:p>
     <w:p>
@@ -8023,23 +8236,7 @@
           <w:sz w:val="32"/>
           <w:szCs w:val="32"/>
         </w:rPr>
-        <w:t xml:space="preserve">      Clinical Annotation (</w:t>
-      </w:r>
-      <w:proofErr w:type="spellStart"/>
-      <w:r>
-        <w:rPr>
-          <w:sz w:val="32"/>
-          <w:szCs w:val="32"/>
-        </w:rPr>
-        <w:t>ClinVar</w:t>
-      </w:r>
-      <w:proofErr w:type="spellEnd"/>
-      <w:r>
-        <w:rPr>
-          <w:sz w:val="32"/>
-          <w:szCs w:val="32"/>
-        </w:rPr>
-        <w:t>)</w:t>
+        <w:t xml:space="preserve">      Clinical Annotation (ClinVar)</w:t>
       </w:r>
     </w:p>
     <w:p>
@@ -8209,39 +8406,7 @@
           <w:sz w:val="32"/>
           <w:szCs w:val="32"/>
         </w:rPr>
-        <w:t xml:space="preserve"> (</w:t>
-      </w:r>
-      <w:proofErr w:type="spellStart"/>
-      <w:r>
-        <w:rPr>
-          <w:sz w:val="32"/>
-          <w:szCs w:val="32"/>
-        </w:rPr>
-        <w:t>ClinVar</w:t>
-      </w:r>
-      <w:proofErr w:type="spellEnd"/>
-      <w:r>
-        <w:rPr>
-          <w:sz w:val="32"/>
-          <w:szCs w:val="32"/>
-        </w:rPr>
-        <w:t xml:space="preserve"> + OMIM + HPO + </w:t>
-      </w:r>
-      <w:proofErr w:type="spellStart"/>
-      <w:r>
-        <w:rPr>
-          <w:sz w:val="32"/>
-          <w:szCs w:val="32"/>
-        </w:rPr>
-        <w:t>gnomAD</w:t>
-      </w:r>
-      <w:proofErr w:type="spellEnd"/>
-      <w:r>
-        <w:rPr>
-          <w:sz w:val="32"/>
-          <w:szCs w:val="32"/>
-        </w:rPr>
-        <w:t>)</w:t>
+        <w:t xml:space="preserve"> (ClinVar + OMIM + HPO + gnomAD)</w:t>
       </w:r>
     </w:p>
     <w:p>
@@ -8552,172 +8717,76 @@
           <w:sz w:val="32"/>
           <w:szCs w:val="32"/>
         </w:rPr>
-        <w:t xml:space="preserve">The clinical Whole Exome Sequencing (WES) data were </w:t>
-      </w:r>
-      <w:proofErr w:type="spellStart"/>
-      <w:r>
-        <w:rPr>
-          <w:sz w:val="32"/>
-          <w:szCs w:val="32"/>
-        </w:rPr>
-        <w:t>analyzed</w:t>
-      </w:r>
-      <w:proofErr w:type="spellEnd"/>
-      <w:r>
-        <w:rPr>
-          <w:sz w:val="32"/>
-          <w:szCs w:val="32"/>
-        </w:rPr>
-        <w:t xml:space="preserve"> using a comprehensive end-to-end Clinical Genomics pipeline. Raw paired-end FASTQ files were initially assessed for sequencing quality using FastQC, followed by read preprocessing with </w:t>
-      </w:r>
-      <w:proofErr w:type="spellStart"/>
-      <w:r>
-        <w:rPr>
-          <w:sz w:val="32"/>
-          <w:szCs w:val="32"/>
-        </w:rPr>
-        <w:t>fastp</w:t>
-      </w:r>
-      <w:proofErr w:type="spellEnd"/>
-      <w:r>
-        <w:rPr>
-          <w:sz w:val="32"/>
-          <w:szCs w:val="32"/>
-        </w:rPr>
-        <w:t xml:space="preserve"> to remove adapter sequences and low-quality bases. </w:t>
-      </w:r>
-    </w:p>
-    <w:p>
-      <w:pPr>
-        <w:rPr>
-          <w:sz w:val="32"/>
-          <w:szCs w:val="32"/>
-        </w:rPr>
-      </w:pPr>
-    </w:p>
-    <w:p>
-      <w:pPr>
-        <w:rPr>
-          <w:sz w:val="32"/>
-          <w:szCs w:val="32"/>
-        </w:rPr>
-      </w:pPr>
-      <w:r>
-        <w:rPr>
-          <w:sz w:val="32"/>
-          <w:szCs w:val="32"/>
-        </w:rPr>
-        <w:t xml:space="preserve">The high-quality reads were aligned to the GRCh38 (hg38) human reference genome using BWA-MEM, and the resulting alignments were processed through </w:t>
-      </w:r>
-      <w:proofErr w:type="spellStart"/>
-      <w:r>
-        <w:rPr>
-          <w:sz w:val="32"/>
-          <w:szCs w:val="32"/>
-        </w:rPr>
-        <w:t>SAMtools</w:t>
-      </w:r>
-      <w:proofErr w:type="spellEnd"/>
-      <w:r>
-        <w:rPr>
-          <w:sz w:val="32"/>
-          <w:szCs w:val="32"/>
-        </w:rPr>
-        <w:t xml:space="preserve"> for BAM conversion, sorting, and indexing. High-confidence genomic variants were identified using the </w:t>
-      </w:r>
-      <w:proofErr w:type="spellStart"/>
-      <w:r>
-        <w:rPr>
-          <w:sz w:val="32"/>
-          <w:szCs w:val="32"/>
-        </w:rPr>
-        <w:t>BCFtools</w:t>
-      </w:r>
-      <w:proofErr w:type="spellEnd"/>
-      <w:r>
-        <w:rPr>
-          <w:sz w:val="32"/>
-          <w:szCs w:val="32"/>
-        </w:rPr>
-        <w:t xml:space="preserve"> variant calling and filtering pipeline. </w:t>
-      </w:r>
-    </w:p>
-    <w:p>
-      <w:pPr>
-        <w:rPr>
-          <w:sz w:val="32"/>
-          <w:szCs w:val="32"/>
-        </w:rPr>
-      </w:pPr>
-    </w:p>
-    <w:p>
-      <w:pPr>
-        <w:rPr>
-          <w:sz w:val="32"/>
-          <w:szCs w:val="32"/>
-        </w:rPr>
-      </w:pPr>
-      <w:r>
-        <w:rPr>
-          <w:sz w:val="32"/>
-          <w:szCs w:val="32"/>
-        </w:rPr>
-        <w:t xml:space="preserve">The filtered variants were converted into ANNOVAR input format and functionally annotated using ANNOVAR, followed by clinical annotation using the </w:t>
-      </w:r>
-      <w:proofErr w:type="spellStart"/>
-      <w:r>
-        <w:rPr>
-          <w:sz w:val="32"/>
-          <w:szCs w:val="32"/>
-        </w:rPr>
-        <w:t>ClinVar</w:t>
-      </w:r>
-      <w:proofErr w:type="spellEnd"/>
-      <w:r>
-        <w:rPr>
-          <w:sz w:val="32"/>
-          <w:szCs w:val="32"/>
-        </w:rPr>
-        <w:t xml:space="preserve"> database. </w:t>
-      </w:r>
-    </w:p>
-    <w:p>
-      <w:pPr>
-        <w:rPr>
-          <w:sz w:val="32"/>
-          <w:szCs w:val="32"/>
-        </w:rPr>
-      </w:pPr>
-    </w:p>
-    <w:p>
-      <w:pPr>
-        <w:rPr>
-          <w:sz w:val="32"/>
-          <w:szCs w:val="32"/>
-        </w:rPr>
-      </w:pPr>
-      <w:r>
-        <w:rPr>
-          <w:sz w:val="32"/>
-          <w:szCs w:val="32"/>
-        </w:rPr>
-        <w:t xml:space="preserve">Candidate variants were prioritized based on functional impact, clinical significance, and population allele frequency using </w:t>
-      </w:r>
-      <w:proofErr w:type="spellStart"/>
-      <w:r>
-        <w:rPr>
-          <w:sz w:val="32"/>
-          <w:szCs w:val="32"/>
-        </w:rPr>
-        <w:t>gnomAD</w:t>
-      </w:r>
-      <w:proofErr w:type="spellEnd"/>
-      <w:r>
-        <w:rPr>
-          <w:sz w:val="32"/>
-          <w:szCs w:val="32"/>
-        </w:rPr>
-        <w:t>, and further interpreted using OMIM and the Human Phenotype Ontology (HPO). The prioritized OTUD6B variant was subsequently evaluated through biological interpretation and summarized in the final Clinical Genomics Variant Interpretation Report.</w:t>
+        <w:t xml:space="preserve">The clinical Whole Exome Sequencing (WES) data were analyzed using a comprehensive end-to-end Clinical Genomics pipeline. Raw paired-end FASTQ files were initially assessed for sequencing quality using FastQC, followed by read preprocessing with fastp to remove adapter sequences and low-quality bases. </w:t>
+      </w:r>
+    </w:p>
+    <w:p>
+      <w:pPr>
+        <w:rPr>
+          <w:sz w:val="32"/>
+          <w:szCs w:val="32"/>
+        </w:rPr>
+      </w:pPr>
+    </w:p>
+    <w:p>
+      <w:pPr>
+        <w:rPr>
+          <w:sz w:val="32"/>
+          <w:szCs w:val="32"/>
+        </w:rPr>
+      </w:pPr>
+      <w:r>
+        <w:rPr>
+          <w:sz w:val="32"/>
+          <w:szCs w:val="32"/>
+        </w:rPr>
+        <w:t xml:space="preserve">The high-quality reads were aligned to the GRCh38 (hg38) human reference genome using BWA-MEM, and the resulting alignments were processed through SAMtools for BAM conversion, sorting, and indexing. High-confidence genomic variants were identified using the BCFtools variant calling and filtering pipeline. </w:t>
+      </w:r>
+    </w:p>
+    <w:p>
+      <w:pPr>
+        <w:rPr>
+          <w:sz w:val="32"/>
+          <w:szCs w:val="32"/>
+        </w:rPr>
+      </w:pPr>
+    </w:p>
+    <w:p>
+      <w:pPr>
+        <w:rPr>
+          <w:sz w:val="32"/>
+          <w:szCs w:val="32"/>
+        </w:rPr>
+      </w:pPr>
+      <w:r>
+        <w:rPr>
+          <w:sz w:val="32"/>
+          <w:szCs w:val="32"/>
+        </w:rPr>
+        <w:t xml:space="preserve">The filtered variants were converted into ANNOVAR input format and functionally annotated using ANNOVAR, followed by clinical annotation using the ClinVar database. </w:t>
+      </w:r>
+    </w:p>
+    <w:p>
+      <w:pPr>
+        <w:rPr>
+          <w:sz w:val="32"/>
+          <w:szCs w:val="32"/>
+        </w:rPr>
+      </w:pPr>
+    </w:p>
+    <w:p>
+      <w:pPr>
+        <w:rPr>
+          <w:sz w:val="32"/>
+          <w:szCs w:val="32"/>
+        </w:rPr>
+      </w:pPr>
+      <w:r>
+        <w:rPr>
+          <w:sz w:val="32"/>
+          <w:szCs w:val="32"/>
+        </w:rPr>
+        <w:t>Candidate variants were prioritized based on functional impact, clinical significance, and population allele frequency using gnomAD, and further interpreted using OMIM and the Human Phenotype Ontology (HPO). The prioritized OTUD6B variant was subsequently evaluated through biological interpretation and summarized in the final Clinical Genomics Variant Interpretation Report.</w:t>
       </w:r>
     </w:p>
     <w:p>
@@ -9046,15 +9115,7 @@
           <w:sz w:val="32"/>
           <w:szCs w:val="32"/>
         </w:rPr>
-        <w:t>Per</w:t>
-      </w:r>
-      <w:r>
-        <w:rPr>
-          <w:color w:val="E97132" w:themeColor="accent2"/>
-          <w:sz w:val="32"/>
-          <w:szCs w:val="32"/>
-        </w:rPr>
-        <w:t xml:space="preserve"> base sequence content </w:t>
+        <w:t xml:space="preserve">Per base sequence content </w:t>
       </w:r>
     </w:p>
     <w:p>
@@ -9327,17 +9388,7 @@
           <w:sz w:val="36"/>
           <w:szCs w:val="36"/>
         </w:rPr>
-        <w:t>Duplication level</w:t>
-      </w:r>
-      <w:r>
-        <w:rPr>
-          <w:b/>
-          <w:bCs/>
-          <w:color w:val="E97132" w:themeColor="accent2"/>
-          <w:sz w:val="36"/>
-          <w:szCs w:val="36"/>
-        </w:rPr>
-        <w:t>s</w:t>
+        <w:t>Duplication levels</w:t>
       </w:r>
     </w:p>
     <w:p>
@@ -9472,7 +9523,6 @@
         </w:rPr>
         <w:t xml:space="preserve">FastQC detected the presence of adapter sequences in the raw reads. These adapter sequences were successfully removed during the read preprocessing step using </w:t>
       </w:r>
-      <w:proofErr w:type="spellStart"/>
       <w:r>
         <w:rPr>
           <w:b/>
@@ -9482,7 +9532,6 @@
         </w:rPr>
         <w:t>fastp</w:t>
       </w:r>
-      <w:proofErr w:type="spellEnd"/>
       <w:r>
         <w:rPr>
           <w:sz w:val="32"/>
@@ -9665,14 +9714,7 @@
           <w:sz w:val="32"/>
           <w:szCs w:val="32"/>
         </w:rPr>
-        <w:t xml:space="preserve">     </w:t>
-      </w:r>
-      <w:r>
-        <w:rPr>
-          <w:sz w:val="32"/>
-          <w:szCs w:val="32"/>
-        </w:rPr>
-        <w:t xml:space="preserve">The high-quality trimmed sequencing reads were aligned to the human reference genome (GRCh38) using </w:t>
+        <w:t xml:space="preserve">     The high-quality trimmed sequencing reads were aligned to the human reference genome (GRCh38) using </w:t>
       </w:r>
       <w:r>
         <w:rPr>
@@ -9690,37 +9732,15 @@
         </w:rPr>
         <w:t xml:space="preserve">. The alignment quality was assessed using </w:t>
       </w:r>
-      <w:proofErr w:type="spellStart"/>
-      <w:r>
-        <w:rPr>
-          <w:b/>
-          <w:bCs/>
-          <w:sz w:val="32"/>
-          <w:szCs w:val="32"/>
-        </w:rPr>
-        <w:t>SAMtools</w:t>
-      </w:r>
-      <w:proofErr w:type="spellEnd"/>
-      <w:r>
-        <w:rPr>
-          <w:b/>
-          <w:bCs/>
-          <w:sz w:val="32"/>
-          <w:szCs w:val="32"/>
-        </w:rPr>
-        <w:t xml:space="preserve"> </w:t>
-      </w:r>
-      <w:proofErr w:type="spellStart"/>
-      <w:r>
-        <w:rPr>
-          <w:b/>
-          <w:bCs/>
-          <w:sz w:val="32"/>
-          <w:szCs w:val="32"/>
-        </w:rPr>
-        <w:t>flagstat</w:t>
-      </w:r>
-      <w:proofErr w:type="spellEnd"/>
+      <w:r>
+        <w:rPr>
+          <w:b/>
+          <w:bCs/>
+          <w:sz w:val="32"/>
+          <w:szCs w:val="32"/>
+        </w:rPr>
+        <w:t>SAMtools flagstat</w:t>
+      </w:r>
       <w:r>
         <w:rPr>
           <w:sz w:val="32"/>
@@ -10404,17 +10424,7 @@
           <w:sz w:val="32"/>
           <w:szCs w:val="32"/>
         </w:rPr>
-        <w:t xml:space="preserve">SAM </w:t>
-      </w:r>
-      <w:r>
-        <w:rPr>
-          <w:b/>
-          <w:bCs/>
-          <w:color w:val="E97132" w:themeColor="accent2"/>
-          <w:sz w:val="32"/>
-          <w:szCs w:val="32"/>
-        </w:rPr>
-        <w:t>TOOLs</w:t>
+        <w:t>SAM TOOLs</w:t>
       </w:r>
     </w:p>
     <w:p>
@@ -10642,17 +10652,7 @@
           <w:sz w:val="32"/>
           <w:szCs w:val="32"/>
         </w:rPr>
-        <w:t>Coverage Information</w:t>
-      </w:r>
-      <w:r>
-        <w:rPr>
-          <w:b/>
-          <w:bCs/>
-          <w:color w:val="E97132" w:themeColor="accent2"/>
-          <w:sz w:val="32"/>
-          <w:szCs w:val="32"/>
-        </w:rPr>
-        <w:t xml:space="preserve">: </w:t>
+        <w:t xml:space="preserve">Coverage Information: </w:t>
       </w:r>
     </w:p>
     <w:p>
@@ -10731,16 +10731,8 @@
           <w:sz w:val="32"/>
           <w:szCs w:val="32"/>
         </w:rPr>
-        <w:t xml:space="preserve">     </w:t>
-      </w:r>
-      <w:r>
-        <w:rPr>
-          <w:sz w:val="32"/>
-          <w:szCs w:val="32"/>
-        </w:rPr>
-        <w:t xml:space="preserve">Variant calling was performed using </w:t>
-      </w:r>
-      <w:proofErr w:type="spellStart"/>
+        <w:t xml:space="preserve">     Variant calling was performed using </w:t>
+      </w:r>
       <w:r>
         <w:rPr>
           <w:b/>
@@ -10750,7 +10742,6 @@
         </w:rPr>
         <w:t>BCFtools</w:t>
       </w:r>
-      <w:proofErr w:type="spellEnd"/>
       <w:r>
         <w:rPr>
           <w:sz w:val="32"/>
@@ -10771,14 +10762,7 @@
           <w:sz w:val="32"/>
           <w:szCs w:val="32"/>
         </w:rPr>
-        <w:t xml:space="preserve">     </w:t>
-      </w:r>
-      <w:r>
-        <w:rPr>
-          <w:sz w:val="32"/>
-          <w:szCs w:val="32"/>
-        </w:rPr>
-        <w:t xml:space="preserve">quality filtering and functional annotation using </w:t>
+        <w:t xml:space="preserve">     quality filtering and functional annotation using </w:t>
       </w:r>
       <w:r>
         <w:rPr>
@@ -10809,43 +10793,22 @@
           <w:sz w:val="32"/>
           <w:szCs w:val="32"/>
         </w:rPr>
-        <w:t xml:space="preserve">     </w:t>
-      </w:r>
-      <w:r>
-        <w:rPr>
-          <w:sz w:val="32"/>
-          <w:szCs w:val="32"/>
-        </w:rPr>
-        <w:t xml:space="preserve">High-confidence variants were retained for downstream clinical </w:t>
-      </w:r>
-      <w:r>
-        <w:rPr>
-          <w:sz w:val="32"/>
-          <w:szCs w:val="32"/>
-        </w:rPr>
-        <w:t xml:space="preserve"> </w:t>
-      </w:r>
-    </w:p>
-    <w:p>
-      <w:pPr>
-        <w:rPr>
-          <w:sz w:val="32"/>
-          <w:szCs w:val="32"/>
-        </w:rPr>
-      </w:pPr>
-      <w:r>
-        <w:rPr>
-          <w:sz w:val="32"/>
-          <w:szCs w:val="32"/>
-        </w:rPr>
-        <w:t xml:space="preserve">     </w:t>
-      </w:r>
-      <w:r>
-        <w:rPr>
-          <w:sz w:val="32"/>
-          <w:szCs w:val="32"/>
-        </w:rPr>
-        <w:t>interpretation and candidate gene prioritization.</w:t>
+        <w:t xml:space="preserve">     High-confidence variants were retained for downstream clinical  </w:t>
+      </w:r>
+    </w:p>
+    <w:p>
+      <w:pPr>
+        <w:rPr>
+          <w:sz w:val="32"/>
+          <w:szCs w:val="32"/>
+        </w:rPr>
+      </w:pPr>
+      <w:r>
+        <w:rPr>
+          <w:sz w:val="32"/>
+          <w:szCs w:val="32"/>
+        </w:rPr>
+        <w:t xml:space="preserve">     interpretation and candidate gene prioritization.</w:t>
       </w:r>
     </w:p>
     <w:p>
@@ -11144,21 +11107,12 @@
                 <w:szCs w:val="32"/>
               </w:rPr>
             </w:pPr>
-            <w:proofErr w:type="spellStart"/>
             <w:r>
               <w:rPr>
                 <w:sz w:val="32"/>
                 <w:szCs w:val="32"/>
               </w:rPr>
-              <w:t>Exonic</w:t>
-            </w:r>
-            <w:proofErr w:type="spellEnd"/>
-            <w:r>
-              <w:rPr>
-                <w:sz w:val="32"/>
-                <w:szCs w:val="32"/>
-              </w:rPr>
-              <w:t xml:space="preserve"> Variants</w:t>
+              <w:t>Exonic Variants</w:t>
             </w:r>
           </w:p>
         </w:tc>
@@ -11259,21 +11213,12 @@
                 <w:szCs w:val="32"/>
               </w:rPr>
             </w:pPr>
-            <w:proofErr w:type="spellStart"/>
             <w:r>
               <w:rPr>
                 <w:sz w:val="32"/>
                 <w:szCs w:val="32"/>
               </w:rPr>
-              <w:t>Stopgain</w:t>
-            </w:r>
-            <w:proofErr w:type="spellEnd"/>
-            <w:r>
-              <w:rPr>
-                <w:sz w:val="32"/>
-                <w:szCs w:val="32"/>
-              </w:rPr>
-              <w:t xml:space="preserve"> Variants</w:t>
+              <w:t>Stopgain Variants</w:t>
             </w:r>
           </w:p>
         </w:tc>
@@ -11384,47 +11329,22 @@
           <w:sz w:val="32"/>
           <w:szCs w:val="32"/>
         </w:rPr>
-        <w:t>Clinically Important Annotated Variants</w:t>
-      </w:r>
-      <w:r>
-        <w:rPr>
-          <w:b/>
-          <w:bCs/>
-          <w:sz w:val="32"/>
-          <w:szCs w:val="32"/>
-        </w:rPr>
-        <w:t>:</w:t>
-      </w:r>
-    </w:p>
-    <w:p>
-      <w:pPr>
-        <w:rPr>
-          <w:sz w:val="32"/>
-          <w:szCs w:val="32"/>
-        </w:rPr>
-      </w:pPr>
-      <w:r>
-        <w:rPr>
-          <w:sz w:val="32"/>
-          <w:szCs w:val="32"/>
-        </w:rPr>
-        <w:t xml:space="preserve">The </w:t>
-      </w:r>
-      <w:proofErr w:type="spellStart"/>
-      <w:r>
-        <w:rPr>
-          <w:sz w:val="32"/>
-          <w:szCs w:val="32"/>
-        </w:rPr>
-        <w:t>ClinVar</w:t>
-      </w:r>
-      <w:proofErr w:type="spellEnd"/>
-      <w:r>
-        <w:rPr>
-          <w:sz w:val="32"/>
-          <w:szCs w:val="32"/>
-        </w:rPr>
-        <w:t xml:space="preserve"> annotation identified one </w:t>
+        <w:t>Clinically Important Annotated Variants:</w:t>
+      </w:r>
+    </w:p>
+    <w:p>
+      <w:pPr>
+        <w:rPr>
+          <w:sz w:val="32"/>
+          <w:szCs w:val="32"/>
+        </w:rPr>
+      </w:pPr>
+      <w:r>
+        <w:rPr>
+          <w:sz w:val="32"/>
+          <w:szCs w:val="32"/>
+        </w:rPr>
+        <w:t xml:space="preserve">The ClinVar annotation identified one </w:t>
       </w:r>
       <w:r>
         <w:rPr>
@@ -11456,39 +11376,7 @@
           <w:sz w:val="32"/>
           <w:szCs w:val="32"/>
         </w:rPr>
-        <w:t xml:space="preserve"> variant. After integrating evidence from </w:t>
-      </w:r>
-      <w:proofErr w:type="spellStart"/>
-      <w:r>
-        <w:rPr>
-          <w:sz w:val="32"/>
-          <w:szCs w:val="32"/>
-        </w:rPr>
-        <w:t>ClinVar</w:t>
-      </w:r>
-      <w:proofErr w:type="spellEnd"/>
-      <w:r>
-        <w:rPr>
-          <w:sz w:val="32"/>
-          <w:szCs w:val="32"/>
-        </w:rPr>
-        <w:t xml:space="preserve">, OMIM, HPO, </w:t>
-      </w:r>
-      <w:proofErr w:type="spellStart"/>
-      <w:r>
-        <w:rPr>
-          <w:sz w:val="32"/>
-          <w:szCs w:val="32"/>
-        </w:rPr>
-        <w:t>gnomAD</w:t>
-      </w:r>
-      <w:proofErr w:type="spellEnd"/>
-      <w:r>
-        <w:rPr>
-          <w:sz w:val="32"/>
-          <w:szCs w:val="32"/>
-        </w:rPr>
-        <w:t xml:space="preserve">, and IGV, the </w:t>
+        <w:t xml:space="preserve"> variant. After integrating evidence from ClinVar, OMIM, HPO, gnomAD, and IGV, the </w:t>
       </w:r>
       <w:r>
         <w:rPr>
@@ -11988,7 +11876,6 @@
         </w:rPr>
         <w:t xml:space="preserve">Variant calling using </w:t>
       </w:r>
-      <w:proofErr w:type="spellStart"/>
       <w:r>
         <w:rPr>
           <w:b/>
@@ -11998,7 +11885,6 @@
         </w:rPr>
         <w:t>BCFtools</w:t>
       </w:r>
-      <w:proofErr w:type="spellEnd"/>
       <w:r>
         <w:rPr>
           <w:sz w:val="28"/>
@@ -12107,23 +11993,23 @@
           <w:sz w:val="28"/>
           <w:szCs w:val="28"/>
         </w:rPr>
-        <w:t xml:space="preserve"> were located in protein-coding </w:t>
-      </w:r>
-      <w:proofErr w:type="spellStart"/>
-      <w:r>
-        <w:rPr>
+        <w:t xml:space="preserve"> were located in protein-coding exonic regions. Functional classification identified </w:t>
+      </w:r>
+      <w:r>
+        <w:rPr>
+          <w:b/>
+          <w:bCs/>
           <w:sz w:val="28"/>
           <w:szCs w:val="28"/>
         </w:rPr>
-        <w:t>exonic</w:t>
-      </w:r>
-      <w:proofErr w:type="spellEnd"/>
+        <w:t>9,693</w:t>
+      </w:r>
       <w:r>
         <w:rPr>
           <w:sz w:val="28"/>
           <w:szCs w:val="28"/>
         </w:rPr>
-        <w:t xml:space="preserve"> regions. Functional classification identified </w:t>
+        <w:t xml:space="preserve"> nonsynonymous (missense) variants, </w:t>
       </w:r>
       <w:r>
         <w:rPr>
@@ -12132,14 +12018,14 @@
           <w:sz w:val="28"/>
           <w:szCs w:val="28"/>
         </w:rPr>
-        <w:t>9,693</w:t>
+        <w:t>83</w:t>
       </w:r>
       <w:r>
         <w:rPr>
           <w:sz w:val="28"/>
           <w:szCs w:val="28"/>
         </w:rPr>
-        <w:t xml:space="preserve"> nonsynonymous (missense) variants, </w:t>
+        <w:t xml:space="preserve"> stopgain variants, and </w:t>
       </w:r>
       <w:r>
         <w:rPr>
@@ -12148,71 +12034,70 @@
           <w:sz w:val="28"/>
           <w:szCs w:val="28"/>
         </w:rPr>
-        <w:t>83</w:t>
+        <w:t>391</w:t>
       </w:r>
       <w:r>
         <w:rPr>
           <w:sz w:val="28"/>
           <w:szCs w:val="28"/>
         </w:rPr>
-        <w:t xml:space="preserve"> </w:t>
-      </w:r>
-      <w:proofErr w:type="spellStart"/>
-      <w:r>
+        <w:t xml:space="preserve"> frameshift variants, representing variants with potential functional impact.</w:t>
+      </w:r>
+    </w:p>
+    <w:p>
+      <w:pPr>
         <w:rPr>
           <w:sz w:val="28"/>
           <w:szCs w:val="28"/>
         </w:rPr>
-        <w:t>stopgain</w:t>
-      </w:r>
-      <w:proofErr w:type="spellEnd"/>
-      <w:r>
+      </w:pPr>
+    </w:p>
+    <w:p>
+      <w:pPr>
         <w:rPr>
           <w:sz w:val="28"/>
           <w:szCs w:val="28"/>
         </w:rPr>
-        <w:t xml:space="preserve"> variants, and </w:t>
-      </w:r>
-      <w:r>
-        <w:rPr>
-          <w:b/>
-          <w:bCs/>
+      </w:pPr>
+      <w:r>
+        <w:rPr>
           <w:sz w:val="28"/>
           <w:szCs w:val="28"/>
         </w:rPr>
-        <w:t>391</w:t>
-      </w:r>
-      <w:r>
-        <w:rPr>
+        <w:t xml:space="preserve">Clinical annotation using </w:t>
+      </w:r>
+      <w:r>
+        <w:rPr>
+          <w:b/>
+          <w:bCs/>
           <w:sz w:val="28"/>
           <w:szCs w:val="28"/>
         </w:rPr>
-        <w:t xml:space="preserve"> frameshift variants, representing variants with potential functional impact.</w:t>
-      </w:r>
-    </w:p>
-    <w:p>
-      <w:pPr>
+        <w:t>ClinVar</w:t>
+      </w:r>
+      <w:r>
         <w:rPr>
           <w:sz w:val="28"/>
           <w:szCs w:val="28"/>
         </w:rPr>
-      </w:pPr>
-    </w:p>
-    <w:p>
-      <w:pPr>
-        <w:rPr>
+        <w:t xml:space="preserve"> identified one </w:t>
+      </w:r>
+      <w:r>
+        <w:rPr>
+          <w:b/>
+          <w:bCs/>
           <w:sz w:val="28"/>
           <w:szCs w:val="28"/>
         </w:rPr>
-      </w:pPr>
+        <w:t>Pathogenic</w:t>
+      </w:r>
       <w:r>
         <w:rPr>
           <w:sz w:val="28"/>
           <w:szCs w:val="28"/>
         </w:rPr>
-        <w:t xml:space="preserve">Clinical annotation using </w:t>
-      </w:r>
-      <w:proofErr w:type="spellStart"/>
+        <w:t xml:space="preserve"> variant and one </w:t>
+      </w:r>
       <w:r>
         <w:rPr>
           <w:b/>
@@ -12220,15 +12105,14 @@
           <w:sz w:val="28"/>
           <w:szCs w:val="28"/>
         </w:rPr>
-        <w:t>ClinVar</w:t>
-      </w:r>
-      <w:proofErr w:type="spellEnd"/>
+        <w:t>Likely Pathogenic</w:t>
+      </w:r>
       <w:r>
         <w:rPr>
           <w:sz w:val="28"/>
           <w:szCs w:val="28"/>
         </w:rPr>
-        <w:t xml:space="preserve"> identified one </w:t>
+        <w:t xml:space="preserve"> variant. Further biological interpretation using </w:t>
       </w:r>
       <w:r>
         <w:rPr>
@@ -12237,14 +12121,14 @@
           <w:sz w:val="28"/>
           <w:szCs w:val="28"/>
         </w:rPr>
-        <w:t>Pathogenic</w:t>
+        <w:t>OMIM</w:t>
       </w:r>
       <w:r>
         <w:rPr>
           <w:sz w:val="28"/>
           <w:szCs w:val="28"/>
         </w:rPr>
-        <w:t xml:space="preserve"> variant and one </w:t>
+        <w:t xml:space="preserve">, </w:t>
       </w:r>
       <w:r>
         <w:rPr>
@@ -12253,14 +12137,14 @@
           <w:sz w:val="28"/>
           <w:szCs w:val="28"/>
         </w:rPr>
-        <w:t>Likely Pathogenic</w:t>
+        <w:t>HPO</w:t>
       </w:r>
       <w:r>
         <w:rPr>
           <w:sz w:val="28"/>
           <w:szCs w:val="28"/>
         </w:rPr>
-        <w:t xml:space="preserve"> variant. Further biological interpretation using </w:t>
+        <w:t xml:space="preserve">, </w:t>
       </w:r>
       <w:r>
         <w:rPr>
@@ -12269,42 +12153,8 @@
           <w:sz w:val="28"/>
           <w:szCs w:val="28"/>
         </w:rPr>
-        <w:t>OMIM</w:t>
-      </w:r>
-      <w:r>
-        <w:rPr>
-          <w:sz w:val="28"/>
-          <w:szCs w:val="28"/>
-        </w:rPr>
-        <w:t xml:space="preserve">, </w:t>
-      </w:r>
-      <w:r>
-        <w:rPr>
-          <w:b/>
-          <w:bCs/>
-          <w:sz w:val="28"/>
-          <w:szCs w:val="28"/>
-        </w:rPr>
-        <w:t>HPO</w:t>
-      </w:r>
-      <w:r>
-        <w:rPr>
-          <w:sz w:val="28"/>
-          <w:szCs w:val="28"/>
-        </w:rPr>
-        <w:t xml:space="preserve">, </w:t>
-      </w:r>
-      <w:proofErr w:type="spellStart"/>
-      <w:r>
-        <w:rPr>
-          <w:b/>
-          <w:bCs/>
-          <w:sz w:val="28"/>
-          <w:szCs w:val="28"/>
-        </w:rPr>
         <w:t>gnomAD</w:t>
       </w:r>
-      <w:proofErr w:type="spellEnd"/>
       <w:r>
         <w:rPr>
           <w:sz w:val="28"/>
@@ -12700,21 +12550,12 @@
                 <w:szCs w:val="32"/>
               </w:rPr>
             </w:pPr>
-            <w:proofErr w:type="spellStart"/>
             <w:r>
               <w:rPr>
                 <w:sz w:val="32"/>
                 <w:szCs w:val="32"/>
               </w:rPr>
-              <w:t>Exonic</w:t>
-            </w:r>
-            <w:proofErr w:type="spellEnd"/>
-            <w:r>
-              <w:rPr>
-                <w:sz w:val="32"/>
-                <w:szCs w:val="32"/>
-              </w:rPr>
-              <w:t xml:space="preserve"> Variants</w:t>
+              <w:t>Exonic Variants</w:t>
             </w:r>
           </w:p>
         </w:tc>
@@ -12815,21 +12656,12 @@
                 <w:szCs w:val="32"/>
               </w:rPr>
             </w:pPr>
-            <w:proofErr w:type="spellStart"/>
             <w:r>
               <w:rPr>
                 <w:sz w:val="32"/>
                 <w:szCs w:val="32"/>
               </w:rPr>
-              <w:t>Stopgain</w:t>
-            </w:r>
-            <w:proofErr w:type="spellEnd"/>
-            <w:r>
-              <w:rPr>
-                <w:sz w:val="32"/>
-                <w:szCs w:val="32"/>
-              </w:rPr>
-              <w:t xml:space="preserve"> Variants</w:t>
+              <w:t>Stopgain Variants</w:t>
             </w:r>
           </w:p>
         </w:tc>
@@ -12930,21 +12762,12 @@
                 <w:szCs w:val="32"/>
               </w:rPr>
             </w:pPr>
-            <w:proofErr w:type="spellStart"/>
             <w:r>
               <w:rPr>
                 <w:sz w:val="32"/>
                 <w:szCs w:val="32"/>
               </w:rPr>
-              <w:t>ClinVar</w:t>
-            </w:r>
-            <w:proofErr w:type="spellEnd"/>
-            <w:r>
-              <w:rPr>
-                <w:sz w:val="32"/>
-                <w:szCs w:val="32"/>
-              </w:rPr>
-              <w:t xml:space="preserve"> Pathogenic Variants</w:t>
+              <w:t>ClinVar Pathogenic Variants</w:t>
             </w:r>
           </w:p>
         </w:tc>
@@ -12992,21 +12815,12 @@
                 <w:szCs w:val="32"/>
               </w:rPr>
             </w:pPr>
-            <w:proofErr w:type="spellStart"/>
             <w:r>
               <w:rPr>
                 <w:sz w:val="32"/>
                 <w:szCs w:val="32"/>
               </w:rPr>
-              <w:t>ClinVar</w:t>
-            </w:r>
-            <w:proofErr w:type="spellEnd"/>
-            <w:r>
-              <w:rPr>
-                <w:sz w:val="32"/>
-                <w:szCs w:val="32"/>
-              </w:rPr>
-              <w:t xml:space="preserve"> Likely Pathogenic Variants</w:t>
+              <w:t>ClinVar Likely Pathogenic Variants</w:t>
             </w:r>
           </w:p>
         </w:tc>
@@ -13451,23 +13265,7 @@
                 <w:sz w:val="32"/>
                 <w:szCs w:val="32"/>
               </w:rPr>
-              <w:t>Frequency (</w:t>
-            </w:r>
-            <w:proofErr w:type="spellStart"/>
-            <w:r>
-              <w:rPr>
-                <w:sz w:val="32"/>
-                <w:szCs w:val="32"/>
-              </w:rPr>
-              <w:t>gnomAD</w:t>
-            </w:r>
-            <w:proofErr w:type="spellEnd"/>
-            <w:r>
-              <w:rPr>
-                <w:sz w:val="32"/>
-                <w:szCs w:val="32"/>
-              </w:rPr>
-              <w:t>):0.0001158 (Rare Variant)</w:t>
+              <w:t>Frequency (gnomAD):0.0001158 (Rare Variant)</w:t>
             </w:r>
           </w:p>
           <w:p>
@@ -13565,7 +13363,6 @@
         <w:lastRenderedPageBreak/>
         <w:t xml:space="preserve"> </w:t>
       </w:r>
-      <w:proofErr w:type="spellStart"/>
       <w:r>
         <w:rPr>
           <w:b/>
@@ -13573,8 +13370,203 @@
           <w:sz w:val="40"/>
           <w:szCs w:val="40"/>
         </w:rPr>
-        <w:t>G</w:t>
-      </w:r>
+        <w:t xml:space="preserve">GenomAd brower :                                 </w:t>
+      </w:r>
+    </w:p>
+    <w:p>
+      <w:pPr>
+        <w:pStyle w:val="Heading1"/>
+        <w:rPr>
+          <w:color w:val="262626" w:themeColor="text1" w:themeTint="D9"/>
+        </w:rPr>
+      </w:pPr>
+      <w:r>
+        <w:rPr>
+          <w:color w:val="262626" w:themeColor="text1" w:themeTint="D9"/>
+        </w:rPr>
+        <w:t>Database used: gnomAD Browser v4.1.1</w:t>
+      </w:r>
+    </w:p>
+    <w:p>
+      <w:pPr>
+        <w:pStyle w:val="Heading1"/>
+        <w:rPr>
+          <w:color w:val="262626" w:themeColor="text1" w:themeTint="D9"/>
+        </w:rPr>
+      </w:pPr>
+      <w:r>
+        <w:rPr>
+          <w:color w:val="C00000"/>
+        </w:rPr>
+        <w:t xml:space="preserve">Gene: </w:t>
+      </w:r>
+      <w:r>
+        <w:rPr>
+          <w:color w:val="262626" w:themeColor="text1" w:themeTint="D9"/>
+        </w:rPr>
+        <w:t>OTUD6B</w:t>
+      </w:r>
+    </w:p>
+    <w:p>
+      <w:pPr>
+        <w:pStyle w:val="Heading1"/>
+        <w:rPr>
+          <w:color w:val="262626" w:themeColor="text1" w:themeTint="D9"/>
+        </w:rPr>
+      </w:pPr>
+      <w:r>
+        <w:rPr>
+          <w:color w:val="C00000"/>
+        </w:rPr>
+        <w:t xml:space="preserve">Candidate variant: </w:t>
+      </w:r>
+      <w:r>
+        <w:rPr>
+          <w:color w:val="262626" w:themeColor="text1" w:themeTint="D9"/>
+        </w:rPr>
+        <w:t>c.686T&gt;C (p.Leu229Pro)</w:t>
+      </w:r>
+    </w:p>
+    <w:p>
+      <w:pPr>
+        <w:pStyle w:val="Heading1"/>
+        <w:rPr>
+          <w:color w:val="262626" w:themeColor="text1" w:themeTint="D9"/>
+        </w:rPr>
+      </w:pPr>
+      <w:r>
+        <w:rPr>
+          <w:color w:val="C00000"/>
+        </w:rPr>
+        <w:t xml:space="preserve">Variant ID: </w:t>
+      </w:r>
+      <w:r>
+        <w:rPr>
+          <w:color w:val="262626" w:themeColor="text1" w:themeTint="D9"/>
+        </w:rPr>
+        <w:t>8-91080726-T-C (GRCh38)</w:t>
+      </w:r>
+    </w:p>
+    <w:p>
+      <w:pPr>
+        <w:pStyle w:val="Heading1"/>
+        <w:rPr>
+          <w:color w:val="262626" w:themeColor="text1" w:themeTint="D9"/>
+        </w:rPr>
+      </w:pPr>
+      <w:r>
+        <w:rPr>
+          <w:color w:val="C00000"/>
+        </w:rPr>
+        <w:t xml:space="preserve">dbSNP ID: </w:t>
+      </w:r>
+      <w:r>
+        <w:rPr>
+          <w:color w:val="262626" w:themeColor="text1" w:themeTint="D9"/>
+        </w:rPr>
+        <w:t>rs150848976</w:t>
+      </w:r>
+    </w:p>
+    <w:p>
+      <w:pPr>
+        <w:pStyle w:val="Heading1"/>
+        <w:rPr>
+          <w:color w:val="262626" w:themeColor="text1" w:themeTint="D9"/>
+        </w:rPr>
+      </w:pPr>
+      <w:r>
+        <w:rPr>
+          <w:color w:val="C00000"/>
+        </w:rPr>
+        <w:t xml:space="preserve">gnomAD Total Allele Frequency: </w:t>
+      </w:r>
+      <w:r>
+        <w:rPr>
+          <w:color w:val="262626" w:themeColor="text1" w:themeTint="D9"/>
+        </w:rPr>
+        <w:t>0.0001158 (≈0.01158%)</w:t>
+      </w:r>
+    </w:p>
+    <w:p>
+      <w:pPr>
+        <w:pStyle w:val="Heading1"/>
+        <w:rPr>
+          <w:color w:val="262626" w:themeColor="text1" w:themeTint="D9"/>
+        </w:rPr>
+      </w:pPr>
+      <w:r>
+        <w:rPr>
+          <w:color w:val="C00000"/>
+        </w:rPr>
+        <w:t xml:space="preserve">Total Allele Count: </w:t>
+      </w:r>
+      <w:r>
+        <w:rPr>
+          <w:color w:val="262626" w:themeColor="text1" w:themeTint="D9"/>
+        </w:rPr>
+        <w:t>185</w:t>
+      </w:r>
+    </w:p>
+    <w:p>
+      <w:pPr>
+        <w:pStyle w:val="Heading1"/>
+        <w:rPr>
+          <w:color w:val="262626" w:themeColor="text1" w:themeTint="D9"/>
+        </w:rPr>
+      </w:pPr>
+      <w:r>
+        <w:rPr>
+          <w:color w:val="C00000"/>
+        </w:rPr>
+        <w:t xml:space="preserve">Number of Homozygotes: </w:t>
+      </w:r>
+      <w:r>
+        <w:rPr>
+          <w:color w:val="262626" w:themeColor="text1" w:themeTint="D9"/>
+        </w:rPr>
+        <w:t>0</w:t>
+      </w:r>
+    </w:p>
+    <w:p>
+      <w:pPr>
+        <w:pStyle w:val="Heading1"/>
+        <w:rPr>
+          <w:color w:val="262626" w:themeColor="text1" w:themeTint="D9"/>
+        </w:rPr>
+      </w:pPr>
+      <w:r>
+        <w:rPr>
+          <w:color w:val="262626" w:themeColor="text1" w:themeTint="D9"/>
+        </w:rPr>
+        <w:t>The variant is rare, therefore it was retained for downstream clinical interpretation.</w:t>
+      </w:r>
+    </w:p>
+    <w:p>
+      <w:pPr>
+        <w:pStyle w:val="Heading1"/>
+        <w:rPr>
+          <w:b/>
+          <w:bCs/>
+        </w:rPr>
+      </w:pPr>
+    </w:p>
+    <w:p>
+      <w:pPr>
+        <w:pStyle w:val="Heading1"/>
+        <w:rPr>
+          <w:b/>
+          <w:bCs/>
+        </w:rPr>
+      </w:pPr>
+    </w:p>
+    <w:p>
+      <w:pPr>
+        <w:pStyle w:val="Heading1"/>
+        <w:rPr>
+          <w:sz w:val="44"/>
+          <w:szCs w:val="44"/>
+        </w:rPr>
+      </w:pPr>
       <w:r>
         <w:rPr>
           <w:b/>
@@ -13582,601 +13574,250 @@
           <w:sz w:val="40"/>
           <w:szCs w:val="40"/>
         </w:rPr>
-        <w:t>eno</w:t>
-      </w:r>
-      <w:r>
-        <w:rPr>
-          <w:b/>
-          <w:bCs/>
-          <w:sz w:val="40"/>
-          <w:szCs w:val="40"/>
-        </w:rPr>
-        <w:t>m</w:t>
-      </w:r>
-      <w:r>
-        <w:rPr>
-          <w:b/>
-          <w:bCs/>
-          <w:sz w:val="40"/>
-          <w:szCs w:val="40"/>
-        </w:rPr>
-        <w:t>Ad</w:t>
-      </w:r>
-      <w:proofErr w:type="spellEnd"/>
-      <w:r>
-        <w:rPr>
-          <w:b/>
-          <w:bCs/>
-          <w:sz w:val="40"/>
-          <w:szCs w:val="40"/>
-        </w:rPr>
-        <w:t xml:space="preserve"> </w:t>
-      </w:r>
-      <w:proofErr w:type="spellStart"/>
-      <w:r>
-        <w:rPr>
-          <w:b/>
-          <w:bCs/>
-          <w:sz w:val="40"/>
-          <w:szCs w:val="40"/>
-        </w:rPr>
-        <w:t>brower</w:t>
-      </w:r>
-      <w:proofErr w:type="spellEnd"/>
-      <w:r>
-        <w:rPr>
-          <w:b/>
-          <w:bCs/>
-          <w:sz w:val="40"/>
-          <w:szCs w:val="40"/>
-        </w:rPr>
-        <w:t xml:space="preserve"> </w:t>
-      </w:r>
-      <w:r>
-        <w:rPr>
-          <w:b/>
-          <w:bCs/>
-          <w:sz w:val="40"/>
-          <w:szCs w:val="40"/>
-        </w:rPr>
-        <w:t>:</w:t>
-      </w:r>
-      <w:r>
-        <w:rPr>
-          <w:b/>
-          <w:bCs/>
-          <w:sz w:val="40"/>
-          <w:szCs w:val="40"/>
-        </w:rPr>
-        <w:t xml:space="preserve">                        </w:t>
-      </w:r>
-      <w:r>
-        <w:rPr>
-          <w:b/>
-          <w:bCs/>
-          <w:sz w:val="40"/>
-          <w:szCs w:val="40"/>
-        </w:rPr>
-        <w:t xml:space="preserve">         </w:t>
-      </w:r>
-    </w:p>
-    <w:p>
-      <w:pPr>
-        <w:pStyle w:val="Heading1"/>
-        <w:rPr>
-          <w:color w:val="262626" w:themeColor="text1" w:themeTint="D9"/>
-        </w:rPr>
-      </w:pPr>
-      <w:r>
-        <w:rPr>
-          <w:color w:val="262626" w:themeColor="text1" w:themeTint="D9"/>
-        </w:rPr>
-        <w:t xml:space="preserve">Database used: </w:t>
-      </w:r>
-      <w:proofErr w:type="spellStart"/>
-      <w:r>
-        <w:rPr>
-          <w:color w:val="262626" w:themeColor="text1" w:themeTint="D9"/>
+        <w:t>Discussion</w:t>
+      </w:r>
+    </w:p>
+    <w:p>
+      <w:pPr>
+        <w:rPr>
+          <w:sz w:val="32"/>
+          <w:szCs w:val="32"/>
+        </w:rPr>
+      </w:pPr>
+    </w:p>
+    <w:p>
+      <w:pPr>
+        <w:rPr>
+          <w:b/>
+          <w:bCs/>
+          <w:color w:val="FFC000"/>
+          <w:sz w:val="32"/>
+          <w:szCs w:val="32"/>
+        </w:rPr>
+      </w:pPr>
+      <w:r>
+        <w:rPr>
+          <w:b/>
+          <w:bCs/>
+          <w:color w:val="FFC000"/>
+          <w:sz w:val="32"/>
+          <w:szCs w:val="32"/>
+        </w:rPr>
+        <w:t>Interpretation of Findings</w:t>
+      </w:r>
+    </w:p>
+    <w:p>
+      <w:pPr>
+        <w:rPr>
+          <w:sz w:val="32"/>
+          <w:szCs w:val="32"/>
+        </w:rPr>
+      </w:pPr>
+    </w:p>
+    <w:p>
+      <w:pPr>
+        <w:rPr>
+          <w:sz w:val="32"/>
+          <w:szCs w:val="32"/>
+        </w:rPr>
+      </w:pPr>
+      <w:r>
+        <w:rPr>
+          <w:sz w:val="32"/>
+          <w:szCs w:val="32"/>
+        </w:rPr>
+        <w:t>The complete Clinical Genomics workflow was successfully implemented using a publicly available pediatric Whole Exome Sequencing (WES) dataset. The quality assessment confirmed that the sequencing reads were suitable for downstream analysis after adapter trimming and quality filtering. High-quality sequence alignment to the human reference genome (GRCh38) resulted in an excellent mapping rate, providing a reliable foundation for accurate variant identification.</w:t>
+      </w:r>
+    </w:p>
+    <w:p>
+      <w:pPr>
+        <w:rPr>
+          <w:sz w:val="32"/>
+          <w:szCs w:val="32"/>
+        </w:rPr>
+      </w:pPr>
+      <w:r>
+        <w:rPr>
+          <w:sz w:val="32"/>
+          <w:szCs w:val="32"/>
+        </w:rPr>
+        <w:t xml:space="preserve">A total of </w:t>
+      </w:r>
+      <w:r>
+        <w:rPr>
+          <w:b/>
+          <w:bCs/>
+          <w:sz w:val="32"/>
+          <w:szCs w:val="32"/>
+        </w:rPr>
+        <w:t>587,502</w:t>
+      </w:r>
+      <w:r>
+        <w:rPr>
+          <w:sz w:val="32"/>
+          <w:szCs w:val="32"/>
+        </w:rPr>
+        <w:t xml:space="preserve"> genomic variants were identified, of which </w:t>
+      </w:r>
+      <w:r>
+        <w:rPr>
+          <w:b/>
+          <w:bCs/>
+          <w:sz w:val="32"/>
+          <w:szCs w:val="32"/>
+        </w:rPr>
+        <w:t>278,785</w:t>
+      </w:r>
+      <w:r>
+        <w:rPr>
+          <w:sz w:val="32"/>
+          <w:szCs w:val="32"/>
+        </w:rPr>
+        <w:t xml:space="preserve"> high-confidence variants passed quality filtering. Functional annotation using </w:t>
+      </w:r>
+      <w:r>
+        <w:rPr>
+          <w:b/>
+          <w:bCs/>
+          <w:sz w:val="32"/>
+          <w:szCs w:val="32"/>
+        </w:rPr>
+        <w:t>ANNOVAR</w:t>
+      </w:r>
+      <w:r>
+        <w:rPr>
+          <w:sz w:val="32"/>
+          <w:szCs w:val="32"/>
+        </w:rPr>
+        <w:t xml:space="preserve"> identified </w:t>
+      </w:r>
+      <w:r>
+        <w:rPr>
+          <w:b/>
+          <w:bCs/>
+          <w:sz w:val="32"/>
+          <w:szCs w:val="32"/>
+        </w:rPr>
+        <w:t>277,703</w:t>
+      </w:r>
+      <w:r>
+        <w:rPr>
+          <w:sz w:val="32"/>
+          <w:szCs w:val="32"/>
+        </w:rPr>
+        <w:t xml:space="preserve"> annotated variants, including </w:t>
+      </w:r>
+      <w:r>
+        <w:rPr>
+          <w:b/>
+          <w:bCs/>
+          <w:sz w:val="32"/>
+          <w:szCs w:val="32"/>
+        </w:rPr>
+        <w:t>21,204</w:t>
+      </w:r>
+      <w:r>
+        <w:rPr>
+          <w:sz w:val="32"/>
+          <w:szCs w:val="32"/>
+        </w:rPr>
+        <w:t xml:space="preserve"> exonic variants. Further clinical interpretation using </w:t>
+      </w:r>
+      <w:r>
+        <w:rPr>
+          <w:b/>
+          <w:bCs/>
+          <w:sz w:val="32"/>
+          <w:szCs w:val="32"/>
+        </w:rPr>
+        <w:t>ClinVar</w:t>
+      </w:r>
+      <w:r>
+        <w:rPr>
+          <w:sz w:val="32"/>
+          <w:szCs w:val="32"/>
+        </w:rPr>
+        <w:t xml:space="preserve">, </w:t>
+      </w:r>
+      <w:r>
+        <w:rPr>
+          <w:b/>
+          <w:bCs/>
+          <w:sz w:val="32"/>
+          <w:szCs w:val="32"/>
+        </w:rPr>
+        <w:t>OMIM</w:t>
+      </w:r>
+      <w:r>
+        <w:rPr>
+          <w:sz w:val="32"/>
+          <w:szCs w:val="32"/>
+        </w:rPr>
+        <w:t xml:space="preserve">, </w:t>
+      </w:r>
+      <w:r>
+        <w:rPr>
+          <w:b/>
+          <w:bCs/>
+          <w:sz w:val="32"/>
+          <w:szCs w:val="32"/>
+        </w:rPr>
+        <w:t>Human Phenotype Ontology (HPO)</w:t>
+      </w:r>
+      <w:r>
+        <w:rPr>
+          <w:sz w:val="32"/>
+          <w:szCs w:val="32"/>
+        </w:rPr>
+        <w:t xml:space="preserve">, </w:t>
+      </w:r>
+      <w:r>
+        <w:rPr>
+          <w:b/>
+          <w:bCs/>
+          <w:sz w:val="32"/>
+          <w:szCs w:val="32"/>
         </w:rPr>
         <w:t>gnomAD</w:t>
       </w:r>
-      <w:proofErr w:type="spellEnd"/>
-      <w:r>
-        <w:rPr>
-          <w:color w:val="262626" w:themeColor="text1" w:themeTint="D9"/>
-        </w:rPr>
-        <w:t xml:space="preserve"> Browser v4.1.1</w:t>
-      </w:r>
-    </w:p>
-    <w:p>
-      <w:pPr>
-        <w:pStyle w:val="Heading1"/>
-        <w:rPr>
-          <w:color w:val="262626" w:themeColor="text1" w:themeTint="D9"/>
-        </w:rPr>
-      </w:pPr>
-      <w:r>
-        <w:rPr>
-          <w:color w:val="C00000"/>
-        </w:rPr>
-        <w:t xml:space="preserve">Gene: </w:t>
-      </w:r>
-      <w:r>
-        <w:rPr>
-          <w:color w:val="262626" w:themeColor="text1" w:themeTint="D9"/>
+      <w:r>
+        <w:rPr>
+          <w:sz w:val="32"/>
+          <w:szCs w:val="32"/>
+        </w:rPr>
+        <w:t xml:space="preserve">, and </w:t>
+      </w:r>
+      <w:r>
+        <w:rPr>
+          <w:b/>
+          <w:bCs/>
+          <w:sz w:val="32"/>
+          <w:szCs w:val="32"/>
+        </w:rPr>
+        <w:t>Integrative Genomics Viewer (IGV)</w:t>
+      </w:r>
+      <w:r>
+        <w:rPr>
+          <w:sz w:val="32"/>
+          <w:szCs w:val="32"/>
+        </w:rPr>
+        <w:t xml:space="preserve"> enabled systematic prioritization of candidate disease-associated variants. Based on the integrated biological and clinical evidence, the </w:t>
+      </w:r>
+      <w:r>
+        <w:rPr>
+          <w:b/>
+          <w:bCs/>
+          <w:sz w:val="32"/>
+          <w:szCs w:val="32"/>
         </w:rPr>
         <w:t>OTUD6B</w:t>
       </w:r>
-    </w:p>
-    <w:p>
-      <w:pPr>
-        <w:pStyle w:val="Heading1"/>
-        <w:rPr>
-          <w:color w:val="262626" w:themeColor="text1" w:themeTint="D9"/>
-        </w:rPr>
-      </w:pPr>
-      <w:r>
-        <w:rPr>
-          <w:color w:val="C00000"/>
-        </w:rPr>
-        <w:t xml:space="preserve">Candidate variant: </w:t>
-      </w:r>
-      <w:r>
-        <w:rPr>
-          <w:color w:val="262626" w:themeColor="text1" w:themeTint="D9"/>
-        </w:rPr>
-        <w:t>c.686T&gt;C (p.Leu229Pro)</w:t>
-      </w:r>
-    </w:p>
-    <w:p>
-      <w:pPr>
-        <w:pStyle w:val="Heading1"/>
-        <w:rPr>
-          <w:color w:val="262626" w:themeColor="text1" w:themeTint="D9"/>
-        </w:rPr>
-      </w:pPr>
-      <w:r>
-        <w:rPr>
-          <w:color w:val="C00000"/>
-        </w:rPr>
-        <w:t xml:space="preserve">Variant ID: </w:t>
-      </w:r>
-      <w:r>
-        <w:rPr>
-          <w:color w:val="262626" w:themeColor="text1" w:themeTint="D9"/>
-        </w:rPr>
-        <w:t>8-91080726-T-C (GRCh38)</w:t>
-      </w:r>
-    </w:p>
-    <w:p>
-      <w:pPr>
-        <w:pStyle w:val="Heading1"/>
-        <w:rPr>
-          <w:color w:val="262626" w:themeColor="text1" w:themeTint="D9"/>
-        </w:rPr>
-      </w:pPr>
-      <w:proofErr w:type="spellStart"/>
-      <w:r>
-        <w:rPr>
-          <w:color w:val="C00000"/>
-        </w:rPr>
-        <w:t>dbSNP</w:t>
-      </w:r>
-      <w:proofErr w:type="spellEnd"/>
-      <w:r>
-        <w:rPr>
-          <w:color w:val="C00000"/>
-        </w:rPr>
-        <w:t xml:space="preserve"> ID: </w:t>
-      </w:r>
-      <w:r>
-        <w:rPr>
-          <w:color w:val="262626" w:themeColor="text1" w:themeTint="D9"/>
-        </w:rPr>
-        <w:t>rs150848976</w:t>
-      </w:r>
-    </w:p>
-    <w:p>
-      <w:pPr>
-        <w:pStyle w:val="Heading1"/>
-        <w:rPr>
-          <w:color w:val="262626" w:themeColor="text1" w:themeTint="D9"/>
-        </w:rPr>
-      </w:pPr>
-      <w:proofErr w:type="spellStart"/>
-      <w:r>
-        <w:rPr>
-          <w:color w:val="C00000"/>
-        </w:rPr>
-        <w:t>gnomAD</w:t>
-      </w:r>
-      <w:proofErr w:type="spellEnd"/>
-      <w:r>
-        <w:rPr>
-          <w:color w:val="C00000"/>
-        </w:rPr>
-        <w:t xml:space="preserve"> Total Allele Frequency: </w:t>
-      </w:r>
-      <w:r>
-        <w:rPr>
-          <w:color w:val="262626" w:themeColor="text1" w:themeTint="D9"/>
-        </w:rPr>
-        <w:t>0.0001158 (≈0.01158%)</w:t>
-      </w:r>
-    </w:p>
-    <w:p>
-      <w:pPr>
-        <w:pStyle w:val="Heading1"/>
-        <w:rPr>
-          <w:color w:val="262626" w:themeColor="text1" w:themeTint="D9"/>
-        </w:rPr>
-      </w:pPr>
-      <w:r>
-        <w:rPr>
-          <w:color w:val="C00000"/>
-        </w:rPr>
-        <w:t xml:space="preserve">Total Allele Count: </w:t>
-      </w:r>
-      <w:r>
-        <w:rPr>
-          <w:color w:val="262626" w:themeColor="text1" w:themeTint="D9"/>
-        </w:rPr>
-        <w:t>185</w:t>
-      </w:r>
-    </w:p>
-    <w:p>
-      <w:pPr>
-        <w:pStyle w:val="Heading1"/>
-        <w:rPr>
-          <w:color w:val="262626" w:themeColor="text1" w:themeTint="D9"/>
-        </w:rPr>
-      </w:pPr>
-      <w:r>
-        <w:rPr>
-          <w:color w:val="C00000"/>
-        </w:rPr>
-        <w:t xml:space="preserve">Number of Homozygotes: </w:t>
-      </w:r>
-      <w:r>
-        <w:rPr>
-          <w:color w:val="262626" w:themeColor="text1" w:themeTint="D9"/>
-        </w:rPr>
-        <w:t>0</w:t>
-      </w:r>
-    </w:p>
-    <w:p>
-      <w:pPr>
-        <w:pStyle w:val="Heading1"/>
-        <w:rPr>
-          <w:color w:val="262626" w:themeColor="text1" w:themeTint="D9"/>
-        </w:rPr>
-      </w:pPr>
-      <w:r>
-        <w:rPr>
-          <w:color w:val="262626" w:themeColor="text1" w:themeTint="D9"/>
-        </w:rPr>
-        <w:t>The variant is rare, therefore it was retained for downstream clinical interpretation.</w:t>
-      </w:r>
-    </w:p>
-    <w:p>
-      <w:pPr>
-        <w:pStyle w:val="Heading1"/>
-        <w:rPr>
-          <w:b/>
-          <w:bCs/>
-        </w:rPr>
-      </w:pPr>
-    </w:p>
-    <w:p>
-      <w:pPr>
-        <w:pStyle w:val="Heading1"/>
-        <w:rPr>
-          <w:b/>
-          <w:bCs/>
-        </w:rPr>
-      </w:pPr>
-    </w:p>
-    <w:p>
-      <w:pPr>
-        <w:pStyle w:val="Heading1"/>
-        <w:rPr>
-          <w:sz w:val="44"/>
-          <w:szCs w:val="44"/>
-        </w:rPr>
-      </w:pPr>
-      <w:r>
-        <w:rPr>
-          <w:b/>
-          <w:bCs/>
-          <w:sz w:val="40"/>
-          <w:szCs w:val="40"/>
-        </w:rPr>
-        <w:t>Discussion</w:t>
-      </w:r>
-    </w:p>
-    <w:p>
-      <w:pPr>
-        <w:rPr>
-          <w:sz w:val="32"/>
-          <w:szCs w:val="32"/>
-        </w:rPr>
-      </w:pPr>
-    </w:p>
-    <w:p>
-      <w:pPr>
-        <w:rPr>
-          <w:b/>
-          <w:bCs/>
-          <w:color w:val="FFC000"/>
-          <w:sz w:val="32"/>
-          <w:szCs w:val="32"/>
-        </w:rPr>
-      </w:pPr>
-      <w:r>
-        <w:rPr>
-          <w:b/>
-          <w:bCs/>
-          <w:color w:val="FFC000"/>
-          <w:sz w:val="32"/>
-          <w:szCs w:val="32"/>
-        </w:rPr>
-        <w:t>Interpretation of Findings</w:t>
-      </w:r>
-    </w:p>
-    <w:p>
-      <w:pPr>
-        <w:rPr>
-          <w:sz w:val="32"/>
-          <w:szCs w:val="32"/>
-        </w:rPr>
-      </w:pPr>
-    </w:p>
-    <w:p>
-      <w:pPr>
-        <w:rPr>
-          <w:sz w:val="32"/>
-          <w:szCs w:val="32"/>
-        </w:rPr>
-      </w:pPr>
-      <w:r>
-        <w:rPr>
-          <w:sz w:val="32"/>
-          <w:szCs w:val="32"/>
-        </w:rPr>
-        <w:t xml:space="preserve">The complete Clinical Genomics workflow was successfully implemented using a publicly available </w:t>
-      </w:r>
-      <w:proofErr w:type="spellStart"/>
-      <w:r>
-        <w:rPr>
-          <w:sz w:val="32"/>
-          <w:szCs w:val="32"/>
-        </w:rPr>
-        <w:t>pediatric</w:t>
-      </w:r>
-      <w:proofErr w:type="spellEnd"/>
-      <w:r>
-        <w:rPr>
-          <w:sz w:val="32"/>
-          <w:szCs w:val="32"/>
-        </w:rPr>
-        <w:t xml:space="preserve"> Whole Exome Sequencing (WES) dataset. The quality assessment confirmed that the sequencing reads were suitable for downstream analysis after adapter trimming and quality filtering. High-quality sequence alignment to the human reference genome (GRCh38) resulted in an excellent mapping rate, providing a reliable foundation for accurate variant identification.</w:t>
-      </w:r>
-    </w:p>
-    <w:p>
-      <w:pPr>
-        <w:rPr>
-          <w:sz w:val="32"/>
-          <w:szCs w:val="32"/>
-        </w:rPr>
-      </w:pPr>
-      <w:r>
-        <w:rPr>
-          <w:sz w:val="32"/>
-          <w:szCs w:val="32"/>
-        </w:rPr>
-        <w:t xml:space="preserve">A total of </w:t>
-      </w:r>
-      <w:r>
-        <w:rPr>
-          <w:b/>
-          <w:bCs/>
-          <w:sz w:val="32"/>
-          <w:szCs w:val="32"/>
-        </w:rPr>
-        <w:t>587,502</w:t>
-      </w:r>
-      <w:r>
-        <w:rPr>
-          <w:sz w:val="32"/>
-          <w:szCs w:val="32"/>
-        </w:rPr>
-        <w:t xml:space="preserve"> genomic variants were identified, of which </w:t>
-      </w:r>
-      <w:r>
-        <w:rPr>
-          <w:b/>
-          <w:bCs/>
-          <w:sz w:val="32"/>
-          <w:szCs w:val="32"/>
-        </w:rPr>
-        <w:t>278,785</w:t>
-      </w:r>
-      <w:r>
-        <w:rPr>
-          <w:sz w:val="32"/>
-          <w:szCs w:val="32"/>
-        </w:rPr>
-        <w:t xml:space="preserve"> high-confidence variants passed quality filtering. Functional annotation using </w:t>
-      </w:r>
-      <w:r>
-        <w:rPr>
-          <w:b/>
-          <w:bCs/>
-          <w:sz w:val="32"/>
-          <w:szCs w:val="32"/>
-        </w:rPr>
-        <w:t>ANNOVAR</w:t>
-      </w:r>
-      <w:r>
-        <w:rPr>
-          <w:sz w:val="32"/>
-          <w:szCs w:val="32"/>
-        </w:rPr>
-        <w:t xml:space="preserve"> identified </w:t>
-      </w:r>
-      <w:r>
-        <w:rPr>
-          <w:b/>
-          <w:bCs/>
-          <w:sz w:val="32"/>
-          <w:szCs w:val="32"/>
-        </w:rPr>
-        <w:t>277,703</w:t>
-      </w:r>
-      <w:r>
-        <w:rPr>
-          <w:sz w:val="32"/>
-          <w:szCs w:val="32"/>
-        </w:rPr>
-        <w:t xml:space="preserve"> annotated variants, including </w:t>
-      </w:r>
-      <w:r>
-        <w:rPr>
-          <w:b/>
-          <w:bCs/>
-          <w:sz w:val="32"/>
-          <w:szCs w:val="32"/>
-        </w:rPr>
-        <w:t>21,204</w:t>
-      </w:r>
-      <w:r>
-        <w:rPr>
-          <w:sz w:val="32"/>
-          <w:szCs w:val="32"/>
-        </w:rPr>
-        <w:t xml:space="preserve"> </w:t>
-      </w:r>
-      <w:proofErr w:type="spellStart"/>
-      <w:r>
-        <w:rPr>
-          <w:sz w:val="32"/>
-          <w:szCs w:val="32"/>
-        </w:rPr>
-        <w:t>exonic</w:t>
-      </w:r>
-      <w:proofErr w:type="spellEnd"/>
-      <w:r>
-        <w:rPr>
-          <w:sz w:val="32"/>
-          <w:szCs w:val="32"/>
-        </w:rPr>
-        <w:t xml:space="preserve"> variants. Further clinical interpretation using </w:t>
-      </w:r>
-      <w:proofErr w:type="spellStart"/>
-      <w:r>
-        <w:rPr>
-          <w:b/>
-          <w:bCs/>
-          <w:sz w:val="32"/>
-          <w:szCs w:val="32"/>
-        </w:rPr>
-        <w:t>ClinVar</w:t>
-      </w:r>
-      <w:proofErr w:type="spellEnd"/>
-      <w:r>
-        <w:rPr>
-          <w:sz w:val="32"/>
-          <w:szCs w:val="32"/>
-        </w:rPr>
-        <w:t xml:space="preserve">, </w:t>
-      </w:r>
-      <w:r>
-        <w:rPr>
-          <w:b/>
-          <w:bCs/>
-          <w:sz w:val="32"/>
-          <w:szCs w:val="32"/>
-        </w:rPr>
-        <w:t>OMIM</w:t>
-      </w:r>
-      <w:r>
-        <w:rPr>
-          <w:sz w:val="32"/>
-          <w:szCs w:val="32"/>
-        </w:rPr>
-        <w:t xml:space="preserve">, </w:t>
-      </w:r>
-      <w:r>
-        <w:rPr>
-          <w:b/>
-          <w:bCs/>
-          <w:sz w:val="32"/>
-          <w:szCs w:val="32"/>
-        </w:rPr>
-        <w:t>Human Phenotype Ontology (HPO)</w:t>
-      </w:r>
-      <w:r>
-        <w:rPr>
-          <w:sz w:val="32"/>
-          <w:szCs w:val="32"/>
-        </w:rPr>
-        <w:t xml:space="preserve">, </w:t>
-      </w:r>
-      <w:proofErr w:type="spellStart"/>
-      <w:r>
-        <w:rPr>
-          <w:b/>
-          <w:bCs/>
-          <w:sz w:val="32"/>
-          <w:szCs w:val="32"/>
-        </w:rPr>
-        <w:t>gnomAD</w:t>
-      </w:r>
-      <w:proofErr w:type="spellEnd"/>
-      <w:r>
-        <w:rPr>
-          <w:sz w:val="32"/>
-          <w:szCs w:val="32"/>
-        </w:rPr>
-        <w:t xml:space="preserve">, and </w:t>
-      </w:r>
-      <w:r>
-        <w:rPr>
-          <w:b/>
-          <w:bCs/>
-          <w:sz w:val="32"/>
-          <w:szCs w:val="32"/>
-        </w:rPr>
-        <w:t>Integrative Genomics Viewer (IGV)</w:t>
-      </w:r>
-      <w:r>
-        <w:rPr>
-          <w:sz w:val="32"/>
-          <w:szCs w:val="32"/>
-        </w:rPr>
-        <w:t xml:space="preserve"> enabled systematic prioritization of candidate disease-associated variants. Based on the integrated biological and clinical evidence, the </w:t>
-      </w:r>
-      <w:r>
-        <w:rPr>
-          <w:b/>
-          <w:bCs/>
-          <w:sz w:val="32"/>
-          <w:szCs w:val="32"/>
-        </w:rPr>
-        <w:t>OTUD6B</w:t>
-      </w:r>
       <w:r>
         <w:rPr>
           <w:sz w:val="32"/>
           <w:szCs w:val="32"/>
         </w:rPr>
         <w:t xml:space="preserve"> variant (chr8:91080726 T&gt;C; p.L229P) was identified as the most clinically </w:t>
-      </w:r>
-      <w:r>
-        <w:rPr>
-          <w:sz w:val="32"/>
-          <w:szCs w:val="32"/>
-        </w:rPr>
         <w:lastRenderedPageBreak/>
         <w:t xml:space="preserve">relevant candidate and classified as </w:t>
       </w:r>
@@ -14692,7 +14333,6 @@
         </w:rPr>
         <w:t xml:space="preserve">The annotated variants were then evaluated using </w:t>
       </w:r>
-      <w:proofErr w:type="spellStart"/>
       <w:r>
         <w:rPr>
           <w:b/>
@@ -14702,7 +14342,6 @@
         </w:rPr>
         <w:t>ClinVar</w:t>
       </w:r>
-      <w:proofErr w:type="spellEnd"/>
       <w:r>
         <w:rPr>
           <w:sz w:val="32"/>
@@ -14742,7 +14381,6 @@
         </w:rPr>
         <w:t xml:space="preserve"> were given higher priority for further analysis. Population frequency was assessed using the </w:t>
       </w:r>
-      <w:proofErr w:type="spellStart"/>
       <w:r>
         <w:rPr>
           <w:b/>
@@ -14752,7 +14390,6 @@
         </w:rPr>
         <w:t>gnomAD</w:t>
       </w:r>
-      <w:proofErr w:type="spellEnd"/>
       <w:r>
         <w:rPr>
           <w:sz w:val="32"/>
@@ -14861,47 +14498,7 @@
           <w:sz w:val="32"/>
           <w:szCs w:val="32"/>
         </w:rPr>
-        <w:t xml:space="preserve">ANNOVAR, </w:t>
-      </w:r>
-      <w:proofErr w:type="spellStart"/>
-      <w:r>
-        <w:rPr>
-          <w:b/>
-          <w:bCs/>
-          <w:sz w:val="32"/>
-          <w:szCs w:val="32"/>
-        </w:rPr>
-        <w:t>ClinVar</w:t>
-      </w:r>
-      <w:proofErr w:type="spellEnd"/>
-      <w:r>
-        <w:rPr>
-          <w:b/>
-          <w:bCs/>
-          <w:sz w:val="32"/>
-          <w:szCs w:val="32"/>
-        </w:rPr>
-        <w:t xml:space="preserve">, OMIM, HPO, </w:t>
-      </w:r>
-      <w:proofErr w:type="spellStart"/>
-      <w:r>
-        <w:rPr>
-          <w:b/>
-          <w:bCs/>
-          <w:sz w:val="32"/>
-          <w:szCs w:val="32"/>
-        </w:rPr>
-        <w:t>gnomAD</w:t>
-      </w:r>
-      <w:proofErr w:type="spellEnd"/>
-      <w:r>
-        <w:rPr>
-          <w:b/>
-          <w:bCs/>
-          <w:sz w:val="32"/>
-          <w:szCs w:val="32"/>
-        </w:rPr>
-        <w:t>,</w:t>
+        <w:t>ANNOVAR, ClinVar, OMIM, HPO, gnomAD,</w:t>
       </w:r>
       <w:r>
         <w:rPr>
@@ -14966,14 +14563,6 @@
           <w:szCs w:val="32"/>
         </w:rPr>
         <w:t xml:space="preserve">Likely </w:t>
-      </w:r>
-      <w:r>
-        <w:rPr>
-          <w:b/>
-          <w:bCs/>
-          <w:sz w:val="32"/>
-          <w:szCs w:val="32"/>
-        </w:rPr>
         <w:lastRenderedPageBreak/>
         <w:t>Pathogenic</w:t>
       </w:r>
@@ -14982,23 +14571,7 @@
           <w:sz w:val="32"/>
           <w:szCs w:val="32"/>
         </w:rPr>
-        <w:t xml:space="preserve"> in </w:t>
-      </w:r>
-      <w:proofErr w:type="spellStart"/>
-      <w:r>
-        <w:rPr>
-          <w:sz w:val="32"/>
-          <w:szCs w:val="32"/>
-        </w:rPr>
-        <w:t>ClinVar</w:t>
-      </w:r>
-      <w:proofErr w:type="spellEnd"/>
-      <w:r>
-        <w:rPr>
-          <w:sz w:val="32"/>
-          <w:szCs w:val="32"/>
-        </w:rPr>
-        <w:t xml:space="preserve"> and has been reported to be associated with a rare neurodevelopmental disorder.</w:t>
+        <w:t xml:space="preserve"> in ClinVar and has been reported to be associated with a rare neurodevelopmental disorder.</w:t>
       </w:r>
     </w:p>
     <w:p>
@@ -15190,16 +14763,7 @@
           <w:sz w:val="32"/>
           <w:szCs w:val="32"/>
         </w:rPr>
-        <w:t>IGV Validation</w:t>
-      </w:r>
-      <w:r>
-        <w:rPr>
-          <w:b/>
-          <w:bCs/>
-          <w:sz w:val="32"/>
-          <w:szCs w:val="32"/>
-        </w:rPr>
-        <w:t>:</w:t>
+        <w:t>IGV Validation:</w:t>
       </w:r>
     </w:p>
     <w:p>
@@ -15741,78 +15305,30 @@
           <w:sz w:val="32"/>
           <w:szCs w:val="32"/>
         </w:rPr>
-        <w:t xml:space="preserve">This project successfully implemented a complete end-to-end Clinical Genomics workflow for the analysis of Whole Exome Sequencing (WES) data obtained from a </w:t>
-      </w:r>
-      <w:proofErr w:type="spellStart"/>
-      <w:r>
-        <w:rPr>
-          <w:sz w:val="32"/>
-          <w:szCs w:val="32"/>
-        </w:rPr>
-        <w:t>pediatric</w:t>
-      </w:r>
-      <w:proofErr w:type="spellEnd"/>
-      <w:r>
-        <w:rPr>
-          <w:sz w:val="32"/>
-          <w:szCs w:val="32"/>
-        </w:rPr>
-        <w:t xml:space="preserve"> sibling belonging to a family investigated for immunodeficiency and neurodevelopmental abnormalities. The workflow included sequencing quality assessment, read preprocessing, genome alignment, alignment processing, variant calling, functional annotation, clinical annotation, population frequency analysis, phenotype-based interpretation, and variant validation.</w:t>
-      </w:r>
-    </w:p>
-    <w:p>
-      <w:pPr>
-        <w:rPr>
-          <w:sz w:val="32"/>
-          <w:szCs w:val="32"/>
-        </w:rPr>
-      </w:pPr>
-    </w:p>
-    <w:p>
-      <w:pPr>
-        <w:rPr>
-          <w:sz w:val="32"/>
-          <w:szCs w:val="32"/>
-        </w:rPr>
-      </w:pPr>
-      <w:r>
-        <w:rPr>
-          <w:sz w:val="32"/>
-          <w:szCs w:val="32"/>
-        </w:rPr>
-        <w:t xml:space="preserve">Through systematic variant prioritization, a rare missense variant in the OTUD6B gene (NM_016023.5:c.686T&gt;C; p.Leu229Pro) was identified as the highest-priority candidate variant. Clinical annotation using </w:t>
-      </w:r>
-      <w:proofErr w:type="spellStart"/>
-      <w:r>
-        <w:rPr>
-          <w:sz w:val="32"/>
-          <w:szCs w:val="32"/>
-        </w:rPr>
-        <w:t>ClinVar</w:t>
-      </w:r>
-      <w:proofErr w:type="spellEnd"/>
-      <w:r>
-        <w:rPr>
-          <w:sz w:val="32"/>
-          <w:szCs w:val="32"/>
-        </w:rPr>
-        <w:t xml:space="preserve"> classified this variant as Likely Pathogenic, while population frequency analysis using </w:t>
-      </w:r>
-      <w:proofErr w:type="spellStart"/>
-      <w:r>
-        <w:rPr>
-          <w:sz w:val="32"/>
-          <w:szCs w:val="32"/>
-        </w:rPr>
-        <w:t>gnomAD</w:t>
-      </w:r>
-      <w:proofErr w:type="spellEnd"/>
-      <w:r>
-        <w:rPr>
-          <w:sz w:val="32"/>
-          <w:szCs w:val="32"/>
-        </w:rPr>
-        <w:t xml:space="preserve"> indicated that it is a rare variant in the general population. Gene–disease information obtained from OMIM and phenotype correlation using the Human Phenotype Ontology (HPO) supported the biological relevance of OTUD6B in relation to the reported neurodevelopmental phenotype. Visual inspection using Integrative Genomics Viewer (IGV) further supported the reliability of the identified variant.</w:t>
+        <w:t>This project successfully implemented a complete end-to-end Clinical Genomics workflow for the analysis of Whole Exome Sequencing (WES) data obtained from a pediatric sibling belonging to a family investigated for immunodeficiency and neurodevelopmental abnormalities. The workflow included sequencing quality assessment, read preprocessing, genome alignment, alignment processing, variant calling, functional annotation, clinical annotation, population frequency analysis, phenotype-based interpretation, and variant validation.</w:t>
+      </w:r>
+    </w:p>
+    <w:p>
+      <w:pPr>
+        <w:rPr>
+          <w:sz w:val="32"/>
+          <w:szCs w:val="32"/>
+        </w:rPr>
+      </w:pPr>
+    </w:p>
+    <w:p>
+      <w:pPr>
+        <w:rPr>
+          <w:sz w:val="32"/>
+          <w:szCs w:val="32"/>
+        </w:rPr>
+      </w:pPr>
+      <w:r>
+        <w:rPr>
+          <w:sz w:val="32"/>
+          <w:szCs w:val="32"/>
+        </w:rPr>
+        <w:t>Through systematic variant prioritization, a rare missense variant in the OTUD6B gene (NM_016023.5:c.686T&gt;C; p.Leu229Pro) was identified as the highest-priority candidate variant. Clinical annotation using ClinVar classified this variant as Likely Pathogenic, while population frequency analysis using gnomAD indicated that it is a rare variant in the general population. Gene–disease information obtained from OMIM and phenotype correlation using the Human Phenotype Ontology (HPO) supported the biological relevance of OTUD6B in relation to the reported neurodevelopmental phenotype. Visual inspection using Integrative Genomics Viewer (IGV) further supported the reliability of the identified variant.</w:t>
       </w:r>
     </w:p>
     <w:p>
@@ -16161,7 +15677,6 @@
                 <w:szCs w:val="32"/>
               </w:rPr>
             </w:pPr>
-            <w:proofErr w:type="spellStart"/>
             <w:r>
               <w:rPr>
                 <w:b/>
@@ -16169,17 +15684,7 @@
                 <w:sz w:val="32"/>
                 <w:szCs w:val="32"/>
               </w:rPr>
-              <w:t>ClinVar</w:t>
-            </w:r>
-            <w:proofErr w:type="spellEnd"/>
-            <w:r>
-              <w:rPr>
-                <w:b/>
-                <w:bCs/>
-                <w:sz w:val="32"/>
-                <w:szCs w:val="32"/>
-              </w:rPr>
-              <w:t xml:space="preserve"> Classification</w:t>
+              <w:t>ClinVar Classification</w:t>
             </w:r>
           </w:p>
         </w:tc>
@@ -16247,7 +15752,6 @@
                 <w:szCs w:val="32"/>
               </w:rPr>
             </w:pPr>
-            <w:proofErr w:type="spellStart"/>
             <w:r>
               <w:rPr>
                 <w:b/>
@@ -16255,17 +15759,7 @@
                 <w:sz w:val="32"/>
                 <w:szCs w:val="32"/>
               </w:rPr>
-              <w:t>gnomAD</w:t>
-            </w:r>
-            <w:proofErr w:type="spellEnd"/>
-            <w:r>
-              <w:rPr>
-                <w:b/>
-                <w:bCs/>
-                <w:sz w:val="32"/>
-                <w:szCs w:val="32"/>
-              </w:rPr>
-              <w:t xml:space="preserve"> Frequency</w:t>
+              <w:t>gnomAD Frequency</w:t>
             </w:r>
           </w:p>
         </w:tc>
@@ -16706,30 +16200,43 @@
           <w:szCs w:val="32"/>
         </w:rPr>
       </w:pPr>
-      <w:proofErr w:type="spellStart"/>
       <w:r>
         <w:rPr>
           <w:color w:val="EE0000"/>
           <w:sz w:val="32"/>
           <w:szCs w:val="32"/>
         </w:rPr>
-        <w:t>Exonic</w:t>
-      </w:r>
-      <w:proofErr w:type="spellEnd"/>
+        <w:t xml:space="preserve">Exonic: </w:t>
+      </w:r>
+      <w:r>
+        <w:rPr>
+          <w:sz w:val="32"/>
+          <w:szCs w:val="32"/>
+        </w:rPr>
+        <w:t>21,204</w:t>
+      </w:r>
+    </w:p>
+    <w:p>
+      <w:pPr>
+        <w:rPr>
+          <w:sz w:val="32"/>
+          <w:szCs w:val="32"/>
+        </w:rPr>
+      </w:pPr>
       <w:r>
         <w:rPr>
           <w:color w:val="EE0000"/>
           <w:sz w:val="32"/>
           <w:szCs w:val="32"/>
         </w:rPr>
-        <w:t xml:space="preserve">: </w:t>
-      </w:r>
-      <w:r>
-        <w:rPr>
-          <w:sz w:val="32"/>
-          <w:szCs w:val="32"/>
-        </w:rPr>
-        <w:t>21,204</w:t>
+        <w:t xml:space="preserve">Intronic: </w:t>
+      </w:r>
+      <w:r>
+        <w:rPr>
+          <w:sz w:val="32"/>
+          <w:szCs w:val="32"/>
+        </w:rPr>
+        <w:t>134,447</w:t>
       </w:r>
     </w:p>
     <w:p>
@@ -16745,54 +16252,47 @@
           <w:sz w:val="32"/>
           <w:szCs w:val="32"/>
         </w:rPr>
-        <w:t xml:space="preserve">Intronic: </w:t>
-      </w:r>
-      <w:r>
-        <w:rPr>
-          <w:sz w:val="32"/>
-          <w:szCs w:val="32"/>
-        </w:rPr>
-        <w:t>134,447</w:t>
-      </w:r>
-    </w:p>
-    <w:p>
-      <w:pPr>
-        <w:rPr>
-          <w:sz w:val="32"/>
-          <w:szCs w:val="32"/>
-        </w:rPr>
-      </w:pPr>
-      <w:r>
+        <w:t xml:space="preserve">Intergenic: </w:t>
+      </w:r>
+      <w:r>
+        <w:rPr>
+          <w:sz w:val="32"/>
+          <w:szCs w:val="32"/>
+        </w:rPr>
+        <w:t>92,990</w:t>
+      </w:r>
+    </w:p>
+    <w:p>
+      <w:pPr>
+        <w:rPr>
+          <w:sz w:val="32"/>
+          <w:szCs w:val="32"/>
+        </w:rPr>
+      </w:pPr>
+    </w:p>
+    <w:p>
+      <w:pPr>
         <w:rPr>
           <w:color w:val="EE0000"/>
           <w:sz w:val="32"/>
           <w:szCs w:val="32"/>
         </w:rPr>
-        <w:t xml:space="preserve">Intergenic: </w:t>
-      </w:r>
-      <w:r>
-        <w:rPr>
-          <w:sz w:val="32"/>
-          <w:szCs w:val="32"/>
-        </w:rPr>
-        <w:t>92,990</w:t>
-      </w:r>
-    </w:p>
-    <w:p>
-      <w:pPr>
-        <w:rPr>
-          <w:sz w:val="32"/>
-          <w:szCs w:val="32"/>
-        </w:rPr>
-      </w:pPr>
-    </w:p>
-    <w:p>
-      <w:pPr>
+      </w:pPr>
+      <w:r>
         <w:rPr>
           <w:color w:val="EE0000"/>
           <w:sz w:val="32"/>
           <w:szCs w:val="32"/>
         </w:rPr>
+        <w:t>High-impact variants:</w:t>
+      </w:r>
+    </w:p>
+    <w:p>
+      <w:pPr>
+        <w:rPr>
+          <w:sz w:val="32"/>
+          <w:szCs w:val="32"/>
+        </w:rPr>
       </w:pPr>
       <w:r>
         <w:rPr>
@@ -16800,33 +16300,7 @@
           <w:sz w:val="32"/>
           <w:szCs w:val="32"/>
         </w:rPr>
-        <w:t>High-impact variants:</w:t>
-      </w:r>
-    </w:p>
-    <w:p>
-      <w:pPr>
-        <w:rPr>
-          <w:sz w:val="32"/>
-          <w:szCs w:val="32"/>
-        </w:rPr>
-      </w:pPr>
-      <w:proofErr w:type="spellStart"/>
-      <w:r>
-        <w:rPr>
-          <w:color w:val="EE0000"/>
-          <w:sz w:val="32"/>
-          <w:szCs w:val="32"/>
-        </w:rPr>
-        <w:t>Stopgain</w:t>
-      </w:r>
-      <w:proofErr w:type="spellEnd"/>
-      <w:r>
-        <w:rPr>
-          <w:color w:val="EE0000"/>
-          <w:sz w:val="32"/>
-          <w:szCs w:val="32"/>
-        </w:rPr>
-        <w:t xml:space="preserve">: </w:t>
+        <w:t xml:space="preserve">Stopgain: </w:t>
       </w:r>
       <w:r>
         <w:rPr>
@@ -16993,27 +16467,7 @@
           <w:sz w:val="40"/>
           <w:szCs w:val="40"/>
         </w:rPr>
-        <w:t xml:space="preserve">8. Skills </w:t>
-      </w:r>
-      <w:proofErr w:type="spellStart"/>
-      <w:r>
-        <w:rPr>
-          <w:b/>
-          <w:bCs/>
-          <w:sz w:val="40"/>
-          <w:szCs w:val="40"/>
-        </w:rPr>
-        <w:t>GainedTechnical</w:t>
-      </w:r>
-      <w:proofErr w:type="spellEnd"/>
-      <w:r>
-        <w:rPr>
-          <w:b/>
-          <w:bCs/>
-          <w:sz w:val="40"/>
-          <w:szCs w:val="40"/>
-        </w:rPr>
-        <w:t xml:space="preserve"> Skills</w:t>
+        <w:t>8. Skills GainedTechnical Skills</w:t>
       </w:r>
     </w:p>
     <w:p>
@@ -17103,17 +16557,8 @@
           <w:sz w:val="32"/>
           <w:szCs w:val="32"/>
         </w:rPr>
-        <w:t xml:space="preserve">Read Trimming using </w:t>
-      </w:r>
-      <w:proofErr w:type="spellStart"/>
-      <w:r>
-        <w:rPr>
-          <w:sz w:val="32"/>
-          <w:szCs w:val="32"/>
-        </w:rPr>
-        <w:t>fastp</w:t>
-      </w:r>
-      <w:proofErr w:type="spellEnd"/>
+        <w:t>Read Trimming using fastp</w:t>
+      </w:r>
     </w:p>
     <w:p>
       <w:pPr>
@@ -17152,17 +16597,8 @@
           <w:sz w:val="32"/>
           <w:szCs w:val="32"/>
         </w:rPr>
-        <w:t xml:space="preserve">Variant Calling using </w:t>
-      </w:r>
-      <w:proofErr w:type="spellStart"/>
-      <w:r>
-        <w:rPr>
-          <w:sz w:val="32"/>
-          <w:szCs w:val="32"/>
-        </w:rPr>
-        <w:t>BCFtools</w:t>
-      </w:r>
-      <w:proofErr w:type="spellEnd"/>
+        <w:t>Variant Calling using BCFtools</w:t>
+      </w:r>
     </w:p>
     <w:p>
       <w:pPr>
@@ -17503,23 +16939,7 @@
           </w:tcPr>
           <w:p>
             <w:r>
-              <w:t xml:space="preserve">Functional annotation and clinical database integration (ANNOVAR, </w:t>
-            </w:r>
-            <w:proofErr w:type="spellStart"/>
-            <w:r>
-              <w:t>ClinVar</w:t>
-            </w:r>
-            <w:proofErr w:type="spellEnd"/>
-            <w:r>
-              <w:t xml:space="preserve">, OMIM, HPO, </w:t>
-            </w:r>
-            <w:proofErr w:type="spellStart"/>
-            <w:r>
-              <w:t>gnomAD</w:t>
-            </w:r>
-            <w:proofErr w:type="spellEnd"/>
-            <w:r>
-              <w:t>)</w:t>
+              <w:t>Functional annotation and clinical database integration (ANNOVAR, ClinVar, OMIM, HPO, gnomAD)</w:t>
             </w:r>
           </w:p>
         </w:tc>
@@ -17701,67 +17121,7 @@
           <w:sz w:val="32"/>
           <w:szCs w:val="32"/>
         </w:rPr>
-        <w:t xml:space="preserve">FastQC, </w:t>
-      </w:r>
-      <w:proofErr w:type="spellStart"/>
-      <w:r>
-        <w:rPr>
-          <w:b/>
-          <w:bCs/>
-          <w:sz w:val="32"/>
-          <w:szCs w:val="32"/>
-        </w:rPr>
-        <w:t>fastp</w:t>
-      </w:r>
-      <w:proofErr w:type="spellEnd"/>
-      <w:r>
-        <w:rPr>
-          <w:b/>
-          <w:bCs/>
-          <w:sz w:val="32"/>
-          <w:szCs w:val="32"/>
-        </w:rPr>
-        <w:t xml:space="preserve">, BWA-MEM, </w:t>
-      </w:r>
-      <w:proofErr w:type="spellStart"/>
-      <w:r>
-        <w:rPr>
-          <w:b/>
-          <w:bCs/>
-          <w:sz w:val="32"/>
-          <w:szCs w:val="32"/>
-        </w:rPr>
-        <w:t>SAMtools</w:t>
-      </w:r>
-      <w:proofErr w:type="spellEnd"/>
-      <w:r>
-        <w:rPr>
-          <w:b/>
-          <w:bCs/>
-          <w:sz w:val="32"/>
-          <w:szCs w:val="32"/>
-        </w:rPr>
-        <w:t xml:space="preserve">, </w:t>
-      </w:r>
-      <w:proofErr w:type="spellStart"/>
-      <w:r>
-        <w:rPr>
-          <w:b/>
-          <w:bCs/>
-          <w:sz w:val="32"/>
-          <w:szCs w:val="32"/>
-        </w:rPr>
-        <w:t>BCFtools</w:t>
-      </w:r>
-      <w:proofErr w:type="spellEnd"/>
-      <w:r>
-        <w:rPr>
-          <w:b/>
-          <w:bCs/>
-          <w:sz w:val="32"/>
-          <w:szCs w:val="32"/>
-        </w:rPr>
-        <w:t>, ANNOVAR,</w:t>
+        <w:t>FastQC, fastp, BWA-MEM, SAMtools, BCFtools, ANNOVAR,</w:t>
       </w:r>
       <w:r>
         <w:rPr>
@@ -17770,7 +17130,6 @@
         </w:rPr>
         <w:t xml:space="preserve"> and clinical databases such as </w:t>
       </w:r>
-      <w:proofErr w:type="spellStart"/>
       <w:r>
         <w:rPr>
           <w:b/>
@@ -17779,17 +17138,7 @@
           <w:szCs w:val="32"/>
         </w:rPr>
         <w:lastRenderedPageBreak/>
-        <w:t>ClinVar</w:t>
-      </w:r>
-      <w:proofErr w:type="spellEnd"/>
-      <w:r>
-        <w:rPr>
-          <w:b/>
-          <w:bCs/>
-          <w:sz w:val="32"/>
-          <w:szCs w:val="32"/>
-        </w:rPr>
-        <w:t>, OMIM, HPO,</w:t>
+        <w:t>ClinVar, OMIM, HPO,</w:t>
       </w:r>
       <w:r>
         <w:rPr>
@@ -17798,7 +17147,6 @@
         </w:rPr>
         <w:t xml:space="preserve"> and </w:t>
       </w:r>
-      <w:proofErr w:type="spellStart"/>
       <w:r>
         <w:rPr>
           <w:b/>
@@ -17808,7 +17156,6 @@
         </w:rPr>
         <w:t>gnomAD</w:t>
       </w:r>
-      <w:proofErr w:type="spellEnd"/>
       <w:r>
         <w:rPr>
           <w:sz w:val="32"/>
@@ -18034,39 +17381,7 @@
           <w:sz w:val="32"/>
           <w:szCs w:val="32"/>
         </w:rPr>
-        <w:t xml:space="preserve">National </w:t>
-      </w:r>
-      <w:proofErr w:type="spellStart"/>
-      <w:r>
-        <w:rPr>
-          <w:sz w:val="32"/>
-          <w:szCs w:val="32"/>
-        </w:rPr>
-        <w:t>Center</w:t>
-      </w:r>
-      <w:proofErr w:type="spellEnd"/>
-      <w:r>
-        <w:rPr>
-          <w:sz w:val="32"/>
-          <w:szCs w:val="32"/>
-        </w:rPr>
-        <w:t xml:space="preserve"> for Biotechnology Information (NCBI). Sequence Read Archive (SRA). </w:t>
-      </w:r>
-      <w:proofErr w:type="spellStart"/>
-      <w:r>
-        <w:rPr>
-          <w:sz w:val="32"/>
-          <w:szCs w:val="32"/>
-        </w:rPr>
-        <w:t>BioProject</w:t>
-      </w:r>
-      <w:proofErr w:type="spellEnd"/>
-      <w:r>
-        <w:rPr>
-          <w:sz w:val="32"/>
-          <w:szCs w:val="32"/>
-        </w:rPr>
-        <w:t xml:space="preserve">: </w:t>
+        <w:t xml:space="preserve">National Center for Biotechnology Information (NCBI). Sequence Read Archive (SRA). BioProject: </w:t>
       </w:r>
       <w:r>
         <w:rPr>
@@ -18176,21 +17491,12 @@
           <w:szCs w:val="32"/>
         </w:rPr>
       </w:pPr>
-      <w:proofErr w:type="spellStart"/>
-      <w:r>
-        <w:rPr>
-          <w:sz w:val="32"/>
-          <w:szCs w:val="32"/>
-        </w:rPr>
-        <w:t>SAMtools</w:t>
-      </w:r>
-      <w:proofErr w:type="spellEnd"/>
-      <w:r>
-        <w:rPr>
-          <w:sz w:val="32"/>
-          <w:szCs w:val="32"/>
-        </w:rPr>
-        <w:t xml:space="preserve"> Documentation.</w:t>
+      <w:r>
+        <w:rPr>
+          <w:sz w:val="32"/>
+          <w:szCs w:val="32"/>
+        </w:rPr>
+        <w:t>SAMtools Documentation.</w:t>
       </w:r>
     </w:p>
     <w:p>
@@ -18205,21 +17511,12 @@
           <w:szCs w:val="32"/>
         </w:rPr>
       </w:pPr>
-      <w:proofErr w:type="spellStart"/>
-      <w:r>
-        <w:rPr>
-          <w:sz w:val="32"/>
-          <w:szCs w:val="32"/>
-        </w:rPr>
-        <w:t>BCFtools</w:t>
-      </w:r>
-      <w:proofErr w:type="spellEnd"/>
-      <w:r>
-        <w:rPr>
-          <w:sz w:val="32"/>
-          <w:szCs w:val="32"/>
-        </w:rPr>
-        <w:t xml:space="preserve"> Documentation.</w:t>
+      <w:r>
+        <w:rPr>
+          <w:sz w:val="32"/>
+          <w:szCs w:val="32"/>
+        </w:rPr>
+        <w:t>BCFtools Documentation.</w:t>
       </w:r>
     </w:p>
     <w:p>
@@ -18295,30 +17592,7 @@
           <w:sz w:val="32"/>
           <w:szCs w:val="32"/>
         </w:rPr>
-        <w:t xml:space="preserve"> </w:t>
-      </w:r>
-      <w:r>
-        <w:rPr>
-          <w:sz w:val="32"/>
-          <w:szCs w:val="32"/>
-        </w:rPr>
-        <w:t></w:t>
-      </w:r>
-      <w:proofErr w:type="spellStart"/>
-      <w:r>
-        <w:rPr>
-          <w:sz w:val="32"/>
-          <w:szCs w:val="32"/>
-        </w:rPr>
-        <w:t>ClinVar</w:t>
-      </w:r>
-      <w:proofErr w:type="spellEnd"/>
-      <w:r>
-        <w:rPr>
-          <w:sz w:val="32"/>
-          <w:szCs w:val="32"/>
-        </w:rPr>
-        <w:t xml:space="preserve"> Database.</w:t>
+        <w:t xml:space="preserve"> ClinVar Database.</w:t>
       </w:r>
     </w:p>
     <w:p>
@@ -18363,23 +17637,7 @@
           <w:sz w:val="32"/>
           <w:szCs w:val="32"/>
         </w:rPr>
-        <w:t>  Genome Aggregation Database (</w:t>
-      </w:r>
-      <w:proofErr w:type="spellStart"/>
-      <w:r>
-        <w:rPr>
-          <w:sz w:val="32"/>
-          <w:szCs w:val="32"/>
-        </w:rPr>
-        <w:t>gnomAD</w:t>
-      </w:r>
-      <w:proofErr w:type="spellEnd"/>
-      <w:r>
-        <w:rPr>
-          <w:sz w:val="32"/>
-          <w:szCs w:val="32"/>
-        </w:rPr>
-        <w:t>).</w:t>
+        <w:t>  Genome Aggregation Database (gnomAD).</w:t>
       </w:r>
     </w:p>
     <w:p>
@@ -18582,15 +17840,7 @@
           <w:sz w:val="32"/>
           <w:szCs w:val="32"/>
         </w:rPr>
-        <w:t>Raw Read FastQC Report (R1)</w:t>
-      </w:r>
-      <w:r>
-        <w:rPr>
-          <w:color w:val="EE0000"/>
-          <w:sz w:val="32"/>
-          <w:szCs w:val="32"/>
-        </w:rPr>
-        <w:t>\</w:t>
+        <w:t>Raw Read FastQC Report (R1)\</w:t>
       </w:r>
     </w:p>
     <w:p>
@@ -19781,11 +19031,6 @@
           <w:noProof/>
         </w:rPr>
         <w:t xml:space="preserve"> </w:t>
-      </w:r>
-      <w:r>
-        <w:rPr>
-          <w:noProof/>
-        </w:rPr>
         <w:drawing>
           <wp:inline distT="0" distB="0" distL="0" distR="0" wp14:anchorId="291DCF31" wp14:editId="4EF97BC7">
             <wp:extent cx="5250730" cy="2554188"/>
@@ -20231,27 +19476,7 @@
           <w:sz w:val="32"/>
           <w:szCs w:val="32"/>
         </w:rPr>
-        <w:t xml:space="preserve">Appendix B: </w:t>
-      </w:r>
-      <w:proofErr w:type="spellStart"/>
-      <w:r>
-        <w:rPr>
-          <w:b/>
-          <w:bCs/>
-          <w:sz w:val="32"/>
-          <w:szCs w:val="32"/>
-        </w:rPr>
-        <w:t>fastp</w:t>
-      </w:r>
-      <w:proofErr w:type="spellEnd"/>
-      <w:r>
-        <w:rPr>
-          <w:b/>
-          <w:bCs/>
-          <w:sz w:val="32"/>
-          <w:szCs w:val="32"/>
-        </w:rPr>
-        <w:t xml:space="preserve"> Quality Report</w:t>
+        <w:t>Appendix B: fastp Quality Report</w:t>
       </w:r>
     </w:p>
     <w:p>
@@ -20418,21 +19643,12 @@
           <w:szCs w:val="32"/>
         </w:rPr>
       </w:pPr>
-      <w:proofErr w:type="spellStart"/>
-      <w:r>
-        <w:rPr>
-          <w:sz w:val="32"/>
-          <w:szCs w:val="32"/>
-        </w:rPr>
-        <w:t>ClinVar</w:t>
-      </w:r>
-      <w:proofErr w:type="spellEnd"/>
-      <w:r>
-        <w:rPr>
-          <w:sz w:val="32"/>
-          <w:szCs w:val="32"/>
-        </w:rPr>
-        <w:t xml:space="preserve"> annotation results</w:t>
+      <w:r>
+        <w:rPr>
+          <w:sz w:val="32"/>
+          <w:szCs w:val="32"/>
+        </w:rPr>
+        <w:t>ClinVar annotation results</w:t>
       </w:r>
     </w:p>
     <w:p>
@@ -20541,7 +19757,6 @@
           <w:szCs w:val="20"/>
         </w:rPr>
       </w:pPr>
-      <w:proofErr w:type="spellStart"/>
       <w:r>
         <w:rPr>
           <w:sz w:val="20"/>
@@ -20549,7 +19764,6 @@
         </w:rPr>
         <w:t>aligned.sam</w:t>
       </w:r>
-      <w:proofErr w:type="spellEnd"/>
     </w:p>
     <w:p>
       <w:pPr>
@@ -20562,7 +19776,6 @@
           <w:szCs w:val="20"/>
         </w:rPr>
       </w:pPr>
-      <w:proofErr w:type="spellStart"/>
       <w:r>
         <w:rPr>
           <w:sz w:val="20"/>
@@ -20570,7 +19783,6 @@
         </w:rPr>
         <w:t>aligned.bam</w:t>
       </w:r>
-      <w:proofErr w:type="spellEnd"/>
     </w:p>
     <w:p>
       <w:pPr>
@@ -20583,7 +19795,6 @@
           <w:szCs w:val="20"/>
         </w:rPr>
       </w:pPr>
-      <w:proofErr w:type="spellStart"/>
       <w:r>
         <w:rPr>
           <w:sz w:val="20"/>
@@ -20591,7 +19802,6 @@
         </w:rPr>
         <w:t>sorted.bam</w:t>
       </w:r>
-      <w:proofErr w:type="spellEnd"/>
     </w:p>
     <w:p>
       <w:pPr>
@@ -20604,7 +19814,6 @@
           <w:szCs w:val="20"/>
         </w:rPr>
       </w:pPr>
-      <w:proofErr w:type="spellStart"/>
       <w:r>
         <w:rPr>
           <w:sz w:val="20"/>
@@ -20612,7 +19821,6 @@
         </w:rPr>
         <w:t>sorted.bam.bai</w:t>
       </w:r>
-      <w:proofErr w:type="spellEnd"/>
     </w:p>
     <w:p>
       <w:pPr>
@@ -20802,16 +20010,7 @@
           <w:sz w:val="32"/>
           <w:szCs w:val="32"/>
         </w:rPr>
-        <w:t xml:space="preserve">Appendix </w:t>
-      </w:r>
-      <w:r>
-        <w:rPr>
-          <w:b/>
-          <w:bCs/>
-          <w:sz w:val="32"/>
-          <w:szCs w:val="32"/>
-        </w:rPr>
-        <w:t>D</w:t>
+        <w:t>Appendix D</w:t>
       </w:r>
       <w:r>
         <w:rPr>
@@ -20985,16 +20184,7 @@
           <w:sz w:val="32"/>
           <w:szCs w:val="32"/>
         </w:rPr>
-        <w:t xml:space="preserve"> </w:t>
-      </w:r>
-      <w:r>
-        <w:rPr>
-          <w:i/>
-          <w:iCs/>
-          <w:sz w:val="32"/>
-          <w:szCs w:val="32"/>
-        </w:rPr>
-        <w:t xml:space="preserve">          </w:t>
+        <w:t xml:space="preserve">           </w:t>
       </w:r>
       <w:r>
         <w:rPr>
@@ -21016,102 +20206,67 @@
           <w:sz w:val="32"/>
           <w:szCs w:val="32"/>
         </w:rPr>
-        <w:t xml:space="preserve">           </w:t>
-      </w:r>
-      <w:r>
-        <w:rPr>
-          <w:sz w:val="32"/>
-          <w:szCs w:val="32"/>
-        </w:rPr>
-        <w:t>Repository Link</w:t>
-      </w:r>
-    </w:p>
-    <w:p>
-      <w:pPr>
-        <w:rPr>
-          <w:sz w:val="32"/>
-          <w:szCs w:val="32"/>
-        </w:rPr>
-      </w:pPr>
-      <w:r>
-        <w:rPr>
-          <w:sz w:val="32"/>
-          <w:szCs w:val="32"/>
-        </w:rPr>
-        <w:t xml:space="preserve">           </w:t>
-      </w:r>
-      <w:r>
-        <w:rPr>
-          <w:sz w:val="32"/>
-          <w:szCs w:val="32"/>
-        </w:rPr>
-        <w:t>README</w:t>
-      </w:r>
-    </w:p>
-    <w:p>
-      <w:pPr>
-        <w:rPr>
-          <w:sz w:val="32"/>
-          <w:szCs w:val="32"/>
-        </w:rPr>
-      </w:pPr>
-      <w:r>
-        <w:rPr>
-          <w:sz w:val="32"/>
-          <w:szCs w:val="32"/>
-        </w:rPr>
-        <w:t xml:space="preserve">           </w:t>
-      </w:r>
-      <w:r>
-        <w:rPr>
-          <w:sz w:val="32"/>
-          <w:szCs w:val="32"/>
-        </w:rPr>
-        <w:t>Commands</w:t>
-      </w:r>
-    </w:p>
-    <w:p>
-      <w:pPr>
-        <w:rPr>
-          <w:sz w:val="32"/>
-          <w:szCs w:val="32"/>
-        </w:rPr>
-      </w:pPr>
-      <w:r>
-        <w:rPr>
-          <w:sz w:val="32"/>
-          <w:szCs w:val="32"/>
-        </w:rPr>
-        <w:t xml:space="preserve">          </w:t>
-      </w:r>
-      <w:r>
-        <w:rPr>
-          <w:sz w:val="32"/>
-          <w:szCs w:val="32"/>
-        </w:rPr>
-        <w:t>Screenshots</w:t>
-      </w:r>
-    </w:p>
-    <w:p>
-      <w:pPr>
-        <w:rPr>
-          <w:sz w:val="32"/>
-          <w:szCs w:val="32"/>
-        </w:rPr>
-      </w:pPr>
-      <w:r>
-        <w:rPr>
-          <w:sz w:val="32"/>
-          <w:szCs w:val="32"/>
-        </w:rPr>
-        <w:t xml:space="preserve">        </w:t>
-      </w:r>
-      <w:r>
-        <w:rPr>
-          <w:sz w:val="32"/>
-          <w:szCs w:val="32"/>
-        </w:rPr>
-        <w:t>Workflow</w:t>
+        <w:t xml:space="preserve">           Repository Link</w:t>
+      </w:r>
+    </w:p>
+    <w:p>
+      <w:pPr>
+        <w:rPr>
+          <w:sz w:val="32"/>
+          <w:szCs w:val="32"/>
+        </w:rPr>
+      </w:pPr>
+      <w:r>
+        <w:rPr>
+          <w:sz w:val="32"/>
+          <w:szCs w:val="32"/>
+        </w:rPr>
+        <w:t xml:space="preserve">           README</w:t>
+      </w:r>
+    </w:p>
+    <w:p>
+      <w:pPr>
+        <w:rPr>
+          <w:sz w:val="32"/>
+          <w:szCs w:val="32"/>
+        </w:rPr>
+      </w:pPr>
+      <w:r>
+        <w:rPr>
+          <w:sz w:val="32"/>
+          <w:szCs w:val="32"/>
+        </w:rPr>
+        <w:t xml:space="preserve">           Commands</w:t>
+      </w:r>
+    </w:p>
+    <w:p>
+      <w:pPr>
+        <w:rPr>
+          <w:sz w:val="32"/>
+          <w:szCs w:val="32"/>
+        </w:rPr>
+      </w:pPr>
+      <w:r>
+        <w:rPr>
+          <w:sz w:val="32"/>
+          <w:szCs w:val="32"/>
+        </w:rPr>
+        <w:t xml:space="preserve">          Screenshots</w:t>
+      </w:r>
+    </w:p>
+    <w:p>
+      <w:pPr>
+        <w:rPr>
+          <w:sz w:val="32"/>
+          <w:szCs w:val="32"/>
+        </w:rPr>
+      </w:pPr>
+      <w:r>
+        <w:rPr>
+          <w:sz w:val="32"/>
+          <w:szCs w:val="32"/>
+        </w:rPr>
+        <w:t xml:space="preserve">        Workflow</w:t>
       </w:r>
     </w:p>
     <w:p>
@@ -21217,23 +20372,7 @@
           <w:sz w:val="32"/>
           <w:szCs w:val="32"/>
         </w:rPr>
-        <w:t xml:space="preserve">Key analysis screenshots (FastQC, BWA-MEM, ANNOVAR, </w:t>
-      </w:r>
-      <w:proofErr w:type="spellStart"/>
-      <w:r>
-        <w:rPr>
-          <w:sz w:val="32"/>
-          <w:szCs w:val="32"/>
-        </w:rPr>
-        <w:t>ClinVar</w:t>
-      </w:r>
-      <w:proofErr w:type="spellEnd"/>
-      <w:r>
-        <w:rPr>
-          <w:sz w:val="32"/>
-          <w:szCs w:val="32"/>
-        </w:rPr>
-        <w:t>, IGV)</w:t>
+        <w:t>Key analysis screenshots (FastQC, BWA-MEM, ANNOVAR, ClinVar, IGV)</w:t>
       </w:r>
     </w:p>
     <w:p>
@@ -21442,7 +20581,7 @@
                 </mc:Choice>
                 <mc:Fallback>
                   <w:pict>
-                    <v:oval w14:anchorId="7AE2A852" id="Oval 2" o:spid="_x0000_s1030" style="position:absolute;margin-left:0;margin-top:0;width:49.35pt;height:49.35pt;z-index:251659264;visibility:visible;mso-wrap-style:square;mso-width-percent:0;mso-height-percent:0;mso-wrap-distance-left:9pt;mso-wrap-distance-top:0;mso-wrap-distance-right:9pt;mso-wrap-distance-bottom:0;mso-position-horizontal:center;mso-position-horizontal-relative:margin;mso-position-vertical:center;mso-position-vertical-relative:bottom-margin-area;mso-width-percent:0;mso-height-percent:0;mso-width-relative:page;mso-height-relative:page;v-text-anchor:middle" o:gfxdata="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" fillcolor="#40618b" stroked="f">
+                    <v:oval w14:anchorId="7AE2A852" id="Oval 2" o:spid="_x0000_s1030" style="position:absolute;margin-left:0;margin-top:0;width:49.35pt;height:49.35pt;z-index:251659264;visibility:visible;mso-wrap-style:square;mso-width-percent:0;mso-height-percent:0;mso-wrap-distance-left:9pt;mso-wrap-distance-top:0;mso-wrap-distance-right:9pt;mso-wrap-distance-bottom:0;mso-position-horizontal:center;mso-position-horizontal-relative:margin;mso-position-vertical:center;mso-position-vertical-relative:bottom-margin-area;mso-width-percent:0;mso-height-percent:0;mso-width-relative:page;mso-height-relative:page;v-text-anchor:middle" o:gfxdata="UEsDBBQABgAIAAAAIQC2gziS/gAAAOEBAAATAAAAW0NvbnRlbnRfVHlwZXNdLnhtbJSRQU7DMBBF 90jcwfIWJU67QAgl6YK0S0CoHGBkTxKLZGx5TGhvj5O2G0SRWNoz/78nu9wcxkFMGNg6quQqL6RA 0s5Y6ir5vt9lD1JwBDIwOMJKHpHlpr69KfdHjyxSmriSfYz+USnWPY7AufNIadK6MEJMx9ApD/oD OlTrorhX2lFEilmcO2RdNtjC5xDF9pCuTyYBB5bi6bQ4syoJ3g9WQ0ymaiLzg5KdCXlKLjvcW893 SUOqXwnz5DrgnHtJTxOsQfEKIT7DmDSUCaxw7Rqn8787ZsmRM9e2VmPeBN4uqYvTtW7jvijg9N/y JsXecLq0q+WD6m8AAAD//wMAUEsDBBQABgAIAAAAIQA4/SH/1gAAAJQBAAALAAAAX3JlbHMvLnJl bHOkkMFqwzAMhu+DvYPRfXGawxijTi+j0GvpHsDYimMaW0Yy2fr2M4PBMnrbUb/Q94l/f/hMi1qR JVI2sOt6UJgd+ZiDgffL8ekFlFSbvV0oo4EbChzGx4f9GRdb25HMsYhqlCwG5lrLq9biZkxWOiqY 22YiTra2kYMu1l1tQD30/bPm3wwYN0x18gb45AdQl1tp5j/sFB2T0FQ7R0nTNEV3j6o9feQzro1i OWA14Fm+Q8a1a8+Bvu/d/dMb2JY5uiPbhG/ktn4cqGU/er3pcvwCAAD//wMAUEsDBBQABgAIAAAA IQAqbwJm8QEAAMsDAAAOAAAAZHJzL2Uyb0RvYy54bWysU11v0zAUfUfiP1h+p2mqrhtR02l0GkIa DGnwAxzHSSwcX3PtNim/nmsn6yp4Q7xYvh8+956Tk+3t2Bt2VOg12JLniyVnykqotW1L/v3bw7sb znwQthYGrCr5SXl+u3v7Zju4Qq2gA1MrZARifTG4knchuCLLvOxUL/wCnLJUbAB7ESjENqtRDITe m2y1XG6yAbB2CFJ5T9n7qch3Cb9plAxPTeNVYKbktFtIJ6azime224qiReE6Lec1xD9s0QttaegZ 6l4EwQ6o/4LqtUTw0ISFhD6DptFSJQ7EJl/+wea5E04lLiSOd2eZ/P+DlV+Oz+4rxtW9ewT5wzML +07YVt0hwtApUdO4PAqVDc4X5wcx8PSUVcNnqOnTikOApMHYYB8BiR0bk9Sns9RqDExScrPaXK+v OJNUmu9xgiheHjv04aOCnsVLyZUx2vkohijE8dGHqfulK+0PRtcP2pgUYFvtDbKjoA+/Xm7ymw+J AtG8bDM2NluIzybEmElEI7doI1+EsRqZrmcVYqaC+kTMESY/kf/p0gH+4mwgL5Xc/zwIVJyZT5bU e5+v19F8KVhfXa8owMtKdVkRVhJUyWVAzqZgHybLHhzqtqNZeRLCwh1p3ugkxuteMwFyTFJ0dne0 5GWcul7/wd1vAAAA//8DAFBLAwQUAAYACAAAACEAhXP/QtoAAAADAQAADwAAAGRycy9kb3ducmV2 LnhtbEyPQU/DMAyF70j7D5EncUEsASG2laYTQ9qNIbGhcc0a01YkTtekW/fvMXCAi5+sZ733OV8M 3okjdrEJpOFmokAglcE2VGl4266uZyBiMmSNC4QazhhhUYwucpPZcKJXPG5SJTiEYmY01Cm1mZSx rNGbOAktEnsfofMm8dpV0nbmxOHeyVul7qU3DXFDbVp8qrH83PReg3Pr+Dw/XL0c+tVyudut1fnu XWl9OR4eH0AkHNLfMXzjMzoUzLQPPdkonAZ+JP1M9uazKYj9r8oil//Ziy8AAAD//wMAUEsBAi0A FAAGAAgAAAAhALaDOJL+AAAA4QEAABMAAAAAAAAAAAAAAAAAAAAAAFtDb250ZW50X1R5cGVzXS54 bWxQSwECLQAUAAYACAAAACEAOP0h/9YAAACUAQAACwAAAAAAAAAAAAAAAAAvAQAAX3JlbHMvLnJl bHNQSwECLQAUAAYACAAAACEAKm8CZvEBAADLAwAADgAAAAAAAAAAAAAAAAAuAgAAZHJzL2Uyb0Rv Yy54bWxQSwECLQAUAAYACAAAACEAhXP/QtoAAAADAQAADwAAAAAAAAAAAAAAAABLBAAAZHJzL2Rv d25yZXYueG1sUEsFBgAAAAAEAAQA8wAAAFIFAAAAAA== " fillcolor="#40618b" stroked="f">
                       <v:textbox>
                         <w:txbxContent>
                           <w:p>
@@ -21728,14 +20867,14 @@
             </mc:Choice>
             <mc:Fallback>
               <w:pict>
-                <v:group w14:anchorId="588BBE0B" id="Group 1" o:spid="_x0000_s1026" style="width:43.2pt;height:18.7pt;mso-position-horizontal-relative:char;mso-position-vertical-relative:line" coordorigin="614,660" coordsize="864,374" o:gfxdata="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">
-                  <v:roundrect id="AutoShape 42" o:spid="_x0000_s1027" style="position:absolute;left:859;top:415;width:374;height:864;rotation:-90;visibility:visible;mso-wrap-style:square;v-text-anchor:top" arcsize="10923f" o:gfxdata="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" strokecolor="#e4be84"/>
-                  <v:roundrect id="AutoShape 43" o:spid="_x0000_s1028" style="position:absolute;left:898;top:451;width:296;height:792;rotation:-90;visibility:visible;mso-wrap-style:square;v-text-anchor:top" arcsize="10923f" o:gfxdata="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" fillcolor="#e4be84" strokecolor="#e4be84"/>
+                <v:group w14:anchorId="588BBE0B" id="Group 1" o:spid="_x0000_s1026" style="width:43.2pt;height:18.7pt;mso-position-horizontal-relative:char;mso-position-vertical-relative:line" coordorigin="614,660" coordsize="864,374" o:gfxdata="UEsDBBQABgAIAAAAIQC2gziS/gAAAOEBAAATAAAAW0NvbnRlbnRfVHlwZXNdLnhtbJSRQU7DMBBF 90jcwfIWJU67QAgl6YK0S0CoHGBkTxKLZGx5TGhvj5O2G0SRWNoz/78nu9wcxkFMGNg6quQqL6RA 0s5Y6ir5vt9lD1JwBDIwOMJKHpHlpr69KfdHjyxSmriSfYz+USnWPY7AufNIadK6MEJMx9ApD/oD OlTrorhX2lFEilmcO2RdNtjC5xDF9pCuTyYBB5bi6bQ4syoJ3g9WQ0ymaiLzg5KdCXlKLjvcW893 SUOqXwnz5DrgnHtJTxOsQfEKIT7DmDSUCaxw7Rqn8787ZsmRM9e2VmPeBN4uqYvTtW7jvijg9N/y JsXecLq0q+WD6m8AAAD//wMAUEsDBBQABgAIAAAAIQA4/SH/1gAAAJQBAAALAAAAX3JlbHMvLnJl bHOkkMFqwzAMhu+DvYPRfXGawxijTi+j0GvpHsDYimMaW0Yy2fr2M4PBMnrbUb/Q94l/f/hMi1qR JVI2sOt6UJgd+ZiDgffL8ekFlFSbvV0oo4EbChzGx4f9GRdb25HMsYhqlCwG5lrLq9biZkxWOiqY 22YiTra2kYMu1l1tQD30/bPm3wwYN0x18gb45AdQl1tp5j/sFB2T0FQ7R0nTNEV3j6o9feQzro1i OWA14Fm+Q8a1a8+Bvu/d/dMb2JY5uiPbhG/ktn4cqGU/er3pcvwCAAD//wMAUEsDBBQABgAIAAAA IQBtDmeOSgMAAL0KAAAOAAAAZHJzL2Uyb0RvYy54bWzsVm1vmzAQ/j5p/8Hy95ZADAFUUvUlrSZ1 W7V2P8AB87KBzWwnpPv1OxuShrbTtK6q+mFRhGzOd7577vGDj443TY3WTKpK8AS7hxOMGE9FVvEi wV9vLw5CjJSmPKO14CzBd0zh4/n7d0ddGzNPlKLOmEQQhKu4axNcat3GjqPSkjVUHYqWcTDmQjZU w1QWTiZpB9Gb2vEmk8DphMxaKVKmFLw97414buPnOUv15zxXTKM6wZCbtk9pn0vzdOZHNC4kbcsq HdKgz8iioRWHTXehzqmmaCWrR6GaKpVCiVwfpqJxRJ5XKbM1QDXu5EE1l1KsWltLEXdFu4MJoH2A 07PDpp/Wl7K9aa9lnz0Mr0T6XQEuTtcW8b7dzIt+MVp2H0UG/aQrLWzhm1w2JgSUhDYW37sdvmyj UQovfRIGBLqQgsmbzkg04J+W0CTjFbgEIzAGwc6yGHzBs3cEP9M1h8b9ljbNIS3TduCRuodK/RtU NyVtme2AMlBcS1RlQPNgFnmEwB8jThuA4QRgsGsR8Ux2Jg1Yv8VV9aAiLs5Kygt2IqXoSkYzSM+1 1YwczERBS55GGUkBND7wycT8LPgD6KEfWfiI6/fE3gJvMLOoGxT3waNxK5W+ZKJBZpBgYBzPvsCx sXHp+kppS4xsKJRm3zDKmxoOyZrWyA2CYDZEHBZDY7YxjacSdZVdVHVtJ7JYntUSgWuCL+xvcB4t qznqEhz5nm+zGNnUfogFOV2E24pGy2wdUCmNDcwLntmxplXdjyHLmluO91D3LVuK7A5gtwADT0HX AJJSyJ8YdaARCVY/VlQyjOoPHFoXucTQWdsJ8WceTOS+ZblvoTyFUAnWGPXDM90L0aqVVVHCTq4t lwvDprzSplGGCn1WwwTI/Vosn07IbGob/JjlU9O3EWmh1a/E8gi+KSASxLdHh8ZblntR0LMcTueb YfnvKfqf5W+B5WEQhWRKXG8r5beGTqdig0DdxxxHegPvt8f0RdluhGoQ8dkUUgF6z9zA7H9P78Co u/10huEf6D3SbyMjY03mwgiyDW5EkMa7F0/Lot4sNwMUf6mQO3XcKSMMelWEwQsqor0FwB3J1jrc 58wlbH9uFfT+1jn/BQAA//8DAFBLAwQUAAYACAAAACEA1/+zf9wAAAADAQAADwAAAGRycy9kb3du cmV2LnhtbEyPQWvCQBCF74X+h2UKvdVNqrWSZiMibU8iVAvibcyOSTA7G7JrEv+9q5f2MvB4j/e+ SeeDqUVHrassK4hHEQji3OqKCwW/26+XGQjnkTXWlknBhRzMs8eHFBNte/6hbuMLEUrYJaig9L5J pHR5SQbdyDbEwTva1qAPsi2kbrEP5aaWr1E0lQYrDgslNrQsKT9tzkbBd4/9Yhx/dqvTcXnZb9/W u1VMSj0/DYsPEJ4G/xeGG35AhywwHeyZtRO1gvCIv9/gzaYTEAcF4/cJyCyV/9mzKwAAAP//AwBQ SwECLQAUAAYACAAAACEAtoM4kv4AAADhAQAAEwAAAAAAAAAAAAAAAAAAAAAAW0NvbnRlbnRfVHlw ZXNdLnhtbFBLAQItABQABgAIAAAAIQA4/SH/1gAAAJQBAAALAAAAAAAAAAAAAAAAAC8BAABfcmVs cy8ucmVsc1BLAQItABQABgAIAAAAIQBtDmeOSgMAAL0KAAAOAAAAAAAAAAAAAAAAAC4CAABkcnMv ZTJvRG9jLnhtbFBLAQItABQABgAIAAAAIQDX/7N/3AAAAAMBAAAPAAAAAAAAAAAAAAAAAKQFAABk cnMvZG93bnJldi54bWxQSwUGAAAAAAQABADzAAAArQYAAAAA ">
+                  <v:roundrect id="AutoShape 42" o:spid="_x0000_s1027" style="position:absolute;left:859;top:415;width:374;height:864;rotation:-90;visibility:visible;mso-wrap-style:square;v-text-anchor:top" arcsize="10923f" o:gfxdata="UEsDBBQABgAIAAAAIQDb4fbL7gAAAIUBAAATAAAAW0NvbnRlbnRfVHlwZXNdLnhtbHyQz07DMAyH 70i8Q+QralM4IITa7kDhCAiNB7ASt43WOlEcyvb2pNu4IODoPz9/n1xv9vOkForiPDdwXVagiI23 jocG3rdPxR0oScgWJ8/UwIEENu3lRb09BBKV0ywNjCmFe63FjDSjlD4Q50nv44wpl3HQAc0OB9I3 VXWrjedEnIq03oC27qjHjympx31un0wiTQLq4bS4shrAECZnMGVTvbD9QSnOhDInjzsyuiBXWQP0 r4R18jfgnHvJr4nOknrFmJ5xzhraRtHWf3Kkpfz/yGo5S+H73hkquyhdjr3R8m2lj09svwAAAP// AwBQSwMEFAAGAAgAAAAhAFr0LFu/AAAAFQEAAAsAAABfcmVscy8ucmVsc2zPwWrDMAwG4Ptg72B0 X5TuUMaI01uh19I+gLGVxCy2jGSy9e1nemrHjpL4P0nD4SetZiPRyNnCruvBUPYcYp4tXC/Htw8w Wl0ObuVMFm6kcBhfX4Yzra62kC6xqGlKVgtLreUTUf1CyWnHhXKbTCzJ1VbKjMX5LzcTvvf9HuXR gPHJNKdgQU5hB+ZyK23zHztFL6w81c5zQp6m6P9TMfB3PtPWFCczVQtB9N4U2rp2HOA44NMz4y8A AAD//wMAUEsDBBQABgAIAAAAIQDeVcqPygAAAOMAAAAPAAAAZHJzL2Rvd25yZXYueG1sRE/BasJA EL0L/sMyQi+iG4NYTV1FhEAPgpj20OOQnSbB7GzIrkn0612hUHiXmTfvvXnb/WBq0VHrKssKFvMI BHFudcWFgu+vdLYG4TyyxtoyKbiTg/1uPNpiom3PF+oyX4hgwi5BBaX3TSKly0sy6Oa2IQ7cr20N +jC2hdQt9sHc1DKOopU0WHFIKLGhY0n5NbsZBTq+r+X0nNaPaXrubj8+O/VpptTbZDh8gPA0+P/j P/WnDu+v3jfxchkAr05hAXL3BAAA//8DAFBLAQItABQABgAIAAAAIQDb4fbL7gAAAIUBAAATAAAA AAAAAAAAAAAAAAAAAABbQ29udGVudF9UeXBlc10ueG1sUEsBAi0AFAAGAAgAAAAhAFr0LFu/AAAA FQEAAAsAAAAAAAAAAAAAAAAAHwEAAF9yZWxzLy5yZWxzUEsBAi0AFAAGAAgAAAAhAN5Vyo/KAAAA 4wAAAA8AAAAAAAAAAAAAAAAABwIAAGRycy9kb3ducmV2LnhtbFBLBQYAAAAAAwADALcAAAD+AgAA AAA= " strokecolor="#e4be84"/>
+                  <v:roundrect id="AutoShape 43" o:spid="_x0000_s1028" style="position:absolute;left:898;top:451;width:296;height:792;rotation:-90;visibility:visible;mso-wrap-style:square;v-text-anchor:top" arcsize="10923f" o:gfxdata="UEsDBBQABgAIAAAAIQDb4fbL7gAAAIUBAAATAAAAW0NvbnRlbnRfVHlwZXNdLnhtbHyQz07DMAyH 70i8Q+QralM4IITa7kDhCAiNB7ASt43WOlEcyvb2pNu4IODoPz9/n1xv9vOkForiPDdwXVagiI23 jocG3rdPxR0oScgWJ8/UwIEENu3lRb09BBKV0ywNjCmFe63FjDSjlD4Q50nv44wpl3HQAc0OB9I3 VXWrjedEnIq03oC27qjHjympx31un0wiTQLq4bS4shrAECZnMGVTvbD9QSnOhDInjzsyuiBXWQP0 r4R18jfgnHvJr4nOknrFmJ5xzhraRtHWf3Kkpfz/yGo5S+H73hkquyhdjr3R8m2lj09svwAAAP// AwBQSwMEFAAGAAgAAAAhAFr0LFu/AAAAFQEAAAsAAABfcmVscy8ucmVsc2zPwWrDMAwG4Ptg72B0 X5TuUMaI01uh19I+gLGVxCy2jGSy9e1nemrHjpL4P0nD4SetZiPRyNnCruvBUPYcYp4tXC/Htw8w Wl0ObuVMFm6kcBhfX4Yzra62kC6xqGlKVgtLreUTUf1CyWnHhXKbTCzJ1VbKjMX5LzcTvvf9HuXR gPHJNKdgQU5hB+ZyK23zHztFL6w81c5zQp6m6P9TMfB3PtPWFCczVQtB9N4U2rp2HOA44NMz4y8A AAD//wMAUEsDBBQABgAIAAAAIQDBxCUCyAAAAOMAAAAPAAAAZHJzL2Rvd25yZXYueG1sRE9fS8Mw EH8X/A7hBF/EJXPaSl02xkDwTTZF+ng2t6baXEoSt7pPvwwEH+/3/+bL0fViTyF2njVMJwoEceNN x62G97fn20cQMSEb7D2Thl+KsFxcXsyxMv7AG9pvUytyCMcKNdiUhkrK2FhyGCd+IM7czgeHKZ+h lSbgIYe7Xt4pVUiHHecGiwOtLTXf2x+n4bWW9fqh/iw3KxWOu+nHkW7sl9bXV+PqCUSiMf2L/9wv Js+fqftyVhRFCeefMgBycQIAAP//AwBQSwECLQAUAAYACAAAACEA2+H2y+4AAACFAQAAEwAAAAAA AAAAAAAAAAAAAAAAW0NvbnRlbnRfVHlwZXNdLnhtbFBLAQItABQABgAIAAAAIQBa9CxbvwAAABUB AAALAAAAAAAAAAAAAAAAAB8BAABfcmVscy8ucmVsc1BLAQItABQABgAIAAAAIQDBxCUCyAAAAOMA AAAPAAAAAAAAAAAAAAAAAAcCAABkcnMvZG93bnJldi54bWxQSwUGAAAAAAMAAwC3AAAA/AIAAAAA " fillcolor="#e4be84" strokecolor="#e4be84"/>
                   <v:shapetype id="_x0000_t202" coordsize="21600,21600" o:spt="202" path="m,l,21600r21600,l21600,xe">
                     <v:stroke joinstyle="miter"/>
                     <v:path gradientshapeok="t" o:connecttype="rect"/>
                   </v:shapetype>
-                  <v:shape id="Text Box 44" o:spid="_x0000_s1029" type="#_x0000_t202" style="position:absolute;left:732;top:716;width:659;height:288;visibility:visible;mso-wrap-style:square;v-text-anchor:top" o:gfxdata="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" filled="f" stroked="f">
+                  <v:shape id="Text Box 44" o:spid="_x0000_s1029" type="#_x0000_t202" style="position:absolute;left:732;top:716;width:659;height:288;visibility:visible;mso-wrap-style:square;v-text-anchor:top" o:gfxdata="UEsDBBQABgAIAAAAIQDb4fbL7gAAAIUBAAATAAAAW0NvbnRlbnRfVHlwZXNdLnhtbHyQz07DMAyH 70i8Q+QralM4IITa7kDhCAiNB7ASt43WOlEcyvb2pNu4IODoPz9/n1xv9vOkForiPDdwXVagiI23 jocG3rdPxR0oScgWJ8/UwIEENu3lRb09BBKV0ywNjCmFe63FjDSjlD4Q50nv44wpl3HQAc0OB9I3 VXWrjedEnIq03oC27qjHjympx31un0wiTQLq4bS4shrAECZnMGVTvbD9QSnOhDInjzsyuiBXWQP0 r4R18jfgnHvJr4nOknrFmJ5xzhraRtHWf3Kkpfz/yGo5S+H73hkquyhdjr3R8m2lj09svwAAAP// AwBQSwMEFAAGAAgAAAAhAFr0LFu/AAAAFQEAAAsAAABfcmVscy8ucmVsc2zPwWrDMAwG4Ptg72B0 X5TuUMaI01uh19I+gLGVxCy2jGSy9e1nemrHjpL4P0nD4SetZiPRyNnCruvBUPYcYp4tXC/Htw8w Wl0ObuVMFm6kcBhfX4Yzra62kC6xqGlKVgtLreUTUf1CyWnHhXKbTCzJ1VbKjMX5LzcTvvf9HuXR gPHJNKdgQU5hB+ZyK23zHztFL6w81c5zQp6m6P9TMfB3PtPWFCczVQtB9N4U2rp2HOA44NMz4y8A AAD//wMAUEsDBBQABgAIAAAAIQAff+FRywAAAOIAAAAPAAAAZHJzL2Rvd25yZXYueG1sRI9Ba8JA FITvhf6H5RV6qxuthBhdRUoLBaE0xoPHZ/aZLGbfptmtxn/fLQgeh5n5hlmsBtuKM/XeOFYwHiUg iCunDdcKduXHSwbCB2SNrWNScCUPq+XjwwJz7S5c0HkbahEh7HNU0ITQ5VL6qiGLfuQ64ugdXW8x RNnXUvd4iXDbykmSpNKi4bjQYEdvDVWn7a9VsN5z8W5+vg7fxbEwZTlLeJOelHp+GtZzEIGGcA/f 2p9aQZbOsunrdDyB/0vxDsjlHwAAAP//AwBQSwECLQAUAAYACAAAACEA2+H2y+4AAACFAQAAEwAA AAAAAAAAAAAAAAAAAAAAW0NvbnRlbnRfVHlwZXNdLnhtbFBLAQItABQABgAIAAAAIQBa9CxbvwAA ABUBAAALAAAAAAAAAAAAAAAAAB8BAABfcmVscy8ucmVsc1BLAQItABQABgAIAAAAIQAff+FRywAA AOIAAAAPAAAAAAAAAAAAAAAAAAcCAABkcnMvZG93bnJldi54bWxQSwUGAAAAAAMAAwC3AAAA/wIA AAAA " filled="f" stroked="f">
                     <v:textbox inset="0,0,0,0">
                       <w:txbxContent>
                         <w:p>
